--- a/液压伺服系统-建模、辨识与控制_中文译本.docx
+++ b/液压伺服系统-建模、辨识与控制_中文译本.docx
@@ -6208,6 +6208,8466 @@
           <w:rFonts w:ascii="Times New Roman" w:hAnsi="Times New Roman" w:eastAsia="宋体"/>
         </w:rPr>
         <w:t>例如，Dutton 和 Groves（1996）提出了一种带简单极点配置算法的自适应控制器；Kugi 等（1999）推导并成功应用了一种基于输入-输出线性化、并结合主动偏心补偿技术的非线性控制器。此外，Pedersen（1999）为某些重型中厚板轧机至今仍用于控制辊缝的特殊液压系统（伺服阀与油缸和润滑脂缸的组合）设计了一种基于反馈线性化的位置控制器。</w:t>
+      </w:r>
+    </w:p>
+    <w:p>
+      <w:pPr>
+        <w:pStyle w:val="Heading1"/>
+        <w:pageBreakBefore/>
+      </w:pPr>
+      <w:r>
+        <w:rPr>
+          <w:rFonts w:ascii="Arial" w:hAnsi="Arial" w:eastAsia="黑体"/>
+          <w:b/>
+          <w:color w:val="000000"/>
+          <w:sz w:val="30"/>
+        </w:rPr>
+        <w:t>第 3 章　液压物理基础</w:t>
+      </w:r>
+      <w:r>
+        <w:t xml:space="preserve">  </w:t>
+      </w:r>
+      <w:r>
+        <w:rPr>
+          <w:rFonts w:ascii="Arial" w:hAnsi="Arial" w:eastAsia="黑体"/>
+          <w:b w:val="0"/>
+          <w:color w:val="555555"/>
+          <w:sz w:val="21"/>
+        </w:rPr>
+        <w:t>CHAPTER 3  PHYSICAL FUNDAMENTALS OF HYDRAULICS</w:t>
+      </w:r>
+    </w:p>
+    <w:p>
+      <w:pPr>
+        <w:spacing w:after="80"/>
+        <w:ind w:firstLine="480"/>
+      </w:pPr>
+      <w:r>
+        <w:rPr>
+          <w:rFonts w:ascii="Times New Roman" w:hAnsi="Times New Roman" w:eastAsia="宋体"/>
+        </w:rPr>
+        <w:t>本章的目的是定义液压油的某些物理性质，并讨论流体运动的基本定律与方程、流动的类型，以及流体通过节流孔和阀的流动。应当指出，本章无意给出液压（或流体力学）中流体运动的完整理论基础；它毋宁是总结后续各章将要用到的那些方程与概念。要了解更多细节与信息，读者可参阅贯穿全章给出的相应文献。</w:t>
+      </w:r>
+    </w:p>
+    <w:p>
+      <w:pPr>
+        <w:spacing w:after="80"/>
+        <w:ind w:firstLine="480"/>
+      </w:pPr>
+      <w:r>
+        <w:rPr>
+          <w:rFonts w:ascii="Times New Roman" w:hAnsi="Times New Roman" w:eastAsia="宋体"/>
+        </w:rPr>
+        <w:t>本章的写作在很大程度上受到 Merritt（1967）标准教材中关于流体通过节流孔和阀的详尽讨论，以及较近期 Beater（1999）出色工作的影响。关于本章材料的分析与讨论，也可见于如 Findeisen 与 Findeisen（1994）以及 Will 等人（1999）的近期工作。</w:t>
+      </w:r>
+    </w:p>
+    <w:p>
+      <w:pPr>
+        <w:pStyle w:val="Heading2"/>
+      </w:pPr>
+      <w:r>
+        <w:rPr>
+          <w:rFonts w:ascii="Arial" w:hAnsi="Arial" w:eastAsia="黑体"/>
+          <w:b/>
+          <w:color w:val="000000"/>
+          <w:sz w:val="27"/>
+        </w:rPr>
+        <w:t>3.1　流体的物理性质</w:t>
+      </w:r>
+      <w:r>
+        <w:t xml:space="preserve">  </w:t>
+      </w:r>
+      <w:r>
+        <w:rPr>
+          <w:rFonts w:ascii="Arial" w:hAnsi="Arial" w:eastAsia="黑体"/>
+          <w:b w:val="0"/>
+          <w:color w:val="555555"/>
+          <w:sz w:val="20"/>
+        </w:rPr>
+        <w:t>Physical Properties of Fluids</w:t>
+      </w:r>
+    </w:p>
+    <w:p>
+      <w:pPr>
+        <w:spacing w:after="80"/>
+        <w:ind w:firstLine="480"/>
+      </w:pPr>
+      <w:r>
+        <w:rPr>
+          <w:rFonts w:ascii="Times New Roman" w:hAnsi="Times New Roman" w:eastAsia="宋体"/>
+        </w:rPr>
+        <w:t>流体（液体和气体）是没有自身固定形状的物体；它们能够流动，即在力的作用下可以发生很大的形状变化；作用力越弱，形状变化越缓慢（Lencastre, 1987）。</w:t>
+      </w:r>
+    </w:p>
+    <w:p>
+      <w:pPr>
+        <w:spacing w:after="80"/>
+        <w:ind w:firstLine="480"/>
+      </w:pPr>
+      <w:r>
+        <w:rPr>
+          <w:rFonts w:ascii="Times New Roman" w:hAnsi="Times New Roman" w:eastAsia="宋体"/>
+        </w:rPr>
+        <w:t>作用在流体表面微元上的法向应力称为压力（pressure）。在给定点处，它在各个方向上都相同。压力可按下式计算：</w:t>
+      </w:r>
+    </w:p>
+    <w:p>
+      <w:pPr>
+        <w:spacing w:before="60" w:after="60"/>
+        <w:jc w:val="center"/>
+      </w:pPr>
+      <w:r>
+        <w:drawing>
+          <wp:inline xmlns:a="http://schemas.openxmlformats.org/drawingml/2006/main" xmlns:pic="http://schemas.openxmlformats.org/drawingml/2006/picture">
+            <wp:extent cx="4402836" cy="329184"/>
+            <wp:docPr id="17" name="Picture 1"/>
+            <wp:cNvGraphicFramePr>
+              <a:graphicFrameLocks noChangeAspect="1"/>
+            </wp:cNvGraphicFramePr>
+            <a:graphic>
+              <a:graphicData uri="http://schemas.openxmlformats.org/drawingml/2006/picture">
+                <pic:pic>
+                  <pic:nvPicPr>
+                    <pic:cNvPr id="17" name="eq_3.1.png"/>
+                    <pic:cNvPicPr/>
+                  </pic:nvPicPr>
+                  <pic:blipFill>
+                    <a:blip r:embed="rId25"/>
+                    <a:stretch>
+                      <a:fillRect/>
+                    </a:stretch>
+                  </pic:blipFill>
+                  <pic:spPr>
+                    <a:xfrm>
+                      <a:off x="0" y="0"/>
+                      <a:ext cx="4402836" cy="329184"/>
+                    </a:xfrm>
+                    <a:prstGeom prst="rect"/>
+                  </pic:spPr>
+                </pic:pic>
+              </a:graphicData>
+            </a:graphic>
+          </wp:inline>
+        </w:drawing>
+      </w:r>
+    </w:p>
+    <w:p>
+      <w:pPr>
+        <w:spacing w:after="80"/>
+      </w:pPr>
+      <w:r>
+        <w:rPr>
+          <w:rFonts w:ascii="Times New Roman" w:hAnsi="Times New Roman" w:eastAsia="宋体"/>
+        </w:rPr>
+        <w:t>因此其量纲为单位面积上的力（N/m²）。</w:t>
+      </w:r>
+    </w:p>
+    <w:p>
+      <w:pPr>
+        <w:pStyle w:val="Heading3"/>
+      </w:pPr>
+      <w:r>
+        <w:rPr>
+          <w:rFonts w:ascii="Arial" w:hAnsi="Arial" w:eastAsia="黑体"/>
+          <w:b/>
+          <w:color w:val="000000"/>
+          <w:sz w:val="24"/>
+        </w:rPr>
+        <w:t>3.1.1　黏度及相关量</w:t>
+      </w:r>
+      <w:r>
+        <w:t xml:space="preserve">  </w:t>
+      </w:r>
+      <w:r>
+        <w:rPr>
+          <w:rFonts w:ascii="Arial" w:hAnsi="Arial" w:eastAsia="黑体"/>
+          <w:b w:val="0"/>
+          <w:color w:val="555555"/>
+          <w:sz w:val="19"/>
+        </w:rPr>
+        <w:t>Viscosity and Related Quantities</w:t>
+      </w:r>
+    </w:p>
+    <w:p>
+      <w:pPr>
+        <w:spacing w:after="80"/>
+        <w:ind w:firstLine="480"/>
+      </w:pPr>
+      <w:r>
+        <w:rPr>
+          <w:rFonts w:ascii="Times New Roman" w:hAnsi="Times New Roman" w:eastAsia="宋体"/>
+        </w:rPr>
+        <w:t>动力黏度系数（dynamic viscosity）η 是表征运动液体中存在切向力的参数。设有相距 dy 的两块平板（或两层流体）以相对速度 dvx 运动（见图 3.1），则会产生剪应力（shear stress）：</w:t>
+      </w:r>
+    </w:p>
+    <w:p>
+      <w:pPr>
+        <w:spacing w:before="60" w:after="60"/>
+        <w:jc w:val="center"/>
+      </w:pPr>
+      <w:r>
+        <w:drawing>
+          <wp:inline xmlns:a="http://schemas.openxmlformats.org/drawingml/2006/main" xmlns:pic="http://schemas.openxmlformats.org/drawingml/2006/picture">
+            <wp:extent cx="4402836" cy="361188"/>
+            <wp:docPr id="18" name="Picture 2"/>
+            <wp:cNvGraphicFramePr>
+              <a:graphicFrameLocks noChangeAspect="1"/>
+            </wp:cNvGraphicFramePr>
+            <a:graphic>
+              <a:graphicData uri="http://schemas.openxmlformats.org/drawingml/2006/picture">
+                <pic:pic>
+                  <pic:nvPicPr>
+                    <pic:cNvPr id="18" name="eq_3.2.png"/>
+                    <pic:cNvPicPr/>
+                  </pic:nvPicPr>
+                  <pic:blipFill>
+                    <a:blip r:embed="rId26"/>
+                    <a:stretch>
+                      <a:fillRect/>
+                    </a:stretch>
+                  </pic:blipFill>
+                  <pic:spPr>
+                    <a:xfrm>
+                      <a:off x="0" y="0"/>
+                      <a:ext cx="4402836" cy="361188"/>
+                    </a:xfrm>
+                    <a:prstGeom prst="rect"/>
+                  </pic:spPr>
+                </pic:pic>
+              </a:graphicData>
+            </a:graphic>
+          </wp:inline>
+        </w:drawing>
+      </w:r>
+    </w:p>
+    <w:p>
+      <w:pPr>
+        <w:spacing w:after="80"/>
+      </w:pPr>
+      <w:r>
+        <w:rPr>
+          <w:rFonts w:ascii="Times New Roman" w:hAnsi="Times New Roman" w:eastAsia="宋体"/>
+        </w:rPr>
+        <w:t>其中 η 是比例系数，称为动力黏度。</w:t>
+      </w:r>
+    </w:p>
+    <w:p>
+      <w:pPr>
+        <w:spacing w:before="120"/>
+        <w:jc w:val="center"/>
+      </w:pPr>
+      <w:r>
+        <w:drawing>
+          <wp:inline xmlns:a="http://schemas.openxmlformats.org/drawingml/2006/main" xmlns:pic="http://schemas.openxmlformats.org/drawingml/2006/picture">
+            <wp:extent cx="3420000" cy="984271"/>
+            <wp:docPr id="19" name="Picture 3"/>
+            <wp:cNvGraphicFramePr>
+              <a:graphicFrameLocks noChangeAspect="1"/>
+            </wp:cNvGraphicFramePr>
+            <a:graphic>
+              <a:graphicData uri="http://schemas.openxmlformats.org/drawingml/2006/picture">
+                <pic:pic>
+                  <pic:nvPicPr>
+                    <pic:cNvPr id="19" name="fig_3.1.png"/>
+                    <pic:cNvPicPr/>
+                  </pic:nvPicPr>
+                  <pic:blipFill>
+                    <a:blip r:embed="rId27"/>
+                    <a:stretch>
+                      <a:fillRect/>
+                    </a:stretch>
+                  </pic:blipFill>
+                  <pic:spPr>
+                    <a:xfrm>
+                      <a:off x="0" y="0"/>
+                      <a:ext cx="3420000" cy="984271"/>
+                    </a:xfrm>
+                    <a:prstGeom prst="rect"/>
+                  </pic:spPr>
+                </pic:pic>
+              </a:graphicData>
+            </a:graphic>
+          </wp:inline>
+        </w:drawing>
+      </w:r>
+    </w:p>
+    <w:p>
+      <w:pPr>
+        <w:spacing w:after="200"/>
+        <w:jc w:val="center"/>
+      </w:pPr>
+      <w:r>
+        <w:rPr>
+          <w:rFonts w:ascii="Times New Roman" w:hAnsi="Times New Roman" w:eastAsia="宋体"/>
+          <w:b/>
+          <w:sz w:val="21"/>
+        </w:rPr>
+        <w:t>图 3.1　库埃特流动；剪应力的定义</w:t>
+      </w:r>
+      <w:r>
+        <w:rPr>
+          <w:rFonts w:ascii="Times New Roman" w:hAnsi="Times New Roman" w:eastAsia="宋体"/>
+          <w:i/>
+          <w:color w:val="666666"/>
+          <w:sz w:val="18"/>
+        </w:rPr>
+        <w:br/>
+        <w:t>(Figure 3.1. Couette flow; definition of shear stress)</w:t>
+      </w:r>
+    </w:p>
+    <w:p>
+      <w:pPr>
+        <w:spacing w:after="80"/>
+        <w:ind w:firstLine="480"/>
+      </w:pPr>
+      <w:r>
+        <w:rPr>
+          <w:rFonts w:ascii="Times New Roman" w:hAnsi="Times New Roman" w:eastAsia="宋体"/>
+        </w:rPr>
+        <w:t>运动黏度系数（kinematic viscosity）ν 是动力黏度与流体密度之比，即：</w:t>
+      </w:r>
+    </w:p>
+    <w:p>
+      <w:pPr>
+        <w:spacing w:before="60" w:after="60"/>
+        <w:jc w:val="center"/>
+      </w:pPr>
+      <w:r>
+        <w:drawing>
+          <wp:inline xmlns:a="http://schemas.openxmlformats.org/drawingml/2006/main" xmlns:pic="http://schemas.openxmlformats.org/drawingml/2006/picture">
+            <wp:extent cx="4402836" cy="361188"/>
+            <wp:docPr id="20" name="Picture 4"/>
+            <wp:cNvGraphicFramePr>
+              <a:graphicFrameLocks noChangeAspect="1"/>
+            </wp:cNvGraphicFramePr>
+            <a:graphic>
+              <a:graphicData uri="http://schemas.openxmlformats.org/drawingml/2006/picture">
+                <pic:pic>
+                  <pic:nvPicPr>
+                    <pic:cNvPr id="20" name="eq_3.3.png"/>
+                    <pic:cNvPicPr/>
+                  </pic:nvPicPr>
+                  <pic:blipFill>
+                    <a:blip r:embed="rId28"/>
+                    <a:stretch>
+                      <a:fillRect/>
+                    </a:stretch>
+                  </pic:blipFill>
+                  <pic:spPr>
+                    <a:xfrm>
+                      <a:off x="0" y="0"/>
+                      <a:ext cx="4402836" cy="361188"/>
+                    </a:xfrm>
+                    <a:prstGeom prst="rect"/>
+                  </pic:spPr>
+                </pic:pic>
+              </a:graphicData>
+            </a:graphic>
+          </wp:inline>
+        </w:drawing>
+      </w:r>
+    </w:p>
+    <w:p>
+      <w:pPr>
+        <w:spacing w:after="80"/>
+        <w:ind w:firstLine="480"/>
+      </w:pPr>
+      <w:r>
+        <w:rPr>
+          <w:rFonts w:ascii="Times New Roman" w:hAnsi="Times New Roman" w:eastAsia="宋体"/>
+        </w:rPr>
+        <w:t>液体的动力黏度随温度有相当大的变化：</w:t>
+      </w:r>
+    </w:p>
+    <w:p>
+      <w:pPr>
+        <w:spacing w:before="60" w:after="60"/>
+        <w:jc w:val="center"/>
+      </w:pPr>
+      <w:r>
+        <w:drawing>
+          <wp:inline xmlns:a="http://schemas.openxmlformats.org/drawingml/2006/main" xmlns:pic="http://schemas.openxmlformats.org/drawingml/2006/picture">
+            <wp:extent cx="4402836" cy="205740"/>
+            <wp:docPr id="21" name="Picture 5"/>
+            <wp:cNvGraphicFramePr>
+              <a:graphicFrameLocks noChangeAspect="1"/>
+            </wp:cNvGraphicFramePr>
+            <a:graphic>
+              <a:graphicData uri="http://schemas.openxmlformats.org/drawingml/2006/picture">
+                <pic:pic>
+                  <pic:nvPicPr>
+                    <pic:cNvPr id="21" name="eq_3.4.png"/>
+                    <pic:cNvPicPr/>
+                  </pic:nvPicPr>
+                  <pic:blipFill>
+                    <a:blip r:embed="rId29"/>
+                    <a:stretch>
+                      <a:fillRect/>
+                    </a:stretch>
+                  </pic:blipFill>
+                  <pic:spPr>
+                    <a:xfrm>
+                      <a:off x="0" y="0"/>
+                      <a:ext cx="4402836" cy="205740"/>
+                    </a:xfrm>
+                    <a:prstGeom prst="rect"/>
+                  </pic:spPr>
+                </pic:pic>
+              </a:graphicData>
+            </a:graphic>
+          </wp:inline>
+        </w:drawing>
+      </w:r>
+    </w:p>
+    <w:p>
+      <w:pPr>
+        <w:spacing w:after="80"/>
+      </w:pPr>
+      <w:r>
+        <w:rPr>
+          <w:rFonts w:ascii="Times New Roman" w:hAnsi="Times New Roman" w:eastAsia="宋体"/>
+        </w:rPr>
+        <w:t>式中 η0 是参考温度 θ0 下的动力黏度。黏度-温度系数 λ1 应针对所考虑的流体由实验确定。对矿物油而言，它介于 0.036 与 0.057 K⁻¹ 之间（Ivantysyn and Ivantysynova, 1993）。</w:t>
+      </w:r>
+    </w:p>
+    <w:p>
+      <w:pPr>
+        <w:spacing w:after="80"/>
+        <w:ind w:firstLine="480"/>
+      </w:pPr>
+      <w:r>
+        <w:rPr>
+          <w:rFonts w:ascii="Times New Roman" w:hAnsi="Times New Roman" w:eastAsia="宋体"/>
+        </w:rPr>
+        <w:t>压力的影响由下式给出：</w:t>
+      </w:r>
+    </w:p>
+    <w:p>
+      <w:pPr>
+        <w:spacing w:before="60" w:after="60"/>
+        <w:jc w:val="center"/>
+      </w:pPr>
+      <w:r>
+        <w:drawing>
+          <wp:inline xmlns:a="http://schemas.openxmlformats.org/drawingml/2006/main" xmlns:pic="http://schemas.openxmlformats.org/drawingml/2006/picture">
+            <wp:extent cx="4402836" cy="187452"/>
+            <wp:docPr id="22" name="Picture 6"/>
+            <wp:cNvGraphicFramePr>
+              <a:graphicFrameLocks noChangeAspect="1"/>
+            </wp:cNvGraphicFramePr>
+            <a:graphic>
+              <a:graphicData uri="http://schemas.openxmlformats.org/drawingml/2006/picture">
+                <pic:pic>
+                  <pic:nvPicPr>
+                    <pic:cNvPr id="22" name="eq_3.5.png"/>
+                    <pic:cNvPicPr/>
+                  </pic:nvPicPr>
+                  <pic:blipFill>
+                    <a:blip r:embed="rId30"/>
+                    <a:stretch>
+                      <a:fillRect/>
+                    </a:stretch>
+                  </pic:blipFill>
+                  <pic:spPr>
+                    <a:xfrm>
+                      <a:off x="0" y="0"/>
+                      <a:ext cx="4402836" cy="187452"/>
+                    </a:xfrm>
+                    <a:prstGeom prst="rect"/>
+                  </pic:spPr>
+                </pic:pic>
+              </a:graphicData>
+            </a:graphic>
+          </wp:inline>
+        </w:drawing>
+      </w:r>
+    </w:p>
+    <w:p>
+      <w:pPr>
+        <w:spacing w:after="80"/>
+      </w:pPr>
+      <w:r>
+        <w:rPr>
+          <w:rFonts w:ascii="Times New Roman" w:hAnsi="Times New Roman" w:eastAsia="宋体"/>
+        </w:rPr>
+        <w:t>式中 α 是依赖于温度的黏度-压力系数；矿物油 HLP 32 的取值见表 3.1。对 HFC 液与 HFD 液，可分别取 α = 0.35 Pa⁻¹ 和 α = 2.2 Pa⁻¹（Ivantysyn and Ivantysynova, 1993）。压力对黏度的影响在实践中并不那么重要。</w:t>
+      </w:r>
+    </w:p>
+    <w:p>
+      <w:pPr>
+        <w:spacing w:before="80" w:after="0"/>
+      </w:pPr>
+      <w:r>
+        <w:rPr>
+          <w:rFonts w:ascii="Times New Roman" w:hAnsi="Times New Roman" w:eastAsia="宋体"/>
+          <w:b/>
+        </w:rPr>
+        <w:t>表 3.1　矿物油 HLP 32 的黏度-压力系数（Ivantysyn and Ivantysynova, 1993）</w:t>
+      </w:r>
+    </w:p>
+    <w:tbl>
+      <w:tblPr>
+        <w:tblStyle w:val="TableGrid"/>
+        <w:tblW w:type="auto" w:w="0"/>
+        <w:jc w:val="center"/>
+        <w:tblLook w:firstColumn="1" w:firstRow="1" w:lastColumn="0" w:lastRow="0" w:noHBand="0" w:noVBand="1" w:val="04A0"/>
+      </w:tblPr>
+      <w:tblGrid>
+        <w:gridCol w:w="2296"/>
+        <w:gridCol w:w="2296"/>
+        <w:gridCol w:w="2296"/>
+        <w:gridCol w:w="2296"/>
+      </w:tblGrid>
+      <w:tr>
+        <w:tc>
+          <w:tcPr>
+            <w:tcW w:type="dxa" w:w="1701"/>
+            <w:shd w:val="clear" w:fill="D9E2F3"/>
+          </w:tcPr>
+          <w:p>
+            <w:pPr>
+              <w:jc w:val="center"/>
+            </w:pPr>
+            <w:r>
+              <w:rPr>
+                <w:rFonts w:ascii="Times New Roman" w:hAnsi="Times New Roman" w:eastAsia="宋体"/>
+                <w:b/>
+                <w:sz w:val="21"/>
+              </w:rPr>
+              <w:t>θ [°C]</w:t>
+            </w:r>
+          </w:p>
+        </w:tc>
+        <w:tc>
+          <w:tcPr>
+            <w:tcW w:type="dxa" w:w="2268"/>
+            <w:shd w:val="clear" w:fill="D9E2F3"/>
+          </w:tcPr>
+          <w:p>
+            <w:pPr>
+              <w:jc w:val="center"/>
+            </w:pPr>
+            <w:r>
+              <w:rPr>
+                <w:rFonts w:ascii="Times New Roman" w:hAnsi="Times New Roman" w:eastAsia="宋体"/>
+                <w:b/>
+                <w:sz w:val="21"/>
+              </w:rPr>
+              <w:t>α [10⁻² Pa⁻¹]</w:t>
+            </w:r>
+          </w:p>
+        </w:tc>
+        <w:tc>
+          <w:tcPr>
+            <w:tcW w:type="dxa" w:w="1701"/>
+            <w:shd w:val="clear" w:fill="D9E2F3"/>
+          </w:tcPr>
+          <w:p>
+            <w:pPr>
+              <w:jc w:val="center"/>
+            </w:pPr>
+            <w:r>
+              <w:rPr>
+                <w:rFonts w:ascii="Times New Roman" w:hAnsi="Times New Roman" w:eastAsia="宋体"/>
+                <w:b/>
+                <w:sz w:val="21"/>
+              </w:rPr>
+              <w:t>θ [°C]</w:t>
+            </w:r>
+          </w:p>
+        </w:tc>
+        <w:tc>
+          <w:tcPr>
+            <w:tcW w:type="dxa" w:w="2268"/>
+            <w:shd w:val="clear" w:fill="D9E2F3"/>
+          </w:tcPr>
+          <w:p>
+            <w:pPr>
+              <w:jc w:val="center"/>
+            </w:pPr>
+            <w:r>
+              <w:rPr>
+                <w:rFonts w:ascii="Times New Roman" w:hAnsi="Times New Roman" w:eastAsia="宋体"/>
+                <w:b/>
+                <w:sz w:val="21"/>
+              </w:rPr>
+              <w:t>α [10⁻² Pa⁻¹]</w:t>
+            </w:r>
+          </w:p>
+        </w:tc>
+      </w:tr>
+      <w:tr>
+        <w:tc>
+          <w:tcPr>
+            <w:tcW w:type="dxa" w:w="1701"/>
+          </w:tcPr>
+          <w:p>
+            <w:r>
+              <w:rPr>
+                <w:rFonts w:ascii="Times New Roman" w:hAnsi="Times New Roman" w:eastAsia="宋体"/>
+                <w:sz w:val="20"/>
+              </w:rPr>
+              <w:t>0</w:t>
+            </w:r>
+          </w:p>
+        </w:tc>
+        <w:tc>
+          <w:tcPr>
+            <w:tcW w:type="dxa" w:w="2268"/>
+          </w:tcPr>
+          <w:p>
+            <w:r>
+              <w:rPr>
+                <w:rFonts w:ascii="Times New Roman" w:hAnsi="Times New Roman" w:eastAsia="宋体"/>
+                <w:sz w:val="20"/>
+              </w:rPr>
+              <w:t>3.268</w:t>
+            </w:r>
+          </w:p>
+        </w:tc>
+        <w:tc>
+          <w:tcPr>
+            <w:tcW w:type="dxa" w:w="1701"/>
+          </w:tcPr>
+          <w:p>
+            <w:r>
+              <w:rPr>
+                <w:rFonts w:ascii="Times New Roman" w:hAnsi="Times New Roman" w:eastAsia="宋体"/>
+                <w:sz w:val="20"/>
+              </w:rPr>
+              <w:t>60</w:t>
+            </w:r>
+          </w:p>
+        </w:tc>
+        <w:tc>
+          <w:tcPr>
+            <w:tcW w:type="dxa" w:w="2268"/>
+          </w:tcPr>
+          <w:p>
+            <w:r>
+              <w:rPr>
+                <w:rFonts w:ascii="Times New Roman" w:hAnsi="Times New Roman" w:eastAsia="宋体"/>
+                <w:sz w:val="20"/>
+              </w:rPr>
+              <w:t>1.770</w:t>
+            </w:r>
+          </w:p>
+        </w:tc>
+      </w:tr>
+      <w:tr>
+        <w:tc>
+          <w:tcPr>
+            <w:tcW w:type="dxa" w:w="1701"/>
+          </w:tcPr>
+          <w:p>
+            <w:r>
+              <w:rPr>
+                <w:rFonts w:ascii="Times New Roman" w:hAnsi="Times New Roman" w:eastAsia="宋体"/>
+                <w:sz w:val="20"/>
+              </w:rPr>
+              <w:t>10</w:t>
+            </w:r>
+          </w:p>
+        </w:tc>
+        <w:tc>
+          <w:tcPr>
+            <w:tcW w:type="dxa" w:w="2268"/>
+          </w:tcPr>
+          <w:p>
+            <w:r>
+              <w:rPr>
+                <w:rFonts w:ascii="Times New Roman" w:hAnsi="Times New Roman" w:eastAsia="宋体"/>
+                <w:sz w:val="20"/>
+              </w:rPr>
+              <w:t>2.900</w:t>
+            </w:r>
+          </w:p>
+        </w:tc>
+        <w:tc>
+          <w:tcPr>
+            <w:tcW w:type="dxa" w:w="1701"/>
+          </w:tcPr>
+          <w:p>
+            <w:r>
+              <w:rPr>
+                <w:rFonts w:ascii="Times New Roman" w:hAnsi="Times New Roman" w:eastAsia="宋体"/>
+                <w:sz w:val="20"/>
+              </w:rPr>
+              <w:t>70</w:t>
+            </w:r>
+          </w:p>
+        </w:tc>
+        <w:tc>
+          <w:tcPr>
+            <w:tcW w:type="dxa" w:w="2268"/>
+          </w:tcPr>
+          <w:p>
+            <w:r>
+              <w:rPr>
+                <w:rFonts w:ascii="Times New Roman" w:hAnsi="Times New Roman" w:eastAsia="宋体"/>
+                <w:sz w:val="20"/>
+              </w:rPr>
+              <w:t>1.626</w:t>
+            </w:r>
+          </w:p>
+        </w:tc>
+      </w:tr>
+      <w:tr>
+        <w:tc>
+          <w:tcPr>
+            <w:tcW w:type="dxa" w:w="1701"/>
+          </w:tcPr>
+          <w:p>
+            <w:r>
+              <w:rPr>
+                <w:rFonts w:ascii="Times New Roman" w:hAnsi="Times New Roman" w:eastAsia="宋体"/>
+                <w:sz w:val="20"/>
+              </w:rPr>
+              <w:t>20</w:t>
+            </w:r>
+          </w:p>
+        </w:tc>
+        <w:tc>
+          <w:tcPr>
+            <w:tcW w:type="dxa" w:w="2268"/>
+          </w:tcPr>
+          <w:p>
+            <w:r>
+              <w:rPr>
+                <w:rFonts w:ascii="Times New Roman" w:hAnsi="Times New Roman" w:eastAsia="宋体"/>
+                <w:sz w:val="20"/>
+              </w:rPr>
+              <w:t>2.595</w:t>
+            </w:r>
+          </w:p>
+        </w:tc>
+        <w:tc>
+          <w:tcPr>
+            <w:tcW w:type="dxa" w:w="1701"/>
+          </w:tcPr>
+          <w:p>
+            <w:r>
+              <w:rPr>
+                <w:rFonts w:ascii="Times New Roman" w:hAnsi="Times New Roman" w:eastAsia="宋体"/>
+                <w:sz w:val="20"/>
+              </w:rPr>
+              <w:t>80</w:t>
+            </w:r>
+          </w:p>
+        </w:tc>
+        <w:tc>
+          <w:tcPr>
+            <w:tcW w:type="dxa" w:w="2268"/>
+          </w:tcPr>
+          <w:p>
+            <w:r>
+              <w:rPr>
+                <w:rFonts w:ascii="Times New Roman" w:hAnsi="Times New Roman" w:eastAsia="宋体"/>
+                <w:sz w:val="20"/>
+              </w:rPr>
+              <w:t>1.499</w:t>
+            </w:r>
+          </w:p>
+        </w:tc>
+      </w:tr>
+      <w:tr>
+        <w:tc>
+          <w:tcPr>
+            <w:tcW w:type="dxa" w:w="1701"/>
+          </w:tcPr>
+          <w:p>
+            <w:r>
+              <w:rPr>
+                <w:rFonts w:ascii="Times New Roman" w:hAnsi="Times New Roman" w:eastAsia="宋体"/>
+                <w:sz w:val="20"/>
+              </w:rPr>
+              <w:t>30</w:t>
+            </w:r>
+          </w:p>
+        </w:tc>
+        <w:tc>
+          <w:tcPr>
+            <w:tcW w:type="dxa" w:w="2268"/>
+          </w:tcPr>
+          <w:p>
+            <w:r>
+              <w:rPr>
+                <w:rFonts w:ascii="Times New Roman" w:hAnsi="Times New Roman" w:eastAsia="宋体"/>
+                <w:sz w:val="20"/>
+              </w:rPr>
+              <w:t>2.339</w:t>
+            </w:r>
+          </w:p>
+        </w:tc>
+        <w:tc>
+          <w:tcPr>
+            <w:tcW w:type="dxa" w:w="1701"/>
+          </w:tcPr>
+          <w:p>
+            <w:r>
+              <w:rPr>
+                <w:rFonts w:ascii="Times New Roman" w:hAnsi="Times New Roman" w:eastAsia="宋体"/>
+                <w:sz w:val="20"/>
+              </w:rPr>
+              <w:t>90</w:t>
+            </w:r>
+          </w:p>
+        </w:tc>
+        <w:tc>
+          <w:tcPr>
+            <w:tcW w:type="dxa" w:w="2268"/>
+          </w:tcPr>
+          <w:p>
+            <w:r>
+              <w:rPr>
+                <w:rFonts w:ascii="Times New Roman" w:hAnsi="Times New Roman" w:eastAsia="宋体"/>
+                <w:sz w:val="20"/>
+              </w:rPr>
+              <w:t>1.385</w:t>
+            </w:r>
+          </w:p>
+        </w:tc>
+      </w:tr>
+      <w:tr>
+        <w:tc>
+          <w:tcPr>
+            <w:tcW w:type="dxa" w:w="1701"/>
+          </w:tcPr>
+          <w:p>
+            <w:r>
+              <w:rPr>
+                <w:rFonts w:ascii="Times New Roman" w:hAnsi="Times New Roman" w:eastAsia="宋体"/>
+                <w:sz w:val="20"/>
+              </w:rPr>
+              <w:t>40</w:t>
+            </w:r>
+          </w:p>
+        </w:tc>
+        <w:tc>
+          <w:tcPr>
+            <w:tcW w:type="dxa" w:w="2268"/>
+          </w:tcPr>
+          <w:p>
+            <w:r>
+              <w:rPr>
+                <w:rFonts w:ascii="Times New Roman" w:hAnsi="Times New Roman" w:eastAsia="宋体"/>
+                <w:sz w:val="20"/>
+              </w:rPr>
+              <w:t>2.121</w:t>
+            </w:r>
+          </w:p>
+        </w:tc>
+        <w:tc>
+          <w:tcPr>
+            <w:tcW w:type="dxa" w:w="1701"/>
+          </w:tcPr>
+          <w:p>
+            <w:r>
+              <w:rPr>
+                <w:rFonts w:ascii="Times New Roman" w:hAnsi="Times New Roman" w:eastAsia="宋体"/>
+                <w:sz w:val="20"/>
+              </w:rPr>
+              <w:t>100</w:t>
+            </w:r>
+          </w:p>
+        </w:tc>
+        <w:tc>
+          <w:tcPr>
+            <w:tcW w:type="dxa" w:w="2268"/>
+          </w:tcPr>
+          <w:p>
+            <w:r>
+              <w:rPr>
+                <w:rFonts w:ascii="Times New Roman" w:hAnsi="Times New Roman" w:eastAsia="宋体"/>
+                <w:sz w:val="20"/>
+              </w:rPr>
+              <w:t>1.283</w:t>
+            </w:r>
+          </w:p>
+        </w:tc>
+      </w:tr>
+      <w:tr>
+        <w:tc>
+          <w:tcPr>
+            <w:tcW w:type="dxa" w:w="1701"/>
+          </w:tcPr>
+          <w:p>
+            <w:r>
+              <w:rPr>
+                <w:rFonts w:ascii="Times New Roman" w:hAnsi="Times New Roman" w:eastAsia="宋体"/>
+                <w:sz w:val="20"/>
+              </w:rPr>
+              <w:t>50</w:t>
+            </w:r>
+          </w:p>
+        </w:tc>
+        <w:tc>
+          <w:tcPr>
+            <w:tcW w:type="dxa" w:w="2268"/>
+          </w:tcPr>
+          <w:p>
+            <w:r>
+              <w:rPr>
+                <w:rFonts w:ascii="Times New Roman" w:hAnsi="Times New Roman" w:eastAsia="宋体"/>
+                <w:sz w:val="20"/>
+              </w:rPr>
+              <w:t>1.933</w:t>
+            </w:r>
+          </w:p>
+        </w:tc>
+        <w:tc>
+          <w:tcPr>
+            <w:tcW w:type="dxa" w:w="1701"/>
+          </w:tcPr>
+          <w:p>
+            <w:r>
+              <w:rPr>
+                <w:rFonts w:ascii="Times New Roman" w:hAnsi="Times New Roman" w:eastAsia="宋体"/>
+                <w:sz w:val="20"/>
+              </w:rPr>
+            </w:r>
+          </w:p>
+        </w:tc>
+        <w:tc>
+          <w:tcPr>
+            <w:tcW w:type="dxa" w:w="2268"/>
+          </w:tcPr>
+          <w:p>
+            <w:r>
+              <w:rPr>
+                <w:rFonts w:ascii="Times New Roman" w:hAnsi="Times New Roman" w:eastAsia="宋体"/>
+                <w:sz w:val="20"/>
+              </w:rPr>
+            </w:r>
+          </w:p>
+        </w:tc>
+      </w:tr>
+    </w:tbl>
+    <w:p>
+      <w:pPr>
+        <w:spacing w:after="40"/>
+      </w:pPr>
+    </w:p>
+    <w:p>
+      <w:pPr>
+        <w:pStyle w:val="Heading3"/>
+      </w:pPr>
+      <w:r>
+        <w:rPr>
+          <w:rFonts w:ascii="Arial" w:hAnsi="Arial" w:eastAsia="黑体"/>
+          <w:b/>
+          <w:color w:val="000000"/>
+          <w:sz w:val="24"/>
+        </w:rPr>
+        <w:t>3.1.2　质量密度、体积模量及相关量</w:t>
+      </w:r>
+      <w:r>
+        <w:t xml:space="preserve">  </w:t>
+      </w:r>
+      <w:r>
+        <w:rPr>
+          <w:rFonts w:ascii="Arial" w:hAnsi="Arial" w:eastAsia="黑体"/>
+          <w:b w:val="0"/>
+          <w:color w:val="555555"/>
+          <w:sz w:val="19"/>
+        </w:rPr>
+        <w:t>Mass Density, Bulk Modulus and Related Quantities</w:t>
+      </w:r>
+    </w:p>
+    <w:p>
+      <w:pPr>
+        <w:spacing w:after="80"/>
+        <w:ind w:firstLine="480"/>
+      </w:pPr>
+      <w:r>
+        <w:rPr>
+          <w:rFonts w:ascii="Times New Roman" w:hAnsi="Times New Roman" w:eastAsia="宋体"/>
+        </w:rPr>
+        <w:t>质量密度（mass density）ρ，或简称密度，是单位体积内所含的质量：</w:t>
+      </w:r>
+    </w:p>
+    <w:p>
+      <w:pPr>
+        <w:spacing w:before="60" w:after="60"/>
+        <w:jc w:val="center"/>
+      </w:pPr>
+      <w:r>
+        <w:drawing>
+          <wp:inline xmlns:a="http://schemas.openxmlformats.org/drawingml/2006/main" xmlns:pic="http://schemas.openxmlformats.org/drawingml/2006/picture">
+            <wp:extent cx="4416552" cy="329184"/>
+            <wp:docPr id="23" name="Picture 7"/>
+            <wp:cNvGraphicFramePr>
+              <a:graphicFrameLocks noChangeAspect="1"/>
+            </wp:cNvGraphicFramePr>
+            <a:graphic>
+              <a:graphicData uri="http://schemas.openxmlformats.org/drawingml/2006/picture">
+                <pic:pic>
+                  <pic:nvPicPr>
+                    <pic:cNvPr id="23" name="eq_3.6.png"/>
+                    <pic:cNvPicPr/>
+                  </pic:nvPicPr>
+                  <pic:blipFill>
+                    <a:blip r:embed="rId31"/>
+                    <a:stretch>
+                      <a:fillRect/>
+                    </a:stretch>
+                  </pic:blipFill>
+                  <pic:spPr>
+                    <a:xfrm>
+                      <a:off x="0" y="0"/>
+                      <a:ext cx="4416552" cy="329184"/>
+                    </a:xfrm>
+                    <a:prstGeom prst="rect"/>
+                  </pic:spPr>
+                </pic:pic>
+              </a:graphicData>
+            </a:graphic>
+          </wp:inline>
+        </w:drawing>
+      </w:r>
+    </w:p>
+    <w:p>
+      <w:pPr>
+        <w:spacing w:after="80"/>
+      </w:pPr>
+      <w:r>
+        <w:rPr>
+          <w:rFonts w:ascii="Times New Roman" w:hAnsi="Times New Roman" w:eastAsia="宋体"/>
+        </w:rPr>
+        <w:t>液压油的密度通常介于 0.85 与 0.91 kg/dm³ 之间。实际上，液压油的密度是压力和温度的函数，即 ρ = ρ(p, θ)。可用二元泰勒级数的前三项作近似（Merritt, 1967）：</w:t>
+      </w:r>
+    </w:p>
+    <w:p>
+      <w:pPr>
+        <w:spacing w:before="60" w:after="60"/>
+        <w:jc w:val="center"/>
+      </w:pPr>
+      <w:r>
+        <w:drawing>
+          <wp:inline xmlns:a="http://schemas.openxmlformats.org/drawingml/2006/main" xmlns:pic="http://schemas.openxmlformats.org/drawingml/2006/picture">
+            <wp:extent cx="4416552" cy="809244"/>
+            <wp:docPr id="24" name="Picture 8"/>
+            <wp:cNvGraphicFramePr>
+              <a:graphicFrameLocks noChangeAspect="1"/>
+            </wp:cNvGraphicFramePr>
+            <a:graphic>
+              <a:graphicData uri="http://schemas.openxmlformats.org/drawingml/2006/picture">
+                <pic:pic>
+                  <pic:nvPicPr>
+                    <pic:cNvPr id="24" name="eq_3.7.png"/>
+                    <pic:cNvPicPr/>
+                  </pic:nvPicPr>
+                  <pic:blipFill>
+                    <a:blip r:embed="rId32"/>
+                    <a:stretch>
+                      <a:fillRect/>
+                    </a:stretch>
+                  </pic:blipFill>
+                  <pic:spPr>
+                    <a:xfrm>
+                      <a:off x="0" y="0"/>
+                      <a:ext cx="4416552" cy="809244"/>
+                    </a:xfrm>
+                    <a:prstGeom prst="rect"/>
+                  </pic:spPr>
+                </pic:pic>
+              </a:graphicData>
+            </a:graphic>
+          </wp:inline>
+        </w:drawing>
+      </w:r>
+    </w:p>
+    <w:p>
+      <w:pPr>
+        <w:spacing w:after="80"/>
+      </w:pPr>
+      <w:r>
+        <w:rPr>
+          <w:rFonts w:ascii="Times New Roman" w:hAnsi="Times New Roman" w:eastAsia="宋体"/>
+        </w:rPr>
+        <w:t>式中 ρ、p、θ 分别为流体在初始值 ρ0、p0、θ0 附近的质量密度、压力和温度。式 3.7 是流体的线性化状态方程。在液压现象中，通常假设温度恒定，从而把线性化状态方程 3.7 简化为简单形式（Merritt, 1967）：</w:t>
+      </w:r>
+    </w:p>
+    <w:p>
+      <w:pPr>
+        <w:spacing w:before="60" w:after="60"/>
+        <w:jc w:val="center"/>
+      </w:pPr>
+      <w:r>
+        <w:drawing>
+          <wp:inline xmlns:a="http://schemas.openxmlformats.org/drawingml/2006/main" xmlns:pic="http://schemas.openxmlformats.org/drawingml/2006/picture">
+            <wp:extent cx="4416552" cy="310896"/>
+            <wp:docPr id="25" name="Picture 9"/>
+            <wp:cNvGraphicFramePr>
+              <a:graphicFrameLocks noChangeAspect="1"/>
+            </wp:cNvGraphicFramePr>
+            <a:graphic>
+              <a:graphicData uri="http://schemas.openxmlformats.org/drawingml/2006/picture">
+                <pic:pic>
+                  <pic:nvPicPr>
+                    <pic:cNvPr id="25" name="eq_3.8.png"/>
+                    <pic:cNvPicPr/>
+                  </pic:nvPicPr>
+                  <pic:blipFill>
+                    <a:blip r:embed="rId33"/>
+                    <a:stretch>
+                      <a:fillRect/>
+                    </a:stretch>
+                  </pic:blipFill>
+                  <pic:spPr>
+                    <a:xfrm>
+                      <a:off x="0" y="0"/>
+                      <a:ext cx="4416552" cy="310896"/>
+                    </a:xfrm>
+                    <a:prstGeom prst="rect"/>
+                  </pic:spPr>
+                </pic:pic>
+              </a:graphicData>
+            </a:graphic>
+          </wp:inline>
+        </w:drawing>
+      </w:r>
+    </w:p>
+    <w:p>
+      <w:pPr>
+        <w:spacing w:after="80"/>
+      </w:pPr>
+      <w:r>
+        <w:rPr>
+          <w:rFonts w:ascii="Times New Roman" w:hAnsi="Times New Roman" w:eastAsia="宋体"/>
+        </w:rPr>
+        <w:t>式中 ρi 是零压力下的质量密度。下述量</w:t>
+      </w:r>
+    </w:p>
+    <w:p>
+      <w:pPr>
+        <w:spacing w:before="60" w:after="60"/>
+        <w:jc w:val="center"/>
+      </w:pPr>
+      <w:r>
+        <w:drawing>
+          <wp:inline xmlns:a="http://schemas.openxmlformats.org/drawingml/2006/main" xmlns:pic="http://schemas.openxmlformats.org/drawingml/2006/picture">
+            <wp:extent cx="4416552" cy="411480"/>
+            <wp:docPr id="26" name="Picture 10"/>
+            <wp:cNvGraphicFramePr>
+              <a:graphicFrameLocks noChangeAspect="1"/>
+            </wp:cNvGraphicFramePr>
+            <a:graphic>
+              <a:graphicData uri="http://schemas.openxmlformats.org/drawingml/2006/picture">
+                <pic:pic>
+                  <pic:nvPicPr>
+                    <pic:cNvPr id="26" name="eq_3.9.png"/>
+                    <pic:cNvPicPr/>
+                  </pic:nvPicPr>
+                  <pic:blipFill>
+                    <a:blip r:embed="rId34"/>
+                    <a:stretch>
+                      <a:fillRect/>
+                    </a:stretch>
+                  </pic:blipFill>
+                  <pic:spPr>
+                    <a:xfrm>
+                      <a:off x="0" y="0"/>
+                      <a:ext cx="4416552" cy="411480"/>
+                    </a:xfrm>
+                    <a:prstGeom prst="rect"/>
+                  </pic:spPr>
+                </pic:pic>
+              </a:graphicData>
+            </a:graphic>
+          </wp:inline>
+        </w:drawing>
+      </w:r>
+    </w:p>
+    <w:p>
+      <w:pPr>
+        <w:spacing w:after="80"/>
+      </w:pPr>
+      <w:r>
+        <w:rPr>
+          <w:rFonts w:ascii="Times New Roman" w:hAnsi="Times New Roman" w:eastAsia="宋体"/>
+        </w:rPr>
+        <w:t>是压力变化除以恒温下体积的相对变化。它称为弹性模量（modulus of elasticity），也称为等温体积模量（isothermal bulk modulus）或简称液体的体积模量（bulk modulus）。它显著影响液压伺服系统的动态特性。对矿物油，在常见压力与温度下（θ ∈ [−40, 120] °C，p ≤ 450 bar），可取体积模量的平均值，典型地：</w:t>
+      </w:r>
+    </w:p>
+    <w:p>
+      <w:pPr>
+        <w:spacing w:before="60" w:after="60"/>
+        <w:jc w:val="center"/>
+      </w:pPr>
+      <w:r>
+        <w:drawing>
+          <wp:inline xmlns:a="http://schemas.openxmlformats.org/drawingml/2006/main" xmlns:pic="http://schemas.openxmlformats.org/drawingml/2006/picture">
+            <wp:extent cx="4416552" cy="201168"/>
+            <wp:docPr id="27" name="Picture 11"/>
+            <wp:cNvGraphicFramePr>
+              <a:graphicFrameLocks noChangeAspect="1"/>
+            </wp:cNvGraphicFramePr>
+            <a:graphic>
+              <a:graphicData uri="http://schemas.openxmlformats.org/drawingml/2006/picture">
+                <pic:pic>
+                  <pic:nvPicPr>
+                    <pic:cNvPr id="27" name="eq_3.10.png"/>
+                    <pic:cNvPicPr/>
+                  </pic:nvPicPr>
+                  <pic:blipFill>
+                    <a:blip r:embed="rId35"/>
+                    <a:stretch>
+                      <a:fillRect/>
+                    </a:stretch>
+                  </pic:blipFill>
+                  <pic:spPr>
+                    <a:xfrm>
+                      <a:off x="0" y="0"/>
+                      <a:ext cx="4416552" cy="201168"/>
+                    </a:xfrm>
+                    <a:prstGeom prst="rect"/>
+                  </pic:spPr>
+                </pic:pic>
+              </a:graphicData>
+            </a:graphic>
+          </wp:inline>
+        </w:drawing>
+      </w:r>
+    </w:p>
+    <w:p>
+      <w:pPr>
+        <w:spacing w:after="80"/>
+      </w:pPr>
+      <w:r>
+        <w:rPr>
+          <w:rFonts w:ascii="Times New Roman" w:hAnsi="Times New Roman" w:eastAsia="宋体"/>
+        </w:rPr>
+        <w:t>然而从实用角度看，这只是非常粗略的近似，因为体积模量随压力有相当大的变化，例如按下式：</w:t>
+      </w:r>
+    </w:p>
+    <w:p>
+      <w:pPr>
+        <w:spacing w:before="60" w:after="60"/>
+        <w:jc w:val="center"/>
+      </w:pPr>
+      <w:r>
+        <w:drawing>
+          <wp:inline xmlns:a="http://schemas.openxmlformats.org/drawingml/2006/main" xmlns:pic="http://schemas.openxmlformats.org/drawingml/2006/picture">
+            <wp:extent cx="4416552" cy="196596"/>
+            <wp:docPr id="28" name="Picture 12"/>
+            <wp:cNvGraphicFramePr>
+              <a:graphicFrameLocks noChangeAspect="1"/>
+            </wp:cNvGraphicFramePr>
+            <a:graphic>
+              <a:graphicData uri="http://schemas.openxmlformats.org/drawingml/2006/picture">
+                <pic:pic>
+                  <pic:nvPicPr>
+                    <pic:cNvPr id="28" name="eq_3.11.png"/>
+                    <pic:cNvPicPr/>
+                  </pic:nvPicPr>
+                  <pic:blipFill>
+                    <a:blip r:embed="rId36"/>
+                    <a:stretch>
+                      <a:fillRect/>
+                    </a:stretch>
+                  </pic:blipFill>
+                  <pic:spPr>
+                    <a:xfrm>
+                      <a:off x="0" y="0"/>
+                      <a:ext cx="4416552" cy="196596"/>
+                    </a:xfrm>
+                    <a:prstGeom prst="rect"/>
+                  </pic:spPr>
+                </pic:pic>
+              </a:graphicData>
+            </a:graphic>
+          </wp:inline>
+        </w:drawing>
+      </w:r>
+    </w:p>
+    <w:p>
+      <w:pPr>
+        <w:spacing w:after="80"/>
+      </w:pPr>
+      <w:r>
+        <w:rPr>
+          <w:rFonts w:ascii="Times New Roman" w:hAnsi="Times New Roman" w:eastAsia="宋体"/>
+        </w:rPr>
+        <w:t>典型值为 E = 16500 bar、Kp = 9.558。温度的影响可忽略。下述量</w:t>
+      </w:r>
+    </w:p>
+    <w:p>
+      <w:pPr>
+        <w:spacing w:before="60" w:after="60"/>
+        <w:jc w:val="center"/>
+      </w:pPr>
+      <w:r>
+        <w:drawing>
+          <wp:inline xmlns:a="http://schemas.openxmlformats.org/drawingml/2006/main" xmlns:pic="http://schemas.openxmlformats.org/drawingml/2006/picture">
+            <wp:extent cx="4407408" cy="402336"/>
+            <wp:docPr id="29" name="Picture 13"/>
+            <wp:cNvGraphicFramePr>
+              <a:graphicFrameLocks noChangeAspect="1"/>
+            </wp:cNvGraphicFramePr>
+            <a:graphic>
+              <a:graphicData uri="http://schemas.openxmlformats.org/drawingml/2006/picture">
+                <pic:pic>
+                  <pic:nvPicPr>
+                    <pic:cNvPr id="29" name="eq_3.12.png"/>
+                    <pic:cNvPicPr/>
+                  </pic:nvPicPr>
+                  <pic:blipFill>
+                    <a:blip r:embed="rId37"/>
+                    <a:stretch>
+                      <a:fillRect/>
+                    </a:stretch>
+                  </pic:blipFill>
+                  <pic:spPr>
+                    <a:xfrm>
+                      <a:off x="0" y="0"/>
+                      <a:ext cx="4407408" cy="402336"/>
+                    </a:xfrm>
+                    <a:prstGeom prst="rect"/>
+                  </pic:spPr>
+                </pic:pic>
+              </a:graphicData>
+            </a:graphic>
+          </wp:inline>
+        </w:drawing>
+      </w:r>
+    </w:p>
+    <w:p>
+      <w:pPr>
+        <w:spacing w:after="80"/>
+      </w:pPr>
+      <w:r>
+        <w:rPr>
+          <w:rFonts w:ascii="Times New Roman" w:hAnsi="Times New Roman" w:eastAsia="宋体"/>
+        </w:rPr>
+        <w:t>是恒压下因温度变化引起的体积相对变化。它称为液体的体膨胀系数（cubical expansion coefficient）。</w:t>
+      </w:r>
+    </w:p>
+    <w:p>
+      <w:pPr>
+        <w:spacing w:after="80"/>
+        <w:ind w:firstLine="480"/>
+      </w:pPr>
+      <w:r>
+        <w:rPr>
+          <w:rFonts w:ascii="Times New Roman" w:hAnsi="Times New Roman" w:eastAsia="宋体"/>
+        </w:rPr>
+        <w:t>文献中有许多计算液压油密度随温度和压力变化的公式。例如，在大气压（1 bar = 10⁵ N/m²）和可变温度 θ 下，密度由下式给出：</w:t>
+      </w:r>
+    </w:p>
+    <w:p>
+      <w:pPr>
+        <w:spacing w:before="60" w:after="60"/>
+        <w:jc w:val="center"/>
+      </w:pPr>
+      <w:r>
+        <w:drawing>
+          <wp:inline xmlns:a="http://schemas.openxmlformats.org/drawingml/2006/main" xmlns:pic="http://schemas.openxmlformats.org/drawingml/2006/picture">
+            <wp:extent cx="4407408" cy="338328"/>
+            <wp:docPr id="30" name="Picture 14"/>
+            <wp:cNvGraphicFramePr>
+              <a:graphicFrameLocks noChangeAspect="1"/>
+            </wp:cNvGraphicFramePr>
+            <a:graphic>
+              <a:graphicData uri="http://schemas.openxmlformats.org/drawingml/2006/picture">
+                <pic:pic>
+                  <pic:nvPicPr>
+                    <pic:cNvPr id="30" name="eq_3.13.png"/>
+                    <pic:cNvPicPr/>
+                  </pic:nvPicPr>
+                  <pic:blipFill>
+                    <a:blip r:embed="rId38"/>
+                    <a:stretch>
+                      <a:fillRect/>
+                    </a:stretch>
+                  </pic:blipFill>
+                  <pic:spPr>
+                    <a:xfrm>
+                      <a:off x="0" y="0"/>
+                      <a:ext cx="4407408" cy="338328"/>
+                    </a:xfrm>
+                    <a:prstGeom prst="rect"/>
+                  </pic:spPr>
+                </pic:pic>
+              </a:graphicData>
+            </a:graphic>
+          </wp:inline>
+        </w:drawing>
+      </w:r>
+    </w:p>
+    <w:p>
+      <w:pPr>
+        <w:spacing w:after="80"/>
+      </w:pPr>
+      <w:r>
+        <w:rPr>
+          <w:rFonts w:ascii="Times New Roman" w:hAnsi="Times New Roman" w:eastAsia="宋体"/>
+        </w:rPr>
+        <w:t>式中 ρ0 是参考温度 θ0（如 15 °C）下的密度，β0 表示热膨胀因子，例如矿物油为 0.65×10⁻³ K⁻¹，HFC 液为 0.7×10⁻³ K⁻¹，HFD 液为 0.75×10⁻³ K⁻¹（Matthies, 1995）。压力变化后液压油的密度可表示为：</w:t>
+      </w:r>
+    </w:p>
+    <w:p>
+      <w:pPr>
+        <w:spacing w:before="60" w:after="60"/>
+        <w:jc w:val="center"/>
+      </w:pPr>
+      <w:r>
+        <w:drawing>
+          <wp:inline xmlns:a="http://schemas.openxmlformats.org/drawingml/2006/main" xmlns:pic="http://schemas.openxmlformats.org/drawingml/2006/picture">
+            <wp:extent cx="4407408" cy="342900"/>
+            <wp:docPr id="31" name="Picture 15"/>
+            <wp:cNvGraphicFramePr>
+              <a:graphicFrameLocks noChangeAspect="1"/>
+            </wp:cNvGraphicFramePr>
+            <a:graphic>
+              <a:graphicData uri="http://schemas.openxmlformats.org/drawingml/2006/picture">
+                <pic:pic>
+                  <pic:nvPicPr>
+                    <pic:cNvPr id="31" name="eq_3.14.png"/>
+                    <pic:cNvPicPr/>
+                  </pic:nvPicPr>
+                  <pic:blipFill>
+                    <a:blip r:embed="rId39"/>
+                    <a:stretch>
+                      <a:fillRect/>
+                    </a:stretch>
+                  </pic:blipFill>
+                  <pic:spPr>
+                    <a:xfrm>
+                      <a:off x="0" y="0"/>
+                      <a:ext cx="4407408" cy="342900"/>
+                    </a:xfrm>
+                    <a:prstGeom prst="rect"/>
+                  </pic:spPr>
+                </pic:pic>
+              </a:graphicData>
+            </a:graphic>
+          </wp:inline>
+        </w:drawing>
+      </w:r>
+    </w:p>
+    <w:p>
+      <w:pPr>
+        <w:spacing w:after="80"/>
+      </w:pPr>
+      <w:r>
+        <w:rPr>
+          <w:rFonts w:ascii="Times New Roman" w:hAnsi="Times New Roman" w:eastAsia="宋体"/>
+        </w:rPr>
+        <w:t>式中 Kp 是压缩因子（compressibility factor）：</w:t>
+      </w:r>
+    </w:p>
+    <w:p>
+      <w:pPr>
+        <w:spacing w:before="60" w:after="60"/>
+        <w:jc w:val="center"/>
+      </w:pPr>
+      <w:r>
+        <w:drawing>
+          <wp:inline xmlns:a="http://schemas.openxmlformats.org/drawingml/2006/main" xmlns:pic="http://schemas.openxmlformats.org/drawingml/2006/picture">
+            <wp:extent cx="4407408" cy="406908"/>
+            <wp:docPr id="32" name="Picture 16"/>
+            <wp:cNvGraphicFramePr>
+              <a:graphicFrameLocks noChangeAspect="1"/>
+            </wp:cNvGraphicFramePr>
+            <a:graphic>
+              <a:graphicData uri="http://schemas.openxmlformats.org/drawingml/2006/picture">
+                <pic:pic>
+                  <pic:nvPicPr>
+                    <pic:cNvPr id="32" name="eq_3.15.png"/>
+                    <pic:cNvPicPr/>
+                  </pic:nvPicPr>
+                  <pic:blipFill>
+                    <a:blip r:embed="rId40"/>
+                    <a:stretch>
+                      <a:fillRect/>
+                    </a:stretch>
+                  </pic:blipFill>
+                  <pic:spPr>
+                    <a:xfrm>
+                      <a:off x="0" y="0"/>
+                      <a:ext cx="4407408" cy="406908"/>
+                    </a:xfrm>
+                    <a:prstGeom prst="rect"/>
+                  </pic:spPr>
+                </pic:pic>
+              </a:graphicData>
+            </a:graphic>
+          </wp:inline>
+        </w:drawing>
+      </w:r>
+    </w:p>
+    <w:p>
+      <w:pPr>
+        <w:spacing w:after="80"/>
+        <w:ind w:firstLine="480"/>
+      </w:pPr>
+      <w:r>
+        <w:rPr>
+          <w:rFonts w:ascii="Times New Roman" w:hAnsi="Times New Roman" w:eastAsia="宋体"/>
+        </w:rPr>
+        <w:t>对可变温度和可变压力，密度可按下式计算：</w:t>
+      </w:r>
+    </w:p>
+    <w:p>
+      <w:pPr>
+        <w:spacing w:before="60" w:after="60"/>
+        <w:jc w:val="center"/>
+      </w:pPr>
+      <w:r>
+        <w:drawing>
+          <wp:inline xmlns:a="http://schemas.openxmlformats.org/drawingml/2006/main" xmlns:pic="http://schemas.openxmlformats.org/drawingml/2006/picture">
+            <wp:extent cx="4407408" cy="224028"/>
+            <wp:docPr id="33" name="Picture 17"/>
+            <wp:cNvGraphicFramePr>
+              <a:graphicFrameLocks noChangeAspect="1"/>
+            </wp:cNvGraphicFramePr>
+            <a:graphic>
+              <a:graphicData uri="http://schemas.openxmlformats.org/drawingml/2006/picture">
+                <pic:pic>
+                  <pic:nvPicPr>
+                    <pic:cNvPr id="33" name="eq_3.16.png"/>
+                    <pic:cNvPicPr/>
+                  </pic:nvPicPr>
+                  <pic:blipFill>
+                    <a:blip r:embed="rId41"/>
+                    <a:stretch>
+                      <a:fillRect/>
+                    </a:stretch>
+                  </pic:blipFill>
+                  <pic:spPr>
+                    <a:xfrm>
+                      <a:off x="0" y="0"/>
+                      <a:ext cx="4407408" cy="224028"/>
+                    </a:xfrm>
+                    <a:prstGeom prst="rect"/>
+                  </pic:spPr>
+                </pic:pic>
+              </a:graphicData>
+            </a:graphic>
+          </wp:inline>
+        </w:drawing>
+      </w:r>
+    </w:p>
+    <w:p>
+      <w:pPr>
+        <w:spacing w:after="80"/>
+      </w:pPr>
+      <w:r>
+        <w:rPr>
+          <w:rFonts w:ascii="Times New Roman" w:hAnsi="Times New Roman" w:eastAsia="宋体"/>
+        </w:rPr>
+        <w:t>κp 的典型值为：矿物油 0.7×10⁻⁴ bar⁻¹，HFC 液 0.3×10⁻⁴ bar⁻¹，HFD 液 0.35×10⁻⁴ bar⁻¹（Matthies, 1995）。由这些数值可知，压力对流体密度的影响很小，实践中可忽略。</w:t>
+      </w:r>
+    </w:p>
+    <w:p>
+      <w:pPr>
+        <w:pStyle w:val="Heading3"/>
+      </w:pPr>
+      <w:r>
+        <w:rPr>
+          <w:rFonts w:ascii="Arial" w:hAnsi="Arial" w:eastAsia="黑体"/>
+          <w:b/>
+          <w:color w:val="000000"/>
+          <w:sz w:val="24"/>
+        </w:rPr>
+        <w:t>3.1.3　有效体积模量</w:t>
+      </w:r>
+      <w:r>
+        <w:t xml:space="preserve">  </w:t>
+      </w:r>
+      <w:r>
+        <w:rPr>
+          <w:rFonts w:ascii="Arial" w:hAnsi="Arial" w:eastAsia="黑体"/>
+          <w:b w:val="0"/>
+          <w:color w:val="555555"/>
+          <w:sz w:val="19"/>
+        </w:rPr>
+        <w:t>Effective Bulk Modulus</w:t>
+      </w:r>
+    </w:p>
+    <w:p>
+      <w:pPr>
+        <w:spacing w:after="80"/>
+        <w:ind w:firstLine="480"/>
+      </w:pPr>
+      <w:r>
+        <w:rPr>
+          <w:rFonts w:ascii="Times New Roman" w:hAnsi="Times New Roman" w:eastAsia="宋体"/>
+        </w:rPr>
+        <w:t>液体的体积模量会因夹带气体（entrained gas）和机械柔度（mechanical compliance）而显著降低。据 Merritt（1967），液压系统中被夹带空气的估计量在流体处于大气压时高达 20%。随着压力升高，其中大部分空气溶入液体，不再影响体积模量。机械柔度的主要来源可能是连接阀、泵与执行器的液压管路。</w:t>
+      </w:r>
+    </w:p>
+    <w:p>
+      <w:pPr>
+        <w:spacing w:before="80" w:after="0"/>
+      </w:pPr>
+      <w:r>
+        <w:rPr>
+          <w:rFonts w:ascii="Times New Roman" w:hAnsi="Times New Roman" w:eastAsia="宋体"/>
+          <w:b/>
+        </w:rPr>
+        <w:t>3.1.3.1　夹带空气的影响（Influence of Entrained Air）</w:t>
+      </w:r>
+    </w:p>
+    <w:p>
+      <w:pPr>
+        <w:spacing w:after="80"/>
+        <w:ind w:firstLine="480"/>
+      </w:pPr>
+      <w:r>
+        <w:rPr>
+          <w:rFonts w:ascii="Times New Roman" w:hAnsi="Times New Roman" w:eastAsia="宋体"/>
+        </w:rPr>
+        <w:t>已有一些工作用于确定液-气混合物以及因机械柔度而产生的容器的体积模量。Backe 与 Murrenhoff（1994:103）提出了如下液-气混合物等熵体积模量的公式（另见 Beater, 1999:26）：</w:t>
+      </w:r>
+    </w:p>
+    <w:p>
+      <w:pPr>
+        <w:spacing w:before="60" w:after="60"/>
+        <w:jc w:val="center"/>
+      </w:pPr>
+      <w:r>
+        <w:drawing>
+          <wp:inline xmlns:a="http://schemas.openxmlformats.org/drawingml/2006/main" xmlns:pic="http://schemas.openxmlformats.org/drawingml/2006/picture">
+            <wp:extent cx="4398264" cy="580644"/>
+            <wp:docPr id="34" name="Picture 18"/>
+            <wp:cNvGraphicFramePr>
+              <a:graphicFrameLocks noChangeAspect="1"/>
+            </wp:cNvGraphicFramePr>
+            <a:graphic>
+              <a:graphicData uri="http://schemas.openxmlformats.org/drawingml/2006/picture">
+                <pic:pic>
+                  <pic:nvPicPr>
+                    <pic:cNvPr id="34" name="eq_3.17.png"/>
+                    <pic:cNvPicPr/>
+                  </pic:nvPicPr>
+                  <pic:blipFill>
+                    <a:blip r:embed="rId42"/>
+                    <a:stretch>
+                      <a:fillRect/>
+                    </a:stretch>
+                  </pic:blipFill>
+                  <pic:spPr>
+                    <a:xfrm>
+                      <a:off x="0" y="0"/>
+                      <a:ext cx="4398264" cy="580644"/>
+                    </a:xfrm>
+                    <a:prstGeom prst="rect"/>
+                  </pic:spPr>
+                </pic:pic>
+              </a:graphicData>
+            </a:graphic>
+          </wp:inline>
+        </w:drawing>
+      </w:r>
+    </w:p>
+    <w:p>
+      <w:pPr>
+        <w:spacing w:after="80"/>
+      </w:pPr>
+      <w:r>
+        <w:rPr>
+          <w:rFonts w:ascii="Times New Roman" w:hAnsi="Times New Roman" w:eastAsia="宋体"/>
+        </w:rPr>
+        <w:t>式中 rv = VGO/VLO；E′isen 为液体（不含夹带空气）的等熵体积模量；VGO 为大气压下液体中夹带气体的体积；VLO 为大气压下液体的体积；p0 为大气压（p0 = 1 bar）；p 为液体压力；κ 为等熵指数（κ = 1.4）。</w:t>
+      </w:r>
+    </w:p>
+    <w:p>
+      <w:pPr>
+        <w:spacing w:after="80"/>
+        <w:ind w:firstLine="480"/>
+      </w:pPr>
+      <w:r>
+        <w:rPr>
+          <w:rFonts w:ascii="Times New Roman" w:hAnsi="Times New Roman" w:eastAsia="宋体"/>
+        </w:rPr>
+        <w:t>图 3.2 给出了对若干体积比 rv 值，比值 E′isen(p)/E′isen 的曲线。图 3.3 中绘出了体积模量随压力的具体依赖关系。</w:t>
+      </w:r>
+    </w:p>
+    <w:p>
+      <w:pPr>
+        <w:spacing w:before="120"/>
+        <w:jc w:val="center"/>
+      </w:pPr>
+      <w:r>
+        <w:drawing>
+          <wp:inline xmlns:a="http://schemas.openxmlformats.org/drawingml/2006/main" xmlns:pic="http://schemas.openxmlformats.org/drawingml/2006/picture">
+            <wp:extent cx="3960000" cy="982863"/>
+            <wp:docPr id="35" name="Picture 19"/>
+            <wp:cNvGraphicFramePr>
+              <a:graphicFrameLocks noChangeAspect="1"/>
+            </wp:cNvGraphicFramePr>
+            <a:graphic>
+              <a:graphicData uri="http://schemas.openxmlformats.org/drawingml/2006/picture">
+                <pic:pic>
+                  <pic:nvPicPr>
+                    <pic:cNvPr id="35" name="fig_3.2.png"/>
+                    <pic:cNvPicPr/>
+                  </pic:nvPicPr>
+                  <pic:blipFill>
+                    <a:blip r:embed="rId43"/>
+                    <a:stretch>
+                      <a:fillRect/>
+                    </a:stretch>
+                  </pic:blipFill>
+                  <pic:spPr>
+                    <a:xfrm>
+                      <a:off x="0" y="0"/>
+                      <a:ext cx="3960000" cy="982863"/>
+                    </a:xfrm>
+                    <a:prstGeom prst="rect"/>
+                  </pic:spPr>
+                </pic:pic>
+              </a:graphicData>
+            </a:graphic>
+          </wp:inline>
+        </w:drawing>
+      </w:r>
+    </w:p>
+    <w:p>
+      <w:pPr>
+        <w:spacing w:after="200"/>
+        <w:jc w:val="center"/>
+      </w:pPr>
+      <w:r>
+        <w:rPr>
+          <w:rFonts w:ascii="Times New Roman" w:hAnsi="Times New Roman" w:eastAsia="宋体"/>
+          <w:b/>
+          <w:sz w:val="21"/>
+        </w:rPr>
+        <w:t>图 3.2　夹带空气体积对等熵体积模量的影响</w:t>
+      </w:r>
+      <w:r>
+        <w:rPr>
+          <w:rFonts w:ascii="Times New Roman" w:hAnsi="Times New Roman" w:eastAsia="宋体"/>
+          <w:i/>
+          <w:color w:val="666666"/>
+          <w:sz w:val="18"/>
+        </w:rPr>
+        <w:br/>
+        <w:t>(Figure 3.2. Influence of entrained air volume on the isentropic bulk modulus)</w:t>
+      </w:r>
+    </w:p>
+    <w:p>
+      <w:pPr>
+        <w:spacing w:before="120"/>
+        <w:jc w:val="center"/>
+      </w:pPr>
+      <w:r>
+        <w:drawing>
+          <wp:inline xmlns:a="http://schemas.openxmlformats.org/drawingml/2006/main" xmlns:pic="http://schemas.openxmlformats.org/drawingml/2006/picture">
+            <wp:extent cx="4680000" cy="916701"/>
+            <wp:docPr id="36" name="Picture 20"/>
+            <wp:cNvGraphicFramePr>
+              <a:graphicFrameLocks noChangeAspect="1"/>
+            </wp:cNvGraphicFramePr>
+            <a:graphic>
+              <a:graphicData uri="http://schemas.openxmlformats.org/drawingml/2006/picture">
+                <pic:pic>
+                  <pic:nvPicPr>
+                    <pic:cNvPr id="36" name="fig_3.3.png"/>
+                    <pic:cNvPicPr/>
+                  </pic:nvPicPr>
+                  <pic:blipFill>
+                    <a:blip r:embed="rId44"/>
+                    <a:stretch>
+                      <a:fillRect/>
+                    </a:stretch>
+                  </pic:blipFill>
+                  <pic:spPr>
+                    <a:xfrm>
+                      <a:off x="0" y="0"/>
+                      <a:ext cx="4680000" cy="916701"/>
+                    </a:xfrm>
+                    <a:prstGeom prst="rect"/>
+                  </pic:spPr>
+                </pic:pic>
+              </a:graphicData>
+            </a:graphic>
+          </wp:inline>
+        </w:drawing>
+      </w:r>
+    </w:p>
+    <w:p>
+      <w:pPr>
+        <w:spacing w:after="200"/>
+        <w:jc w:val="center"/>
+      </w:pPr>
+      <w:r>
+        <w:rPr>
+          <w:rFonts w:ascii="Times New Roman" w:hAnsi="Times New Roman" w:eastAsia="宋体"/>
+          <w:b/>
+          <w:sz w:val="21"/>
+        </w:rPr>
+        <w:t>图 3.3　等熵体积模量的典型变化曲线（rv = 0.0001）</w:t>
+      </w:r>
+      <w:r>
+        <w:rPr>
+          <w:rFonts w:ascii="Times New Roman" w:hAnsi="Times New Roman" w:eastAsia="宋体"/>
+          <w:i/>
+          <w:color w:val="666666"/>
+          <w:sz w:val="18"/>
+        </w:rPr>
+        <w:br/>
+        <w:t>(Figure 3.3. Typical trace of isentropic bulk modulus (rv = 0.0001))</w:t>
+      </w:r>
+    </w:p>
+    <w:p>
+      <w:pPr>
+        <w:spacing w:after="80"/>
+        <w:ind w:firstLine="480"/>
+      </w:pPr>
+      <w:r>
+        <w:rPr>
+          <w:rFonts w:ascii="Times New Roman" w:hAnsi="Times New Roman" w:eastAsia="宋体"/>
+        </w:rPr>
+        <w:t>尤其在低压区（如 p ≤ 100 bar），夹带气体对体积模量的影响相当大。在约 0.6 bar 的压力下，夹带空气可能发生爆燃（即所谓柴油效应，Diesel effect）。这种效应会造成极不希望的侵蚀缺陷、功率损失、压力峰值和噪声。这种现象更广为人知的名称是空化（cavitation，当流体压力降到蒸气压以下时气泡突然溃灭）（Lemmen, 2002）。</w:t>
+      </w:r>
+    </w:p>
+    <w:p>
+      <w:pPr>
+        <w:spacing w:after="80"/>
+        <w:ind w:firstLine="480"/>
+      </w:pPr>
+      <w:r>
+        <w:rPr>
+          <w:rFonts w:ascii="Times New Roman" w:hAnsi="Times New Roman" w:eastAsia="宋体"/>
+        </w:rPr>
+        <w:t>注意，上面给出的表达式需要准确确定许多量（例如液体中夹带气体的体积），因此在实践中可能难以使用。</w:t>
+      </w:r>
+    </w:p>
+    <w:p>
+      <w:pPr>
+        <w:spacing w:before="80" w:after="0"/>
+      </w:pPr>
+      <w:r>
+        <w:rPr>
+          <w:rFonts w:ascii="Times New Roman" w:hAnsi="Times New Roman" w:eastAsia="宋体"/>
+          <w:b/>
+        </w:rPr>
+        <w:t>3.1.3.2　机械柔度的影响（Influence of Mechanical Compliance）</w:t>
+      </w:r>
+    </w:p>
+    <w:p>
+      <w:pPr>
+        <w:spacing w:after="80"/>
+        <w:ind w:firstLine="480"/>
+      </w:pPr>
+      <w:r>
+        <w:rPr>
+          <w:rFonts w:ascii="Times New Roman" w:hAnsi="Times New Roman" w:eastAsia="宋体"/>
+        </w:rPr>
+        <w:t>圆柱形管道的体积模量可按下式计算（Theißen, 1983）：</w:t>
+      </w:r>
+    </w:p>
+    <w:p>
+      <w:pPr>
+        <w:spacing w:before="60" w:after="60"/>
+        <w:jc w:val="center"/>
+      </w:pPr>
+      <w:r>
+        <w:drawing>
+          <wp:inline xmlns:a="http://schemas.openxmlformats.org/drawingml/2006/main" xmlns:pic="http://schemas.openxmlformats.org/drawingml/2006/picture">
+            <wp:extent cx="4393692" cy="530352"/>
+            <wp:docPr id="37" name="Picture 21"/>
+            <wp:cNvGraphicFramePr>
+              <a:graphicFrameLocks noChangeAspect="1"/>
+            </wp:cNvGraphicFramePr>
+            <a:graphic>
+              <a:graphicData uri="http://schemas.openxmlformats.org/drawingml/2006/picture">
+                <pic:pic>
+                  <pic:nvPicPr>
+                    <pic:cNvPr id="37" name="eq_3.18.png"/>
+                    <pic:cNvPicPr/>
+                  </pic:nvPicPr>
+                  <pic:blipFill>
+                    <a:blip r:embed="rId45"/>
+                    <a:stretch>
+                      <a:fillRect/>
+                    </a:stretch>
+                  </pic:blipFill>
+                  <pic:spPr>
+                    <a:xfrm>
+                      <a:off x="0" y="0"/>
+                      <a:ext cx="4393692" cy="530352"/>
+                    </a:xfrm>
+                    <a:prstGeom prst="rect"/>
+                  </pic:spPr>
+                </pic:pic>
+              </a:graphicData>
+            </a:graphic>
+          </wp:inline>
+        </w:drawing>
+      </w:r>
+    </w:p>
+    <w:p>
+      <w:pPr>
+        <w:spacing w:after="80"/>
+      </w:pPr>
+      <w:r>
+        <w:rPr>
+          <w:rFonts w:ascii="Times New Roman" w:hAnsi="Times New Roman" w:eastAsia="宋体"/>
+        </w:rPr>
+        <w:t>式中 Ep 是（钢）管道的体积模量。对厚壁管道，系数 w 由下式给出：</w:t>
+      </w:r>
+    </w:p>
+    <w:p>
+      <w:pPr>
+        <w:spacing w:before="60" w:after="60"/>
+        <w:jc w:val="center"/>
+      </w:pPr>
+      <w:r>
+        <w:drawing>
+          <wp:inline xmlns:a="http://schemas.openxmlformats.org/drawingml/2006/main" xmlns:pic="http://schemas.openxmlformats.org/drawingml/2006/picture">
+            <wp:extent cx="4393692" cy="845820"/>
+            <wp:docPr id="38" name="Picture 22"/>
+            <wp:cNvGraphicFramePr>
+              <a:graphicFrameLocks noChangeAspect="1"/>
+            </wp:cNvGraphicFramePr>
+            <a:graphic>
+              <a:graphicData uri="http://schemas.openxmlformats.org/drawingml/2006/picture">
+                <pic:pic>
+                  <pic:nvPicPr>
+                    <pic:cNvPr id="38" name="eq_3.19.png"/>
+                    <pic:cNvPicPr/>
+                  </pic:nvPicPr>
+                  <pic:blipFill>
+                    <a:blip r:embed="rId46"/>
+                    <a:stretch>
+                      <a:fillRect/>
+                    </a:stretch>
+                  </pic:blipFill>
+                  <pic:spPr>
+                    <a:xfrm>
+                      <a:off x="0" y="0"/>
+                      <a:ext cx="4393692" cy="845820"/>
+                    </a:xfrm>
+                    <a:prstGeom prst="rect"/>
+                  </pic:spPr>
+                </pic:pic>
+              </a:graphicData>
+            </a:graphic>
+          </wp:inline>
+        </w:drawing>
+      </w:r>
+    </w:p>
+    <w:p>
+      <w:pPr>
+        <w:spacing w:after="80"/>
+      </w:pPr>
+      <w:r>
+        <w:rPr>
+          <w:rFonts w:ascii="Times New Roman" w:hAnsi="Times New Roman" w:eastAsia="宋体"/>
+        </w:rPr>
+        <w:t>其中 do 为外径，di 为内径，ν 为泊松数（Poisson's number），钢取 ν = 0.3。</w:t>
+      </w:r>
+    </w:p>
+    <w:p>
+      <w:pPr>
+        <w:spacing w:after="80"/>
+        <w:ind w:firstLine="480"/>
+      </w:pPr>
+      <w:r>
+        <w:rPr>
+          <w:rFonts w:ascii="Times New Roman" w:hAnsi="Times New Roman" w:eastAsia="宋体"/>
+        </w:rPr>
+        <w:t>对壁厚为 s 的薄壁管道（s/do &lt; 0.1），式 3.19 近似为：</w:t>
+      </w:r>
+    </w:p>
+    <w:p>
+      <w:pPr>
+        <w:spacing w:before="60" w:after="60"/>
+        <w:jc w:val="center"/>
+      </w:pPr>
+      <w:r>
+        <w:drawing>
+          <wp:inline xmlns:a="http://schemas.openxmlformats.org/drawingml/2006/main" xmlns:pic="http://schemas.openxmlformats.org/drawingml/2006/picture">
+            <wp:extent cx="4398264" cy="333756"/>
+            <wp:docPr id="39" name="Picture 23"/>
+            <wp:cNvGraphicFramePr>
+              <a:graphicFrameLocks noChangeAspect="1"/>
+            </wp:cNvGraphicFramePr>
+            <a:graphic>
+              <a:graphicData uri="http://schemas.openxmlformats.org/drawingml/2006/picture">
+                <pic:pic>
+                  <pic:nvPicPr>
+                    <pic:cNvPr id="39" name="eq_3.20.png"/>
+                    <pic:cNvPicPr/>
+                  </pic:nvPicPr>
+                  <pic:blipFill>
+                    <a:blip r:embed="rId47"/>
+                    <a:stretch>
+                      <a:fillRect/>
+                    </a:stretch>
+                  </pic:blipFill>
+                  <pic:spPr>
+                    <a:xfrm>
+                      <a:off x="0" y="0"/>
+                      <a:ext cx="4398264" cy="333756"/>
+                    </a:xfrm>
+                    <a:prstGeom prst="rect"/>
+                  </pic:spPr>
+                </pic:pic>
+              </a:graphicData>
+            </a:graphic>
+          </wp:inline>
+        </w:drawing>
+      </w:r>
+    </w:p>
+    <w:p>
+      <w:pPr>
+        <w:spacing w:after="80"/>
+      </w:pPr>
+      <w:r>
+        <w:rPr>
+          <w:rFonts w:ascii="Times New Roman" w:hAnsi="Times New Roman" w:eastAsia="宋体"/>
+        </w:rPr>
+        <w:t>表 3.2 给出了一些实验结果。可以看出，特别是对以交织金属丝增强的高压橡胶软管，弹性的影响相当可观。</w:t>
+      </w:r>
+    </w:p>
+    <w:p>
+      <w:pPr>
+        <w:spacing w:before="80" w:after="0"/>
+      </w:pPr>
+      <w:r>
+        <w:rPr>
+          <w:rFonts w:ascii="Times New Roman" w:hAnsi="Times New Roman" w:eastAsia="宋体"/>
+          <w:b/>
+        </w:rPr>
+        <w:t>表 3.2　体积模量 E′ 的取值（Viersma, 1980）</w:t>
+      </w:r>
+    </w:p>
+    <w:tbl>
+      <w:tblPr>
+        <w:tblStyle w:val="TableGrid"/>
+        <w:tblW w:type="auto" w:w="0"/>
+        <w:jc w:val="center"/>
+        <w:tblLook w:firstColumn="1" w:firstRow="1" w:lastColumn="0" w:lastRow="0" w:noHBand="0" w:noVBand="1" w:val="04A0"/>
+      </w:tblPr>
+      <w:tblGrid>
+        <w:gridCol w:w="3061"/>
+        <w:gridCol w:w="3061"/>
+        <w:gridCol w:w="3061"/>
+      </w:tblGrid>
+      <w:tr>
+        <w:tc>
+          <w:tcPr>
+            <w:tcW w:type="dxa" w:w="2268"/>
+            <w:shd w:val="clear" w:fill="D9E2F3"/>
+          </w:tcPr>
+          <w:p>
+            <w:pPr>
+              <w:jc w:val="center"/>
+            </w:pPr>
+            <w:r>
+              <w:rPr>
+                <w:rFonts w:ascii="Times New Roman" w:hAnsi="Times New Roman" w:eastAsia="宋体"/>
+                <w:b/>
+                <w:sz w:val="21"/>
+              </w:rPr>
+              <w:t>公称压力 [MPa]</w:t>
+            </w:r>
+          </w:p>
+        </w:tc>
+        <w:tc>
+          <w:tcPr>
+            <w:tcW w:type="dxa" w:w="3685"/>
+            <w:shd w:val="clear" w:fill="D9E2F3"/>
+          </w:tcPr>
+          <w:p>
+            <w:pPr>
+              <w:jc w:val="center"/>
+            </w:pPr>
+            <w:r>
+              <w:rPr>
+                <w:rFonts w:ascii="Times New Roman" w:hAnsi="Times New Roman" w:eastAsia="宋体"/>
+                <w:b/>
+                <w:sz w:val="21"/>
+              </w:rPr>
+              <w:t>钢管 E′ [MPa]（Ri=6.25, Ro=8 mm）</w:t>
+            </w:r>
+          </w:p>
+        </w:tc>
+        <w:tc>
+          <w:tcPr>
+            <w:tcW w:type="dxa" w:w="3402"/>
+            <w:shd w:val="clear" w:fill="D9E2F3"/>
+          </w:tcPr>
+          <w:p>
+            <w:pPr>
+              <w:jc w:val="center"/>
+            </w:pPr>
+            <w:r>
+              <w:rPr>
+                <w:rFonts w:ascii="Times New Roman" w:hAnsi="Times New Roman" w:eastAsia="宋体"/>
+                <w:b/>
+                <w:sz w:val="21"/>
+              </w:rPr>
+              <w:t>高压软管 E′ [MPa]（Ri=6.25 mm）</w:t>
+            </w:r>
+          </w:p>
+        </w:tc>
+      </w:tr>
+      <w:tr>
+        <w:tc>
+          <w:tcPr>
+            <w:tcW w:type="dxa" w:w="2268"/>
+          </w:tcPr>
+          <w:p>
+            <w:r>
+              <w:rPr>
+                <w:rFonts w:ascii="Times New Roman" w:hAnsi="Times New Roman" w:eastAsia="宋体"/>
+                <w:sz w:val="20"/>
+              </w:rPr>
+              <w:t>5</w:t>
+            </w:r>
+          </w:p>
+        </w:tc>
+        <w:tc>
+          <w:tcPr>
+            <w:tcW w:type="dxa" w:w="3685"/>
+          </w:tcPr>
+          <w:p>
+            <w:r>
+              <w:rPr>
+                <w:rFonts w:ascii="Times New Roman" w:hAnsi="Times New Roman" w:eastAsia="宋体"/>
+                <w:sz w:val="20"/>
+              </w:rPr>
+              <w:t>1460</w:t>
+            </w:r>
+          </w:p>
+        </w:tc>
+        <w:tc>
+          <w:tcPr>
+            <w:tcW w:type="dxa" w:w="3402"/>
+          </w:tcPr>
+          <w:p>
+            <w:r>
+              <w:rPr>
+                <w:rFonts w:ascii="Times New Roman" w:hAnsi="Times New Roman" w:eastAsia="宋体"/>
+                <w:sz w:val="20"/>
+              </w:rPr>
+              <w:t>500</w:t>
+            </w:r>
+          </w:p>
+        </w:tc>
+      </w:tr>
+      <w:tr>
+        <w:tc>
+          <w:tcPr>
+            <w:tcW w:type="dxa" w:w="2268"/>
+          </w:tcPr>
+          <w:p>
+            <w:r>
+              <w:rPr>
+                <w:rFonts w:ascii="Times New Roman" w:hAnsi="Times New Roman" w:eastAsia="宋体"/>
+                <w:sz w:val="20"/>
+              </w:rPr>
+              <w:t>9</w:t>
+            </w:r>
+          </w:p>
+        </w:tc>
+        <w:tc>
+          <w:tcPr>
+            <w:tcW w:type="dxa" w:w="3685"/>
+          </w:tcPr>
+          <w:p>
+            <w:r>
+              <w:rPr>
+                <w:rFonts w:ascii="Times New Roman" w:hAnsi="Times New Roman" w:eastAsia="宋体"/>
+                <w:sz w:val="20"/>
+              </w:rPr>
+              <w:t>1510</w:t>
+            </w:r>
+          </w:p>
+        </w:tc>
+        <w:tc>
+          <w:tcPr>
+            <w:tcW w:type="dxa" w:w="3402"/>
+          </w:tcPr>
+          <w:p>
+            <w:r>
+              <w:rPr>
+                <w:rFonts w:ascii="Times New Roman" w:hAnsi="Times New Roman" w:eastAsia="宋体"/>
+                <w:sz w:val="20"/>
+              </w:rPr>
+              <w:t>537</w:t>
+            </w:r>
+          </w:p>
+        </w:tc>
+      </w:tr>
+      <w:tr>
+        <w:tc>
+          <w:tcPr>
+            <w:tcW w:type="dxa" w:w="2268"/>
+          </w:tcPr>
+          <w:p>
+            <w:r>
+              <w:rPr>
+                <w:rFonts w:ascii="Times New Roman" w:hAnsi="Times New Roman" w:eastAsia="宋体"/>
+                <w:sz w:val="20"/>
+              </w:rPr>
+              <w:t>13</w:t>
+            </w:r>
+          </w:p>
+        </w:tc>
+        <w:tc>
+          <w:tcPr>
+            <w:tcW w:type="dxa" w:w="3685"/>
+          </w:tcPr>
+          <w:p>
+            <w:r>
+              <w:rPr>
+                <w:rFonts w:ascii="Times New Roman" w:hAnsi="Times New Roman" w:eastAsia="宋体"/>
+                <w:sz w:val="20"/>
+              </w:rPr>
+              <w:t>1570</w:t>
+            </w:r>
+          </w:p>
+        </w:tc>
+        <w:tc>
+          <w:tcPr>
+            <w:tcW w:type="dxa" w:w="3402"/>
+          </w:tcPr>
+          <w:p>
+            <w:r>
+              <w:rPr>
+                <w:rFonts w:ascii="Times New Roman" w:hAnsi="Times New Roman" w:eastAsia="宋体"/>
+                <w:sz w:val="20"/>
+              </w:rPr>
+              <w:t>568</w:t>
+            </w:r>
+          </w:p>
+        </w:tc>
+      </w:tr>
+      <w:tr>
+        <w:tc>
+          <w:tcPr>
+            <w:tcW w:type="dxa" w:w="2268"/>
+          </w:tcPr>
+          <w:p>
+            <w:r>
+              <w:rPr>
+                <w:rFonts w:ascii="Times New Roman" w:hAnsi="Times New Roman" w:eastAsia="宋体"/>
+                <w:sz w:val="20"/>
+              </w:rPr>
+              <w:t>22.5</w:t>
+            </w:r>
+          </w:p>
+        </w:tc>
+        <w:tc>
+          <w:tcPr>
+            <w:tcW w:type="dxa" w:w="3685"/>
+          </w:tcPr>
+          <w:p>
+            <w:r>
+              <w:rPr>
+                <w:rFonts w:ascii="Times New Roman" w:hAnsi="Times New Roman" w:eastAsia="宋体"/>
+                <w:sz w:val="20"/>
+              </w:rPr>
+              <w:t>1890</w:t>
+            </w:r>
+          </w:p>
+        </w:tc>
+        <w:tc>
+          <w:tcPr>
+            <w:tcW w:type="dxa" w:w="3402"/>
+          </w:tcPr>
+          <w:p>
+            <w:r>
+              <w:rPr>
+                <w:rFonts w:ascii="Times New Roman" w:hAnsi="Times New Roman" w:eastAsia="宋体"/>
+                <w:sz w:val="20"/>
+              </w:rPr>
+              <w:t>—</w:t>
+            </w:r>
+          </w:p>
+        </w:tc>
+      </w:tr>
+    </w:tbl>
+    <w:p>
+      <w:pPr>
+        <w:spacing w:after="40"/>
+      </w:pPr>
+    </w:p>
+    <w:p>
+      <w:pPr>
+        <w:spacing w:before="80" w:after="0"/>
+      </w:pPr>
+      <w:r>
+        <w:rPr>
+          <w:rFonts w:ascii="Times New Roman" w:hAnsi="Times New Roman" w:eastAsia="宋体"/>
+          <w:b/>
+        </w:rPr>
+        <w:t>3.1.3.3　经验有效体积模量（Empirical Effective Bulk Modulus）</w:t>
+      </w:r>
+    </w:p>
+    <w:p>
+      <w:pPr>
+        <w:spacing w:after="80"/>
+        <w:ind w:firstLine="480"/>
+      </w:pPr>
+      <w:r>
+        <w:rPr>
+          <w:rFonts w:ascii="Times New Roman" w:hAnsi="Times New Roman" w:eastAsia="宋体"/>
+        </w:rPr>
+        <w:t>其他研究者基于直接测量，导出了计算有效体积模量 E′（计入夹带空气和机械柔度的影响）的经验公式。德国文献中常用于计算液压缸 E′ 的公式是 Lee（1977）的公式：</w:t>
+      </w:r>
+    </w:p>
+    <w:p>
+      <w:pPr>
+        <w:spacing w:before="60" w:after="60"/>
+        <w:jc w:val="center"/>
+      </w:pPr>
+      <w:r>
+        <w:drawing>
+          <wp:inline xmlns:a="http://schemas.openxmlformats.org/drawingml/2006/main" xmlns:pic="http://schemas.openxmlformats.org/drawingml/2006/picture">
+            <wp:extent cx="4398264" cy="406908"/>
+            <wp:docPr id="40" name="Picture 24"/>
+            <wp:cNvGraphicFramePr>
+              <a:graphicFrameLocks noChangeAspect="1"/>
+            </wp:cNvGraphicFramePr>
+            <a:graphic>
+              <a:graphicData uri="http://schemas.openxmlformats.org/drawingml/2006/picture">
+                <pic:pic>
+                  <pic:nvPicPr>
+                    <pic:cNvPr id="40" name="eq_3.21.png"/>
+                    <pic:cNvPicPr/>
+                  </pic:nvPicPr>
+                  <pic:blipFill>
+                    <a:blip r:embed="rId48"/>
+                    <a:stretch>
+                      <a:fillRect/>
+                    </a:stretch>
+                  </pic:blipFill>
+                  <pic:spPr>
+                    <a:xfrm>
+                      <a:off x="0" y="0"/>
+                      <a:ext cx="4398264" cy="406908"/>
+                    </a:xfrm>
+                    <a:prstGeom prst="rect"/>
+                  </pic:spPr>
+                </pic:pic>
+              </a:graphicData>
+            </a:graphic>
+          </wp:inline>
+        </w:drawing>
+      </w:r>
+    </w:p>
+    <w:p>
+      <w:pPr>
+        <w:spacing w:after="80"/>
+      </w:pPr>
+      <w:r>
+        <w:rPr>
+          <w:rFonts w:ascii="Times New Roman" w:hAnsi="Times New Roman" w:eastAsia="宋体"/>
+        </w:rPr>
+        <w:t>参数为 a1 = 0.5、a2 = 90、a3 = 3、Emax = 18000 bar、pmax = 280 bar。Hoffmann（1981）提出了公式：</w:t>
+      </w:r>
+    </w:p>
+    <w:p>
+      <w:pPr>
+        <w:spacing w:before="60" w:after="60"/>
+        <w:jc w:val="center"/>
+      </w:pPr>
+      <w:r>
+        <w:drawing>
+          <wp:inline xmlns:a="http://schemas.openxmlformats.org/drawingml/2006/main" xmlns:pic="http://schemas.openxmlformats.org/drawingml/2006/picture">
+            <wp:extent cx="4398264" cy="283464"/>
+            <wp:docPr id="41" name="Picture 25"/>
+            <wp:cNvGraphicFramePr>
+              <a:graphicFrameLocks noChangeAspect="1"/>
+            </wp:cNvGraphicFramePr>
+            <a:graphic>
+              <a:graphicData uri="http://schemas.openxmlformats.org/drawingml/2006/picture">
+                <pic:pic>
+                  <pic:nvPicPr>
+                    <pic:cNvPr id="41" name="eq_3.22.png"/>
+                    <pic:cNvPicPr/>
+                  </pic:nvPicPr>
+                  <pic:blipFill>
+                    <a:blip r:embed="rId49"/>
+                    <a:stretch>
+                      <a:fillRect/>
+                    </a:stretch>
+                  </pic:blipFill>
+                  <pic:spPr>
+                    <a:xfrm>
+                      <a:off x="0" y="0"/>
+                      <a:ext cx="4398264" cy="283464"/>
+                    </a:xfrm>
+                    <a:prstGeom prst="rect"/>
+                  </pic:spPr>
+                </pic:pic>
+              </a:graphicData>
+            </a:graphic>
+          </wp:inline>
+        </w:drawing>
+      </w:r>
+    </w:p>
+    <w:p>
+      <w:pPr>
+        <w:spacing w:after="80"/>
+      </w:pPr>
+      <w:r>
+        <w:rPr>
+          <w:rFonts w:ascii="Times New Roman" w:hAnsi="Times New Roman" w:eastAsia="宋体"/>
+        </w:rPr>
+        <w:t>式中压力 p 以帕斯卡（pascal）计。据 Eggerth（1980），有效体积模量可表示为：</w:t>
+      </w:r>
+    </w:p>
+    <w:p>
+      <w:pPr>
+        <w:spacing w:before="60" w:after="60"/>
+        <w:jc w:val="center"/>
+      </w:pPr>
+      <w:r>
+        <w:drawing>
+          <wp:inline xmlns:a="http://schemas.openxmlformats.org/drawingml/2006/main" xmlns:pic="http://schemas.openxmlformats.org/drawingml/2006/picture">
+            <wp:extent cx="4398264" cy="365760"/>
+            <wp:docPr id="42" name="Picture 26"/>
+            <wp:cNvGraphicFramePr>
+              <a:graphicFrameLocks noChangeAspect="1"/>
+            </wp:cNvGraphicFramePr>
+            <a:graphic>
+              <a:graphicData uri="http://schemas.openxmlformats.org/drawingml/2006/picture">
+                <pic:pic>
+                  <pic:nvPicPr>
+                    <pic:cNvPr id="42" name="eq_3.23.png"/>
+                    <pic:cNvPicPr/>
+                  </pic:nvPicPr>
+                  <pic:blipFill>
+                    <a:blip r:embed="rId50"/>
+                    <a:stretch>
+                      <a:fillRect/>
+                    </a:stretch>
+                  </pic:blipFill>
+                  <pic:spPr>
+                    <a:xfrm>
+                      <a:off x="0" y="0"/>
+                      <a:ext cx="4398264" cy="365760"/>
+                    </a:xfrm>
+                    <a:prstGeom prst="rect"/>
+                  </pic:spPr>
+                </pic:pic>
+              </a:graphicData>
+            </a:graphic>
+          </wp:inline>
+        </w:drawing>
+      </w:r>
+    </w:p>
+    <w:p>
+      <w:pPr>
+        <w:spacing w:after="80"/>
+      </w:pPr>
+      <w:r>
+        <w:rPr>
+          <w:rFonts w:ascii="Times New Roman" w:hAnsi="Times New Roman" w:eastAsia="宋体"/>
+        </w:rPr>
+        <w:t>参数 k1、k2 见表 3.3；p0 取为 10 bar。</w:t>
+      </w:r>
+    </w:p>
+    <w:p>
+      <w:pPr>
+        <w:spacing w:before="80" w:after="0"/>
+      </w:pPr>
+      <w:r>
+        <w:rPr>
+          <w:rFonts w:ascii="Times New Roman" w:hAnsi="Times New Roman" w:eastAsia="宋体"/>
+          <w:b/>
+        </w:rPr>
+        <w:t>表 3.3　Eggerth 公式的参数（Beater, 1999）</w:t>
+      </w:r>
+    </w:p>
+    <w:tbl>
+      <w:tblPr>
+        <w:tblStyle w:val="TableGrid"/>
+        <w:tblW w:type="auto" w:w="0"/>
+        <w:jc w:val="center"/>
+        <w:tblLook w:firstColumn="1" w:firstRow="1" w:lastColumn="0" w:lastRow="0" w:noHBand="0" w:noVBand="1" w:val="04A0"/>
+      </w:tblPr>
+      <w:tblGrid>
+        <w:gridCol w:w="2296"/>
+        <w:gridCol w:w="2296"/>
+        <w:gridCol w:w="2296"/>
+        <w:gridCol w:w="2296"/>
+      </w:tblGrid>
+      <w:tr>
+        <w:tc>
+          <w:tcPr>
+            <w:tcW w:type="dxa" w:w="1984"/>
+            <w:shd w:val="clear" w:fill="D9E2F3"/>
+          </w:tcPr>
+          <w:p>
+            <w:pPr>
+              <w:jc w:val="center"/>
+            </w:pPr>
+            <w:r>
+              <w:rPr>
+                <w:rFonts w:ascii="Times New Roman" w:hAnsi="Times New Roman" w:eastAsia="宋体"/>
+                <w:b/>
+                <w:sz w:val="21"/>
+              </w:rPr>
+              <w:t>温度 [°C]</w:t>
+            </w:r>
+          </w:p>
+        </w:tc>
+        <w:tc>
+          <w:tcPr>
+            <w:tcW w:type="dxa" w:w="2551"/>
+            <w:shd w:val="clear" w:fill="D9E2F3"/>
+          </w:tcPr>
+          <w:p>
+            <w:pPr>
+              <w:jc w:val="center"/>
+            </w:pPr>
+            <w:r>
+              <w:rPr>
+                <w:rFonts w:ascii="Times New Roman" w:hAnsi="Times New Roman" w:eastAsia="宋体"/>
+                <w:b/>
+                <w:sz w:val="21"/>
+              </w:rPr>
+              <w:t>k1 [10⁻¹⁰ m²/N]</w:t>
+            </w:r>
+          </w:p>
+        </w:tc>
+        <w:tc>
+          <w:tcPr>
+            <w:tcW w:type="dxa" w:w="2551"/>
+            <w:shd w:val="clear" w:fill="D9E2F3"/>
+          </w:tcPr>
+          <w:p>
+            <w:pPr>
+              <w:jc w:val="center"/>
+            </w:pPr>
+            <w:r>
+              <w:rPr>
+                <w:rFonts w:ascii="Times New Roman" w:hAnsi="Times New Roman" w:eastAsia="宋体"/>
+                <w:b/>
+                <w:sz w:val="21"/>
+              </w:rPr>
+              <w:t>k2 [10⁻¹⁰ m²/N]</w:t>
+            </w:r>
+          </w:p>
+        </w:tc>
+        <w:tc>
+          <w:tcPr>
+            <w:tcW w:type="dxa" w:w="1417"/>
+            <w:shd w:val="clear" w:fill="D9E2F3"/>
+          </w:tcPr>
+          <w:p>
+            <w:pPr>
+              <w:jc w:val="center"/>
+            </w:pPr>
+            <w:r>
+              <w:rPr>
+                <w:rFonts w:ascii="Times New Roman" w:hAnsi="Times New Roman" w:eastAsia="宋体"/>
+                <w:b/>
+                <w:sz w:val="21"/>
+              </w:rPr>
+              <w:t>λ</w:t>
+            </w:r>
+          </w:p>
+        </w:tc>
+      </w:tr>
+      <w:tr>
+        <w:tc>
+          <w:tcPr>
+            <w:tcW w:type="dxa" w:w="1984"/>
+          </w:tcPr>
+          <w:p>
+            <w:r>
+              <w:rPr>
+                <w:rFonts w:ascii="Times New Roman" w:hAnsi="Times New Roman" w:eastAsia="宋体"/>
+                <w:sz w:val="20"/>
+              </w:rPr>
+              <w:t>20</w:t>
+            </w:r>
+          </w:p>
+        </w:tc>
+        <w:tc>
+          <w:tcPr>
+            <w:tcW w:type="dxa" w:w="2551"/>
+          </w:tcPr>
+          <w:p>
+            <w:r>
+              <w:rPr>
+                <w:rFonts w:ascii="Times New Roman" w:hAnsi="Times New Roman" w:eastAsia="宋体"/>
+                <w:sz w:val="20"/>
+              </w:rPr>
+              <w:t>4.943</w:t>
+            </w:r>
+          </w:p>
+        </w:tc>
+        <w:tc>
+          <w:tcPr>
+            <w:tcW w:type="dxa" w:w="2551"/>
+          </w:tcPr>
+          <w:p>
+            <w:r>
+              <w:rPr>
+                <w:rFonts w:ascii="Times New Roman" w:hAnsi="Times New Roman" w:eastAsia="宋体"/>
+                <w:sz w:val="20"/>
+              </w:rPr>
+              <w:t>1.9540</w:t>
+            </w:r>
+          </w:p>
+        </w:tc>
+        <w:tc>
+          <w:tcPr>
+            <w:tcW w:type="dxa" w:w="1417"/>
+          </w:tcPr>
+          <w:p>
+            <w:r>
+              <w:rPr>
+                <w:rFonts w:ascii="Times New Roman" w:hAnsi="Times New Roman" w:eastAsia="宋体"/>
+                <w:sz w:val="20"/>
+              </w:rPr>
+              <w:t>1.480</w:t>
+            </w:r>
+          </w:p>
+        </w:tc>
+      </w:tr>
+      <w:tr>
+        <w:tc>
+          <w:tcPr>
+            <w:tcW w:type="dxa" w:w="1984"/>
+          </w:tcPr>
+          <w:p>
+            <w:r>
+              <w:rPr>
+                <w:rFonts w:ascii="Times New Roman" w:hAnsi="Times New Roman" w:eastAsia="宋体"/>
+                <w:sz w:val="20"/>
+              </w:rPr>
+              <w:t>50</w:t>
+            </w:r>
+          </w:p>
+        </w:tc>
+        <w:tc>
+          <w:tcPr>
+            <w:tcW w:type="dxa" w:w="2551"/>
+          </w:tcPr>
+          <w:p>
+            <w:r>
+              <w:rPr>
+                <w:rFonts w:ascii="Times New Roman" w:hAnsi="Times New Roman" w:eastAsia="宋体"/>
+                <w:sz w:val="20"/>
+              </w:rPr>
+              <w:t>5.469</w:t>
+            </w:r>
+          </w:p>
+        </w:tc>
+        <w:tc>
+          <w:tcPr>
+            <w:tcW w:type="dxa" w:w="2551"/>
+          </w:tcPr>
+          <w:p>
+            <w:r>
+              <w:rPr>
+                <w:rFonts w:ascii="Times New Roman" w:hAnsi="Times New Roman" w:eastAsia="宋体"/>
+                <w:sz w:val="20"/>
+              </w:rPr>
+              <w:t>3.2785</w:t>
+            </w:r>
+          </w:p>
+        </w:tc>
+        <w:tc>
+          <w:tcPr>
+            <w:tcW w:type="dxa" w:w="1417"/>
+          </w:tcPr>
+          <w:p>
+            <w:r>
+              <w:rPr>
+                <w:rFonts w:ascii="Times New Roman" w:hAnsi="Times New Roman" w:eastAsia="宋体"/>
+                <w:sz w:val="20"/>
+              </w:rPr>
+              <w:t>1.258</w:t>
+            </w:r>
+          </w:p>
+        </w:tc>
+      </w:tr>
+      <w:tr>
+        <w:tc>
+          <w:tcPr>
+            <w:tcW w:type="dxa" w:w="1984"/>
+          </w:tcPr>
+          <w:p>
+            <w:r>
+              <w:rPr>
+                <w:rFonts w:ascii="Times New Roman" w:hAnsi="Times New Roman" w:eastAsia="宋体"/>
+                <w:sz w:val="20"/>
+              </w:rPr>
+              <w:t>90</w:t>
+            </w:r>
+          </w:p>
+        </w:tc>
+        <w:tc>
+          <w:tcPr>
+            <w:tcW w:type="dxa" w:w="2551"/>
+          </w:tcPr>
+          <w:p>
+            <w:r>
+              <w:rPr>
+                <w:rFonts w:ascii="Times New Roman" w:hAnsi="Times New Roman" w:eastAsia="宋体"/>
+                <w:sz w:val="20"/>
+              </w:rPr>
+              <w:t>5.762</w:t>
+            </w:r>
+          </w:p>
+        </w:tc>
+        <w:tc>
+          <w:tcPr>
+            <w:tcW w:type="dxa" w:w="2551"/>
+          </w:tcPr>
+          <w:p>
+            <w:r>
+              <w:rPr>
+                <w:rFonts w:ascii="Times New Roman" w:hAnsi="Times New Roman" w:eastAsia="宋体"/>
+                <w:sz w:val="20"/>
+              </w:rPr>
+              <w:t>4.7750</w:t>
+            </w:r>
+          </w:p>
+        </w:tc>
+        <w:tc>
+          <w:tcPr>
+            <w:tcW w:type="dxa" w:w="1417"/>
+          </w:tcPr>
+          <w:p>
+            <w:r>
+              <w:rPr>
+                <w:rFonts w:ascii="Times New Roman" w:hAnsi="Times New Roman" w:eastAsia="宋体"/>
+                <w:sz w:val="20"/>
+              </w:rPr>
+              <w:t>1.100</w:t>
+            </w:r>
+          </w:p>
+        </w:tc>
+      </w:tr>
+    </w:tbl>
+    <w:p>
+      <w:pPr>
+        <w:spacing w:after="40"/>
+      </w:pPr>
+    </w:p>
+    <w:p>
+      <w:pPr>
+        <w:spacing w:after="80"/>
+        <w:ind w:firstLine="480"/>
+      </w:pPr>
+      <w:r>
+        <w:rPr>
+          <w:rFonts w:ascii="Times New Roman" w:hAnsi="Times New Roman" w:eastAsia="宋体"/>
+        </w:rPr>
+        <w:t>有效体积模量 E′ 的各关系式绘于图 3.4。尽管这些公式是近似的，但对设计目的而言已足够。不过，实验数据总是更可取。</w:t>
+      </w:r>
+    </w:p>
+    <w:p>
+      <w:pPr>
+        <w:spacing w:before="120"/>
+        <w:jc w:val="center"/>
+      </w:pPr>
+      <w:r>
+        <w:drawing>
+          <wp:inline xmlns:a="http://schemas.openxmlformats.org/drawingml/2006/main" xmlns:pic="http://schemas.openxmlformats.org/drawingml/2006/picture">
+            <wp:extent cx="4320000" cy="2304575"/>
+            <wp:docPr id="43" name="Picture 27"/>
+            <wp:cNvGraphicFramePr>
+              <a:graphicFrameLocks noChangeAspect="1"/>
+            </wp:cNvGraphicFramePr>
+            <a:graphic>
+              <a:graphicData uri="http://schemas.openxmlformats.org/drawingml/2006/picture">
+                <pic:pic>
+                  <pic:nvPicPr>
+                    <pic:cNvPr id="43" name="fig_3.4.png"/>
+                    <pic:cNvPicPr/>
+                  </pic:nvPicPr>
+                  <pic:blipFill>
+                    <a:blip r:embed="rId51"/>
+                    <a:stretch>
+                      <a:fillRect/>
+                    </a:stretch>
+                  </pic:blipFill>
+                  <pic:spPr>
+                    <a:xfrm>
+                      <a:off x="0" y="0"/>
+                      <a:ext cx="4320000" cy="2304575"/>
+                    </a:xfrm>
+                    <a:prstGeom prst="rect"/>
+                  </pic:spPr>
+                </pic:pic>
+              </a:graphicData>
+            </a:graphic>
+          </wp:inline>
+        </w:drawing>
+      </w:r>
+    </w:p>
+    <w:p>
+      <w:pPr>
+        <w:spacing w:after="200"/>
+        <w:jc w:val="center"/>
+      </w:pPr>
+      <w:r>
+        <w:rPr>
+          <w:rFonts w:ascii="Times New Roman" w:hAnsi="Times New Roman" w:eastAsia="宋体"/>
+          <w:b/>
+          <w:sz w:val="21"/>
+        </w:rPr>
+        <w:t>图 3.4　计算 E′ 的不同公式之比较</w:t>
+      </w:r>
+      <w:r>
+        <w:rPr>
+          <w:rFonts w:ascii="Times New Roman" w:hAnsi="Times New Roman" w:eastAsia="宋体"/>
+          <w:i/>
+          <w:color w:val="666666"/>
+          <w:sz w:val="18"/>
+        </w:rPr>
+        <w:br/>
+        <w:t>(Figure 3.4. Comparison of different formulae for the calculation of E')</w:t>
+      </w:r>
+    </w:p>
+    <w:p>
+      <w:pPr>
+        <w:pStyle w:val="Heading3"/>
+      </w:pPr>
+      <w:r>
+        <w:rPr>
+          <w:rFonts w:ascii="Arial" w:hAnsi="Arial" w:eastAsia="黑体"/>
+          <w:b/>
+          <w:color w:val="000000"/>
+          <w:sz w:val="24"/>
+        </w:rPr>
+        <w:t>3.1.4　本节小结</w:t>
+      </w:r>
+      <w:r>
+        <w:t xml:space="preserve">  </w:t>
+      </w:r>
+      <w:r>
+        <w:rPr>
+          <w:rFonts w:ascii="Arial" w:hAnsi="Arial" w:eastAsia="黑体"/>
+          <w:b w:val="0"/>
+          <w:color w:val="555555"/>
+          <w:sz w:val="19"/>
+        </w:rPr>
+        <w:t>Section Summary</w:t>
+      </w:r>
+    </w:p>
+    <w:p>
+      <w:pPr>
+        <w:spacing w:after="80"/>
+        <w:ind w:firstLine="480"/>
+      </w:pPr>
+      <w:r>
+        <w:rPr>
+          <w:rFonts w:ascii="Times New Roman" w:hAnsi="Times New Roman" w:eastAsia="宋体"/>
+        </w:rPr>
+        <w:t>本节已介绍并讨论了最重要的三个物理性质（黏度、密度和体积模量）。从实用角度看，以下结论性陈述很重要：</w:t>
+      </w:r>
+    </w:p>
+    <w:p>
+      <w:pPr>
+        <w:pStyle w:val="ListBullet"/>
+        <w:spacing w:after="40"/>
+      </w:pPr>
+      <w:r>
+        <w:rPr>
+          <w:rFonts w:ascii="Times New Roman" w:hAnsi="Times New Roman" w:eastAsia="宋体"/>
+        </w:rPr>
+        <w:t>密度可视为常数。</w:t>
+      </w:r>
+    </w:p>
+    <w:p>
+      <w:pPr>
+        <w:pStyle w:val="ListBullet"/>
+        <w:spacing w:after="40"/>
+      </w:pPr>
+      <w:r>
+        <w:rPr>
+          <w:rFonts w:ascii="Times New Roman" w:hAnsi="Times New Roman" w:eastAsia="宋体"/>
+        </w:rPr>
+        <w:t>流体黏度随温度有显著变化（式 3.4），随压力的变化则小得多。</w:t>
+      </w:r>
+    </w:p>
+    <w:p>
+      <w:pPr>
+        <w:pStyle w:val="ListBullet"/>
+        <w:spacing w:after="40"/>
+      </w:pPr>
+      <w:r>
+        <w:rPr>
+          <w:rFonts w:ascii="Times New Roman" w:hAnsi="Times New Roman" w:eastAsia="宋体"/>
+        </w:rPr>
+        <w:t>体积模量本质上取决于压力、夹带空气和机械柔度。推荐使用经验公式（如式 3.21、3.22 和 3.23）来计算有效体积模量。不过实践中可能需要对某些参数作调整。</w:t>
+      </w:r>
+    </w:p>
+    <w:p>
+      <w:pPr>
+        <w:pStyle w:val="Heading2"/>
+      </w:pPr>
+      <w:r>
+        <w:rPr>
+          <w:rFonts w:ascii="Arial" w:hAnsi="Arial" w:eastAsia="黑体"/>
+          <w:b/>
+          <w:color w:val="000000"/>
+          <w:sz w:val="27"/>
+        </w:rPr>
+        <w:t>3.2　流体运动的一般方程</w:t>
+      </w:r>
+      <w:r>
+        <w:t xml:space="preserve">  </w:t>
+      </w:r>
+      <w:r>
+        <w:rPr>
+          <w:rFonts w:ascii="Arial" w:hAnsi="Arial" w:eastAsia="黑体"/>
+          <w:b w:val="0"/>
+          <w:color w:val="555555"/>
+          <w:sz w:val="20"/>
+        </w:rPr>
+        <w:t>General Equations of Fluid Motion</w:t>
+      </w:r>
+    </w:p>
+    <w:p>
+      <w:pPr>
+        <w:spacing w:after="80"/>
+        <w:ind w:firstLine="480"/>
+      </w:pPr>
+      <w:r>
+        <w:rPr>
+          <w:rFonts w:ascii="Times New Roman" w:hAnsi="Times New Roman" w:eastAsia="宋体"/>
+        </w:rPr>
+        <w:t>本节简要总结支配流体流动及相关现象的守恒基本原理和定律。更详细的推导可见若干流体力学标准教材（如 Slattery, 1972；White, 1986；Lencastre, 1987；Spurk, 1996；Oertel, 1999）。关于流体力学守恒律的详细理论发展与讨论，以及关于管道液压学的精彩章节（4.3 节），可见 Truckenbrodt（1996）的优秀著作。</w:t>
+      </w:r>
+    </w:p>
+    <w:p>
+      <w:pPr>
+        <w:spacing w:after="80"/>
+        <w:ind w:firstLine="480"/>
+      </w:pPr>
+      <w:r>
+        <w:rPr>
+          <w:rFonts w:ascii="Times New Roman" w:hAnsi="Times New Roman" w:eastAsia="宋体"/>
+        </w:rPr>
+        <w:t>守恒律可通过考察给定的物质量——控制质量（control mass）或控制体（control volume）——及其广延性质（如质量、动量和能量）来导出。在流体力学中，有几种表述守恒方程的方式，如控制质量法、控制体法和控制管（control tube）法。</w:t>
+      </w:r>
+    </w:p>
+    <w:p>
+      <w:pPr>
+        <w:pStyle w:val="Heading3"/>
+      </w:pPr>
+      <w:r>
+        <w:rPr>
+          <w:rFonts w:ascii="Arial" w:hAnsi="Arial" w:eastAsia="黑体"/>
+          <w:b/>
+          <w:color w:val="000000"/>
+          <w:sz w:val="24"/>
+        </w:rPr>
+        <w:t>3.2.1　连续性方程与压力瞬态</w:t>
+      </w:r>
+      <w:r>
+        <w:t xml:space="preserve">  </w:t>
+      </w:r>
+      <w:r>
+        <w:rPr>
+          <w:rFonts w:ascii="Arial" w:hAnsi="Arial" w:eastAsia="黑体"/>
+          <w:b w:val="0"/>
+          <w:color w:val="555555"/>
+          <w:sz w:val="19"/>
+        </w:rPr>
+        <w:t>Continuity Equation and Pressure Transients</w:t>
+      </w:r>
+    </w:p>
+    <w:p>
+      <w:pPr>
+        <w:spacing w:after="80"/>
+        <w:ind w:firstLine="480"/>
+      </w:pPr>
+      <w:r>
+        <w:rPr>
+          <w:rFonts w:ascii="Times New Roman" w:hAnsi="Times New Roman" w:eastAsia="宋体"/>
+        </w:rPr>
+        <w:t>考虑如图 3.5 所示的控制管。质量守恒（连续性）方程的积分形式可写为（Truckenbrodt, 1996）：</w:t>
+      </w:r>
+    </w:p>
+    <w:p>
+      <w:pPr>
+        <w:spacing w:before="60" w:after="60"/>
+        <w:jc w:val="center"/>
+      </w:pPr>
+      <w:r>
+        <w:drawing>
+          <wp:inline xmlns:a="http://schemas.openxmlformats.org/drawingml/2006/main" xmlns:pic="http://schemas.openxmlformats.org/drawingml/2006/picture">
+            <wp:extent cx="4407408" cy="484632"/>
+            <wp:docPr id="44" name="Picture 28"/>
+            <wp:cNvGraphicFramePr>
+              <a:graphicFrameLocks noChangeAspect="1"/>
+            </wp:cNvGraphicFramePr>
+            <a:graphic>
+              <a:graphicData uri="http://schemas.openxmlformats.org/drawingml/2006/picture">
+                <pic:pic>
+                  <pic:nvPicPr>
+                    <pic:cNvPr id="44" name="eq_3.24.png"/>
+                    <pic:cNvPicPr/>
+                  </pic:nvPicPr>
+                  <pic:blipFill>
+                    <a:blip r:embed="rId52"/>
+                    <a:stretch>
+                      <a:fillRect/>
+                    </a:stretch>
+                  </pic:blipFill>
+                  <pic:spPr>
+                    <a:xfrm>
+                      <a:off x="0" y="0"/>
+                      <a:ext cx="4407408" cy="484632"/>
+                    </a:xfrm>
+                    <a:prstGeom prst="rect"/>
+                  </pic:spPr>
+                </pic:pic>
+              </a:graphicData>
+            </a:graphic>
+          </wp:inline>
+        </w:drawing>
+      </w:r>
+    </w:p>
+    <w:p>
+      <w:pPr>
+        <w:spacing w:after="80"/>
+      </w:pPr>
+      <w:r>
+        <w:rPr>
+          <w:rFonts w:ascii="Times New Roman" w:hAnsi="Times New Roman" w:eastAsia="宋体"/>
+        </w:rPr>
+        <w:t>式中密度 ρ = ρ(t, s) 一般而言并非常数。</w:t>
+      </w:r>
+    </w:p>
+    <w:p>
+      <w:pPr>
+        <w:spacing w:before="120"/>
+        <w:jc w:val="center"/>
+      </w:pPr>
+      <w:r>
+        <w:drawing>
+          <wp:inline xmlns:a="http://schemas.openxmlformats.org/drawingml/2006/main" xmlns:pic="http://schemas.openxmlformats.org/drawingml/2006/picture">
+            <wp:extent cx="3060000" cy="974923"/>
+            <wp:docPr id="45" name="Picture 29"/>
+            <wp:cNvGraphicFramePr>
+              <a:graphicFrameLocks noChangeAspect="1"/>
+            </wp:cNvGraphicFramePr>
+            <a:graphic>
+              <a:graphicData uri="http://schemas.openxmlformats.org/drawingml/2006/picture">
+                <pic:pic>
+                  <pic:nvPicPr>
+                    <pic:cNvPr id="45" name="fig_3.5.png"/>
+                    <pic:cNvPicPr/>
+                  </pic:nvPicPr>
+                  <pic:blipFill>
+                    <a:blip r:embed="rId53"/>
+                    <a:stretch>
+                      <a:fillRect/>
+                    </a:stretch>
+                  </pic:blipFill>
+                  <pic:spPr>
+                    <a:xfrm>
+                      <a:off x="0" y="0"/>
+                      <a:ext cx="3060000" cy="974923"/>
+                    </a:xfrm>
+                    <a:prstGeom prst="rect"/>
+                  </pic:spPr>
+                </pic:pic>
+              </a:graphicData>
+            </a:graphic>
+          </wp:inline>
+        </w:drawing>
+      </w:r>
+    </w:p>
+    <w:p>
+      <w:pPr>
+        <w:spacing w:after="200"/>
+        <w:jc w:val="center"/>
+      </w:pPr>
+      <w:r>
+        <w:rPr>
+          <w:rFonts w:ascii="Times New Roman" w:hAnsi="Times New Roman" w:eastAsia="宋体"/>
+          <w:b/>
+          <w:sz w:val="21"/>
+        </w:rPr>
+        <w:t>图 3.5　控制管的定义</w:t>
+      </w:r>
+      <w:r>
+        <w:rPr>
+          <w:rFonts w:ascii="Times New Roman" w:hAnsi="Times New Roman" w:eastAsia="宋体"/>
+          <w:i/>
+          <w:color w:val="666666"/>
+          <w:sz w:val="18"/>
+        </w:rPr>
+        <w:br/>
+        <w:t>(Figure 3.5. Definition of control tube)</w:t>
+      </w:r>
+    </w:p>
+    <w:p>
+      <w:pPr>
+        <w:spacing w:after="80"/>
+        <w:ind w:firstLine="480"/>
+      </w:pPr>
+      <w:r>
+        <w:rPr>
+          <w:rFonts w:ascii="Times New Roman" w:hAnsi="Times New Roman" w:eastAsia="宋体"/>
+        </w:rPr>
+        <w:t>对不可压缩流体，即 ρ = 常数（这是液压学中的标准假设），式 3.24 可简化为：</w:t>
+      </w:r>
+    </w:p>
+    <w:p>
+      <w:pPr>
+        <w:spacing w:before="60" w:after="60"/>
+        <w:jc w:val="center"/>
+      </w:pPr>
+      <w:r>
+        <w:drawing>
+          <wp:inline xmlns:a="http://schemas.openxmlformats.org/drawingml/2006/main" xmlns:pic="http://schemas.openxmlformats.org/drawingml/2006/picture">
+            <wp:extent cx="4407408" cy="178308"/>
+            <wp:docPr id="46" name="Picture 30"/>
+            <wp:cNvGraphicFramePr>
+              <a:graphicFrameLocks noChangeAspect="1"/>
+            </wp:cNvGraphicFramePr>
+            <a:graphic>
+              <a:graphicData uri="http://schemas.openxmlformats.org/drawingml/2006/picture">
+                <pic:pic>
+                  <pic:nvPicPr>
+                    <pic:cNvPr id="46" name="eq_3.25.png"/>
+                    <pic:cNvPicPr/>
+                  </pic:nvPicPr>
+                  <pic:blipFill>
+                    <a:blip r:embed="rId54"/>
+                    <a:stretch>
+                      <a:fillRect/>
+                    </a:stretch>
+                  </pic:blipFill>
+                  <pic:spPr>
+                    <a:xfrm>
+                      <a:off x="0" y="0"/>
+                      <a:ext cx="4407408" cy="178308"/>
+                    </a:xfrm>
+                    <a:prstGeom prst="rect"/>
+                  </pic:spPr>
+                </pic:pic>
+              </a:graphicData>
+            </a:graphic>
+          </wp:inline>
+        </w:drawing>
+      </w:r>
+    </w:p>
+    <w:p>
+      <w:pPr>
+        <w:spacing w:after="80"/>
+      </w:pPr>
+      <w:r>
+        <w:rPr>
+          <w:rFonts w:ascii="Times New Roman" w:hAnsi="Times New Roman" w:eastAsia="宋体"/>
+        </w:rPr>
+        <w:t>或更一般地：</w:t>
+      </w:r>
+    </w:p>
+    <w:p>
+      <w:pPr>
+        <w:spacing w:before="60" w:after="60"/>
+        <w:jc w:val="center"/>
+      </w:pPr>
+      <w:r>
+        <w:drawing>
+          <wp:inline xmlns:a="http://schemas.openxmlformats.org/drawingml/2006/main" xmlns:pic="http://schemas.openxmlformats.org/drawingml/2006/picture">
+            <wp:extent cx="4407408" cy="173736"/>
+            <wp:docPr id="47" name="Picture 31"/>
+            <wp:cNvGraphicFramePr>
+              <a:graphicFrameLocks noChangeAspect="1"/>
+            </wp:cNvGraphicFramePr>
+            <a:graphic>
+              <a:graphicData uri="http://schemas.openxmlformats.org/drawingml/2006/picture">
+                <pic:pic>
+                  <pic:nvPicPr>
+                    <pic:cNvPr id="47" name="eq_3.26.png"/>
+                    <pic:cNvPicPr/>
+                  </pic:nvPicPr>
+                  <pic:blipFill>
+                    <a:blip r:embed="rId55"/>
+                    <a:stretch>
+                      <a:fillRect/>
+                    </a:stretch>
+                  </pic:blipFill>
+                  <pic:spPr>
+                    <a:xfrm>
+                      <a:off x="0" y="0"/>
+                      <a:ext cx="4407408" cy="173736"/>
+                    </a:xfrm>
+                    <a:prstGeom prst="rect"/>
+                  </pic:spPr>
+                </pic:pic>
+              </a:graphicData>
+            </a:graphic>
+          </wp:inline>
+        </w:drawing>
+      </w:r>
+    </w:p>
+    <w:p>
+      <w:pPr>
+        <w:spacing w:after="80"/>
+        <w:ind w:firstLine="480"/>
+      </w:pPr>
+      <w:r>
+        <w:rPr>
+          <w:rFonts w:ascii="Times New Roman" w:hAnsi="Times New Roman" w:eastAsia="宋体"/>
+        </w:rPr>
+        <w:t>对定常流动（steady flow），连续性方程可表示为：</w:t>
+      </w:r>
+    </w:p>
+    <w:p>
+      <w:pPr>
+        <w:spacing w:before="60" w:after="60"/>
+        <w:jc w:val="center"/>
+      </w:pPr>
+      <w:r>
+        <w:drawing>
+          <wp:inline xmlns:a="http://schemas.openxmlformats.org/drawingml/2006/main" xmlns:pic="http://schemas.openxmlformats.org/drawingml/2006/picture">
+            <wp:extent cx="4407408" cy="173736"/>
+            <wp:docPr id="48" name="Picture 32"/>
+            <wp:cNvGraphicFramePr>
+              <a:graphicFrameLocks noChangeAspect="1"/>
+            </wp:cNvGraphicFramePr>
+            <a:graphic>
+              <a:graphicData uri="http://schemas.openxmlformats.org/drawingml/2006/picture">
+                <pic:pic>
+                  <pic:nvPicPr>
+                    <pic:cNvPr id="48" name="eq_3.27.png"/>
+                    <pic:cNvPicPr/>
+                  </pic:nvPicPr>
+                  <pic:blipFill>
+                    <a:blip r:embed="rId56"/>
+                    <a:stretch>
+                      <a:fillRect/>
+                    </a:stretch>
+                  </pic:blipFill>
+                  <pic:spPr>
+                    <a:xfrm>
+                      <a:off x="0" y="0"/>
+                      <a:ext cx="4407408" cy="173736"/>
+                    </a:xfrm>
+                    <a:prstGeom prst="rect"/>
+                  </pic:spPr>
+                </pic:pic>
+              </a:graphicData>
+            </a:graphic>
+          </wp:inline>
+        </w:drawing>
+      </w:r>
+    </w:p>
+    <w:p>
+      <w:pPr>
+        <w:spacing w:after="80"/>
+      </w:pPr>
+      <w:r>
+        <w:rPr>
+          <w:rFonts w:ascii="Times New Roman" w:hAnsi="Times New Roman" w:eastAsia="宋体"/>
+        </w:rPr>
+        <w:t>或写成一般形式：</w:t>
+      </w:r>
+    </w:p>
+    <w:p>
+      <w:pPr>
+        <w:spacing w:before="60" w:after="60"/>
+        <w:jc w:val="center"/>
+      </w:pPr>
+      <w:r>
+        <w:drawing>
+          <wp:inline xmlns:a="http://schemas.openxmlformats.org/drawingml/2006/main" xmlns:pic="http://schemas.openxmlformats.org/drawingml/2006/picture">
+            <wp:extent cx="4407408" cy="169164"/>
+            <wp:docPr id="49" name="Picture 33"/>
+            <wp:cNvGraphicFramePr>
+              <a:graphicFrameLocks noChangeAspect="1"/>
+            </wp:cNvGraphicFramePr>
+            <a:graphic>
+              <a:graphicData uri="http://schemas.openxmlformats.org/drawingml/2006/picture">
+                <pic:pic>
+                  <pic:nvPicPr>
+                    <pic:cNvPr id="49" name="eq_3.28.png"/>
+                    <pic:cNvPicPr/>
+                  </pic:nvPicPr>
+                  <pic:blipFill>
+                    <a:blip r:embed="rId57"/>
+                    <a:stretch>
+                      <a:fillRect/>
+                    </a:stretch>
+                  </pic:blipFill>
+                  <pic:spPr>
+                    <a:xfrm>
+                      <a:off x="0" y="0"/>
+                      <a:ext cx="4407408" cy="169164"/>
+                    </a:xfrm>
+                    <a:prstGeom prst="rect"/>
+                  </pic:spPr>
+                </pic:pic>
+              </a:graphicData>
+            </a:graphic>
+          </wp:inline>
+        </w:drawing>
+      </w:r>
+    </w:p>
+    <w:p>
+      <w:pPr>
+        <w:spacing w:after="80"/>
+        <w:ind w:firstLine="480"/>
+      </w:pPr>
+      <w:r>
+        <w:rPr>
+          <w:rFonts w:ascii="Times New Roman" w:hAnsi="Times New Roman" w:eastAsia="宋体"/>
+        </w:rPr>
+        <w:t>接下来，把质量守恒方程写成微分的、与坐标无关的形式（对长度为 ds 的控制管微元，见图 3.5）：</w:t>
+      </w:r>
+    </w:p>
+    <w:p>
+      <w:pPr>
+        <w:spacing w:before="60" w:after="60"/>
+        <w:jc w:val="center"/>
+      </w:pPr>
+      <w:r>
+        <w:drawing>
+          <wp:inline xmlns:a="http://schemas.openxmlformats.org/drawingml/2006/main" xmlns:pic="http://schemas.openxmlformats.org/drawingml/2006/picture">
+            <wp:extent cx="4407408" cy="333756"/>
+            <wp:docPr id="50" name="Picture 34"/>
+            <wp:cNvGraphicFramePr>
+              <a:graphicFrameLocks noChangeAspect="1"/>
+            </wp:cNvGraphicFramePr>
+            <a:graphic>
+              <a:graphicData uri="http://schemas.openxmlformats.org/drawingml/2006/picture">
+                <pic:pic>
+                  <pic:nvPicPr>
+                    <pic:cNvPr id="50" name="eq_3.29.png"/>
+                    <pic:cNvPicPr/>
+                  </pic:nvPicPr>
+                  <pic:blipFill>
+                    <a:blip r:embed="rId58"/>
+                    <a:stretch>
+                      <a:fillRect/>
+                    </a:stretch>
+                  </pic:blipFill>
+                  <pic:spPr>
+                    <a:xfrm>
+                      <a:off x="0" y="0"/>
+                      <a:ext cx="4407408" cy="333756"/>
+                    </a:xfrm>
+                    <a:prstGeom prst="rect"/>
+                  </pic:spPr>
+                </pic:pic>
+              </a:graphicData>
+            </a:graphic>
+          </wp:inline>
+        </w:drawing>
+      </w:r>
+    </w:p>
+    <w:p>
+      <w:pPr>
+        <w:spacing w:after="80"/>
+      </w:pPr>
+      <w:r>
+        <w:rPr>
+          <w:rFonts w:ascii="Times New Roman" w:hAnsi="Times New Roman" w:eastAsia="宋体"/>
+        </w:rPr>
+        <w:t>同样可给出两个特例：</w:t>
+      </w:r>
+    </w:p>
+    <w:p>
+      <w:pPr>
+        <w:spacing w:before="60" w:after="60"/>
+        <w:jc w:val="center"/>
+      </w:pPr>
+      <w:r>
+        <w:drawing>
+          <wp:inline xmlns:a="http://schemas.openxmlformats.org/drawingml/2006/main" xmlns:pic="http://schemas.openxmlformats.org/drawingml/2006/picture">
+            <wp:extent cx="4398264" cy="374904"/>
+            <wp:docPr id="51" name="Picture 35"/>
+            <wp:cNvGraphicFramePr>
+              <a:graphicFrameLocks noChangeAspect="1"/>
+            </wp:cNvGraphicFramePr>
+            <a:graphic>
+              <a:graphicData uri="http://schemas.openxmlformats.org/drawingml/2006/picture">
+                <pic:pic>
+                  <pic:nvPicPr>
+                    <pic:cNvPr id="51" name="eq_3.30.png"/>
+                    <pic:cNvPicPr/>
+                  </pic:nvPicPr>
+                  <pic:blipFill>
+                    <a:blip r:embed="rId59"/>
+                    <a:stretch>
+                      <a:fillRect/>
+                    </a:stretch>
+                  </pic:blipFill>
+                  <pic:spPr>
+                    <a:xfrm>
+                      <a:off x="0" y="0"/>
+                      <a:ext cx="4398264" cy="374904"/>
+                    </a:xfrm>
+                    <a:prstGeom prst="rect"/>
+                  </pic:spPr>
+                </pic:pic>
+              </a:graphicData>
+            </a:graphic>
+          </wp:inline>
+        </w:drawing>
+      </w:r>
+    </w:p>
+    <w:p>
+      <w:pPr>
+        <w:spacing w:before="60" w:after="60"/>
+        <w:jc w:val="center"/>
+      </w:pPr>
+      <w:r>
+        <w:drawing>
+          <wp:inline xmlns:a="http://schemas.openxmlformats.org/drawingml/2006/main" xmlns:pic="http://schemas.openxmlformats.org/drawingml/2006/picture">
+            <wp:extent cx="4398264" cy="374904"/>
+            <wp:docPr id="52" name="Picture 36"/>
+            <wp:cNvGraphicFramePr>
+              <a:graphicFrameLocks noChangeAspect="1"/>
+            </wp:cNvGraphicFramePr>
+            <a:graphic>
+              <a:graphicData uri="http://schemas.openxmlformats.org/drawingml/2006/picture">
+                <pic:pic>
+                  <pic:nvPicPr>
+                    <pic:cNvPr id="52" name="eq_3.30.png"/>
+                    <pic:cNvPicPr/>
+                  </pic:nvPicPr>
+                  <pic:blipFill>
+                    <a:blip r:embed="rId59"/>
+                    <a:stretch>
+                      <a:fillRect/>
+                    </a:stretch>
+                  </pic:blipFill>
+                  <pic:spPr>
+                    <a:xfrm>
+                      <a:off x="0" y="0"/>
+                      <a:ext cx="4398264" cy="374904"/>
+                    </a:xfrm>
+                    <a:prstGeom prst="rect"/>
+                  </pic:spPr>
+                </pic:pic>
+              </a:graphicData>
+            </a:graphic>
+          </wp:inline>
+        </w:drawing>
+      </w:r>
+    </w:p>
+    <w:p>
+      <w:pPr>
+        <w:spacing w:after="80"/>
+      </w:pPr>
+      <w:r>
+        <w:rPr>
+          <w:rFonts w:ascii="Times New Roman" w:hAnsi="Times New Roman" w:eastAsia="宋体"/>
+        </w:rPr>
+        <w:t>给定坐标系（直角、柱面或球面），通过提供该坐标系中散度（div）算子的表达式，式 3.29 可取具体形式。柱坐标系 (r, φ, x) 中连续性方程的表达式由下式给出（Truckenbrodt, 1996）：</w:t>
+      </w:r>
+    </w:p>
+    <w:p>
+      <w:pPr>
+        <w:spacing w:before="60" w:after="60"/>
+        <w:jc w:val="center"/>
+      </w:pPr>
+      <w:r>
+        <w:drawing>
+          <wp:inline xmlns:a="http://schemas.openxmlformats.org/drawingml/2006/main" xmlns:pic="http://schemas.openxmlformats.org/drawingml/2006/picture">
+            <wp:extent cx="4398264" cy="416052"/>
+            <wp:docPr id="53" name="Picture 37"/>
+            <wp:cNvGraphicFramePr>
+              <a:graphicFrameLocks noChangeAspect="1"/>
+            </wp:cNvGraphicFramePr>
+            <a:graphic>
+              <a:graphicData uri="http://schemas.openxmlformats.org/drawingml/2006/picture">
+                <pic:pic>
+                  <pic:nvPicPr>
+                    <pic:cNvPr id="53" name="eq_3.32.png"/>
+                    <pic:cNvPicPr/>
+                  </pic:nvPicPr>
+                  <pic:blipFill>
+                    <a:blip r:embed="rId60"/>
+                    <a:stretch>
+                      <a:fillRect/>
+                    </a:stretch>
+                  </pic:blipFill>
+                  <pic:spPr>
+                    <a:xfrm>
+                      <a:off x="0" y="0"/>
+                      <a:ext cx="4398264" cy="416052"/>
+                    </a:xfrm>
+                    <a:prstGeom prst="rect"/>
+                  </pic:spPr>
+                </pic:pic>
+              </a:graphicData>
+            </a:graphic>
+          </wp:inline>
+        </w:drawing>
+      </w:r>
+    </w:p>
+    <w:p>
+      <w:pPr>
+        <w:spacing w:after="80"/>
+        <w:ind w:firstLine="480"/>
+      </w:pPr>
+      <w:r>
+        <w:rPr>
+          <w:rFonts w:ascii="Times New Roman" w:hAnsi="Times New Roman" w:eastAsia="宋体"/>
+        </w:rPr>
+        <w:t>再次考虑控制体 V 的质量守恒方程，设其内部累积或储存的流体质量为 m、质量密度为 ρ。由于介质假设为连续，所有流体都必须被计入，故质量储存的速率必须等于流入质量流量减去流出质量流量。因此可写出：</w:t>
+      </w:r>
+    </w:p>
+    <w:p>
+      <w:pPr>
+        <w:spacing w:before="60" w:after="60"/>
+        <w:jc w:val="center"/>
+      </w:pPr>
+      <w:r>
+        <w:drawing>
+          <wp:inline xmlns:a="http://schemas.openxmlformats.org/drawingml/2006/main" xmlns:pic="http://schemas.openxmlformats.org/drawingml/2006/picture">
+            <wp:extent cx="4398264" cy="329184"/>
+            <wp:docPr id="54" name="Picture 38"/>
+            <wp:cNvGraphicFramePr>
+              <a:graphicFrameLocks noChangeAspect="1"/>
+            </wp:cNvGraphicFramePr>
+            <a:graphic>
+              <a:graphicData uri="http://schemas.openxmlformats.org/drawingml/2006/picture">
+                <pic:pic>
+                  <pic:nvPicPr>
+                    <pic:cNvPr id="54" name="eq_3.33.png"/>
+                    <pic:cNvPicPr/>
+                  </pic:nvPicPr>
+                  <pic:blipFill>
+                    <a:blip r:embed="rId61"/>
+                    <a:stretch>
+                      <a:fillRect/>
+                    </a:stretch>
+                  </pic:blipFill>
+                  <pic:spPr>
+                    <a:xfrm>
+                      <a:off x="0" y="0"/>
+                      <a:ext cx="4398264" cy="329184"/>
+                    </a:xfrm>
+                    <a:prstGeom prst="rect"/>
+                  </pic:spPr>
+                </pic:pic>
+              </a:graphicData>
+            </a:graphic>
+          </wp:inline>
+        </w:drawing>
+      </w:r>
+    </w:p>
+    <w:p>
+      <w:pPr>
+        <w:spacing w:after="80"/>
+      </w:pPr>
+      <w:r>
+        <w:rPr>
+          <w:rFonts w:ascii="Times New Roman" w:hAnsi="Times New Roman" w:eastAsia="宋体"/>
+        </w:rPr>
+        <w:t>计入式 3.8 并将式 3.33 除以 ρ，得：</w:t>
+      </w:r>
+    </w:p>
+    <w:p>
+      <w:pPr>
+        <w:spacing w:before="60" w:after="60"/>
+        <w:jc w:val="center"/>
+      </w:pPr>
+      <w:r>
+        <w:drawing>
+          <wp:inline xmlns:a="http://schemas.openxmlformats.org/drawingml/2006/main" xmlns:pic="http://schemas.openxmlformats.org/drawingml/2006/picture">
+            <wp:extent cx="4398264" cy="324612"/>
+            <wp:docPr id="55" name="Picture 39"/>
+            <wp:cNvGraphicFramePr>
+              <a:graphicFrameLocks noChangeAspect="1"/>
+            </wp:cNvGraphicFramePr>
+            <a:graphic>
+              <a:graphicData uri="http://schemas.openxmlformats.org/drawingml/2006/picture">
+                <pic:pic>
+                  <pic:nvPicPr>
+                    <pic:cNvPr id="55" name="eq_3.34.png"/>
+                    <pic:cNvPicPr/>
+                  </pic:nvPicPr>
+                  <pic:blipFill>
+                    <a:blip r:embed="rId62"/>
+                    <a:stretch>
+                      <a:fillRect/>
+                    </a:stretch>
+                  </pic:blipFill>
+                  <pic:spPr>
+                    <a:xfrm>
+                      <a:off x="0" y="0"/>
+                      <a:ext cx="4398264" cy="324612"/>
+                    </a:xfrm>
+                    <a:prstGeom prst="rect"/>
+                  </pic:spPr>
+                </pic:pic>
+              </a:graphicData>
+            </a:graphic>
+          </wp:inline>
+        </w:drawing>
+      </w:r>
+    </w:p>
+    <w:p>
+      <w:pPr>
+        <w:spacing w:after="80"/>
+      </w:pPr>
+      <w:r>
+        <w:rPr>
+          <w:rFonts w:ascii="Times New Roman" w:hAnsi="Times New Roman" w:eastAsia="宋体"/>
+        </w:rPr>
+        <w:t>若体积固定（V = V0），式 3.33 变为：</w:t>
+      </w:r>
+    </w:p>
+    <w:p>
+      <w:pPr>
+        <w:spacing w:before="60" w:after="60"/>
+        <w:jc w:val="center"/>
+      </w:pPr>
+      <w:r>
+        <w:drawing>
+          <wp:inline xmlns:a="http://schemas.openxmlformats.org/drawingml/2006/main" xmlns:pic="http://schemas.openxmlformats.org/drawingml/2006/picture">
+            <wp:extent cx="4398264" cy="356616"/>
+            <wp:docPr id="56" name="Picture 40"/>
+            <wp:cNvGraphicFramePr>
+              <a:graphicFrameLocks noChangeAspect="1"/>
+            </wp:cNvGraphicFramePr>
+            <a:graphic>
+              <a:graphicData uri="http://schemas.openxmlformats.org/drawingml/2006/picture">
+                <pic:pic>
+                  <pic:nvPicPr>
+                    <pic:cNvPr id="56" name="eq_3.35.png"/>
+                    <pic:cNvPicPr/>
+                  </pic:nvPicPr>
+                  <pic:blipFill>
+                    <a:blip r:embed="rId63"/>
+                    <a:stretch>
+                      <a:fillRect/>
+                    </a:stretch>
+                  </pic:blipFill>
+                  <pic:spPr>
+                    <a:xfrm>
+                      <a:off x="0" y="0"/>
+                      <a:ext cx="4398264" cy="356616"/>
+                    </a:xfrm>
+                    <a:prstGeom prst="rect"/>
+                  </pic:spPr>
+                </pic:pic>
+              </a:graphicData>
+            </a:graphic>
+          </wp:inline>
+        </w:drawing>
+      </w:r>
+    </w:p>
+    <w:p>
+      <w:pPr>
+        <w:spacing w:after="80"/>
+      </w:pPr>
+      <w:r>
+        <w:rPr>
+          <w:rFonts w:ascii="Times New Roman" w:hAnsi="Times New Roman" w:eastAsia="宋体"/>
+        </w:rPr>
+        <w:t>该方程是描述液压腔室内压力动态的基本方程。</w:t>
+      </w:r>
+    </w:p>
+    <w:p>
+      <w:pPr>
+        <w:pStyle w:val="Heading3"/>
+      </w:pPr>
+      <w:r>
+        <w:rPr>
+          <w:rFonts w:ascii="Arial" w:hAnsi="Arial" w:eastAsia="黑体"/>
+          <w:b/>
+          <w:color w:val="000000"/>
+          <w:sz w:val="24"/>
+        </w:rPr>
+        <w:t>3.2.2　纳维-斯托克斯方程</w:t>
+      </w:r>
+      <w:r>
+        <w:t xml:space="preserve">  </w:t>
+      </w:r>
+      <w:r>
+        <w:rPr>
+          <w:rFonts w:ascii="Arial" w:hAnsi="Arial" w:eastAsia="黑体"/>
+          <w:b w:val="0"/>
+          <w:color w:val="555555"/>
+          <w:sz w:val="19"/>
+        </w:rPr>
+        <w:t>Navier-Stokes Equation</w:t>
+      </w:r>
+    </w:p>
+    <w:p>
+      <w:pPr>
+        <w:spacing w:after="80"/>
+        <w:ind w:firstLine="480"/>
+      </w:pPr>
+      <w:r>
+        <w:rPr>
+          <w:rFonts w:ascii="Times New Roman" w:hAnsi="Times New Roman" w:eastAsia="宋体"/>
+        </w:rPr>
+        <w:t>动量守恒方程即纳维-斯托克斯方程（Navier-Stokes equation，微分形式）（Lencastre, 1987）：</w:t>
+      </w:r>
+    </w:p>
+    <w:p>
+      <w:pPr>
+        <w:spacing w:before="60" w:after="60"/>
+        <w:jc w:val="center"/>
+      </w:pPr>
+      <w:r>
+        <w:drawing>
+          <wp:inline xmlns:a="http://schemas.openxmlformats.org/drawingml/2006/main" xmlns:pic="http://schemas.openxmlformats.org/drawingml/2006/picture">
+            <wp:extent cx="4398264" cy="388620"/>
+            <wp:docPr id="57" name="Picture 41"/>
+            <wp:cNvGraphicFramePr>
+              <a:graphicFrameLocks noChangeAspect="1"/>
+            </wp:cNvGraphicFramePr>
+            <a:graphic>
+              <a:graphicData uri="http://schemas.openxmlformats.org/drawingml/2006/picture">
+                <pic:pic>
+                  <pic:nvPicPr>
+                    <pic:cNvPr id="57" name="eq_3.36.png"/>
+                    <pic:cNvPicPr/>
+                  </pic:nvPicPr>
+                  <pic:blipFill>
+                    <a:blip r:embed="rId64"/>
+                    <a:stretch>
+                      <a:fillRect/>
+                    </a:stretch>
+                  </pic:blipFill>
+                  <pic:spPr>
+                    <a:xfrm>
+                      <a:off x="0" y="0"/>
+                      <a:ext cx="4398264" cy="388620"/>
+                    </a:xfrm>
+                    <a:prstGeom prst="rect"/>
+                  </pic:spPr>
+                </pic:pic>
+              </a:graphicData>
+            </a:graphic>
+          </wp:inline>
+        </w:drawing>
+      </w:r>
+    </w:p>
+    <w:p>
+      <w:pPr>
+        <w:spacing w:after="80"/>
+      </w:pPr>
+      <w:r>
+        <w:rPr>
+          <w:rFonts w:ascii="Times New Roman" w:hAnsi="Times New Roman" w:eastAsia="宋体"/>
+        </w:rPr>
+        <w:t>其中各项含义为：</w:t>
+      </w:r>
+    </w:p>
+    <w:p>
+      <w:pPr>
+        <w:pStyle w:val="ListBullet"/>
+        <w:spacing w:after="40"/>
+      </w:pPr>
+      <w:r>
+        <w:rPr>
+          <w:rFonts w:ascii="Times New Roman" w:hAnsi="Times New Roman" w:eastAsia="宋体"/>
+        </w:rPr>
+        <w:t>ρg 表示体积力（body forces）。</w:t>
+      </w:r>
+    </w:p>
+    <w:p>
+      <w:pPr>
+        <w:pStyle w:val="ListBullet"/>
+        <w:spacing w:after="40"/>
+      </w:pPr>
+      <w:r>
+        <w:rPr>
+          <w:rFonts w:ascii="Times New Roman" w:hAnsi="Times New Roman" w:eastAsia="宋体"/>
+        </w:rPr>
+        <w:t>ρ dv/dt 表示惯性力。</w:t>
+      </w:r>
+    </w:p>
+    <w:p>
+      <w:pPr>
+        <w:pStyle w:val="ListBullet"/>
+        <w:spacing w:after="40"/>
+      </w:pPr>
+      <w:r>
+        <w:rPr>
+          <w:rFonts w:ascii="Times New Roman" w:hAnsi="Times New Roman" w:eastAsia="宋体"/>
+        </w:rPr>
+        <w:t>grad p 是分量为 ∂p/∂xi 的矢量，对应于压力沿流动方向的导数或斜率。</w:t>
+      </w:r>
+    </w:p>
+    <w:p>
+      <w:pPr>
+        <w:pStyle w:val="ListBullet"/>
+        <w:spacing w:after="40"/>
+      </w:pPr>
+      <w:r>
+        <w:rPr>
+          <w:rFonts w:ascii="Times New Roman" w:hAnsi="Times New Roman" w:eastAsia="宋体"/>
+        </w:rPr>
+        <w:t>项 η div(grad v) 表示矢量 v 在流动中的扩散，即由于黏性效应一个质点对其他质点的作用。</w:t>
+      </w:r>
+    </w:p>
+    <w:p>
+      <w:pPr>
+        <w:pStyle w:val="ListBullet"/>
+        <w:spacing w:after="40"/>
+      </w:pPr>
+      <w:r>
+        <w:rPr>
+          <w:rFonts w:ascii="Times New Roman" w:hAnsi="Times New Roman" w:eastAsia="宋体"/>
+        </w:rPr>
+        <w:t>项 (1/3)η grad(div v) 表示可压缩性的影响，对不可压缩液体则消失。</w:t>
+      </w:r>
+    </w:p>
+    <w:p>
+      <w:pPr>
+        <w:spacing w:after="80"/>
+        <w:ind w:firstLine="480"/>
+      </w:pPr>
+      <w:r>
+        <w:rPr>
+          <w:rFonts w:ascii="Times New Roman" w:hAnsi="Times New Roman" w:eastAsia="宋体"/>
+        </w:rPr>
+        <w:t>设流体不可压缩并将式 3.36 通除以 ρ，得：</w:t>
+      </w:r>
+    </w:p>
+    <w:p>
+      <w:pPr>
+        <w:spacing w:before="60" w:after="60"/>
+        <w:jc w:val="center"/>
+      </w:pPr>
+      <w:r>
+        <w:drawing>
+          <wp:inline xmlns:a="http://schemas.openxmlformats.org/drawingml/2006/main" xmlns:pic="http://schemas.openxmlformats.org/drawingml/2006/picture">
+            <wp:extent cx="4384548" cy="356616"/>
+            <wp:docPr id="58" name="Picture 42"/>
+            <wp:cNvGraphicFramePr>
+              <a:graphicFrameLocks noChangeAspect="1"/>
+            </wp:cNvGraphicFramePr>
+            <a:graphic>
+              <a:graphicData uri="http://schemas.openxmlformats.org/drawingml/2006/picture">
+                <pic:pic>
+                  <pic:nvPicPr>
+                    <pic:cNvPr id="58" name="eq_3.37.png"/>
+                    <pic:cNvPicPr/>
+                  </pic:nvPicPr>
+                  <pic:blipFill>
+                    <a:blip r:embed="rId65"/>
+                    <a:stretch>
+                      <a:fillRect/>
+                    </a:stretch>
+                  </pic:blipFill>
+                  <pic:spPr>
+                    <a:xfrm>
+                      <a:off x="0" y="0"/>
+                      <a:ext cx="4384548" cy="356616"/>
+                    </a:xfrm>
+                    <a:prstGeom prst="rect"/>
+                  </pic:spPr>
+                </pic:pic>
+              </a:graphicData>
+            </a:graphic>
+          </wp:inline>
+        </w:drawing>
+      </w:r>
+    </w:p>
+    <w:p>
+      <w:pPr>
+        <w:spacing w:after="80"/>
+      </w:pPr>
+      <w:r>
+        <w:rPr>
+          <w:rFonts w:ascii="Times New Roman" w:hAnsi="Times New Roman" w:eastAsia="宋体"/>
+        </w:rPr>
+        <w:t>在外力由势 ξ 导出的假设下，则 g = grad ξ。于是，对不可压缩液体，式 3.37 变为：</w:t>
+      </w:r>
+    </w:p>
+    <w:p>
+      <w:pPr>
+        <w:spacing w:before="60" w:after="60"/>
+        <w:jc w:val="center"/>
+      </w:pPr>
+      <w:r>
+        <w:drawing>
+          <wp:inline xmlns:a="http://schemas.openxmlformats.org/drawingml/2006/main" xmlns:pic="http://schemas.openxmlformats.org/drawingml/2006/picture">
+            <wp:extent cx="4384548" cy="352044"/>
+            <wp:docPr id="59" name="Picture 43"/>
+            <wp:cNvGraphicFramePr>
+              <a:graphicFrameLocks noChangeAspect="1"/>
+            </wp:cNvGraphicFramePr>
+            <a:graphic>
+              <a:graphicData uri="http://schemas.openxmlformats.org/drawingml/2006/picture">
+                <pic:pic>
+                  <pic:nvPicPr>
+                    <pic:cNvPr id="59" name="eq_3.38.png"/>
+                    <pic:cNvPicPr/>
+                  </pic:nvPicPr>
+                  <pic:blipFill>
+                    <a:blip r:embed="rId66"/>
+                    <a:stretch>
+                      <a:fillRect/>
+                    </a:stretch>
+                  </pic:blipFill>
+                  <pic:spPr>
+                    <a:xfrm>
+                      <a:off x="0" y="0"/>
+                      <a:ext cx="4384548" cy="352044"/>
+                    </a:xfrm>
+                    <a:prstGeom prst="rect"/>
+                  </pic:spPr>
+                </pic:pic>
+              </a:graphicData>
+            </a:graphic>
+          </wp:inline>
+        </w:drawing>
+      </w:r>
+    </w:p>
+    <w:p>
+      <w:pPr>
+        <w:spacing w:after="80"/>
+      </w:pPr>
+      <w:r>
+        <w:rPr>
+          <w:rFonts w:ascii="Times New Roman" w:hAnsi="Times New Roman" w:eastAsia="宋体"/>
+        </w:rPr>
+        <w:t>若该势为重力势，即 ξ = −gz，则通除以 g 给出：</w:t>
+      </w:r>
+    </w:p>
+    <w:p>
+      <w:pPr>
+        <w:spacing w:before="60" w:after="60"/>
+        <w:jc w:val="center"/>
+      </w:pPr>
+      <w:r>
+        <w:drawing>
+          <wp:inline xmlns:a="http://schemas.openxmlformats.org/drawingml/2006/main" xmlns:pic="http://schemas.openxmlformats.org/drawingml/2006/picture">
+            <wp:extent cx="4384548" cy="402336"/>
+            <wp:docPr id="60" name="Picture 44"/>
+            <wp:cNvGraphicFramePr>
+              <a:graphicFrameLocks noChangeAspect="1"/>
+            </wp:cNvGraphicFramePr>
+            <a:graphic>
+              <a:graphicData uri="http://schemas.openxmlformats.org/drawingml/2006/picture">
+                <pic:pic>
+                  <pic:nvPicPr>
+                    <pic:cNvPr id="60" name="eq_3.39.png"/>
+                    <pic:cNvPicPr/>
+                  </pic:nvPicPr>
+                  <pic:blipFill>
+                    <a:blip r:embed="rId67"/>
+                    <a:stretch>
+                      <a:fillRect/>
+                    </a:stretch>
+                  </pic:blipFill>
+                  <pic:spPr>
+                    <a:xfrm>
+                      <a:off x="0" y="0"/>
+                      <a:ext cx="4384548" cy="402336"/>
+                    </a:xfrm>
+                    <a:prstGeom prst="rect"/>
+                  </pic:spPr>
+                </pic:pic>
+              </a:graphicData>
+            </a:graphic>
+          </wp:inline>
+        </w:drawing>
+      </w:r>
+    </w:p>
+    <w:p>
+      <w:pPr>
+        <w:spacing w:after="80"/>
+      </w:pPr>
+      <w:r>
+        <w:rPr>
+          <w:rFonts w:ascii="Times New Roman" w:hAnsi="Times New Roman" w:eastAsia="宋体"/>
+        </w:rPr>
+        <w:t>其中 γ = ρg。在理想或完美液体（即 η = 0，现实中并不存在）的情形下，式 3.39 变为：</w:t>
+      </w:r>
+    </w:p>
+    <w:p>
+      <w:pPr>
+        <w:spacing w:before="60" w:after="60"/>
+        <w:jc w:val="center"/>
+      </w:pPr>
+      <w:r>
+        <w:drawing>
+          <wp:inline xmlns:a="http://schemas.openxmlformats.org/drawingml/2006/main" xmlns:pic="http://schemas.openxmlformats.org/drawingml/2006/picture">
+            <wp:extent cx="4384548" cy="397764"/>
+            <wp:docPr id="61" name="Picture 45"/>
+            <wp:cNvGraphicFramePr>
+              <a:graphicFrameLocks noChangeAspect="1"/>
+            </wp:cNvGraphicFramePr>
+            <a:graphic>
+              <a:graphicData uri="http://schemas.openxmlformats.org/drawingml/2006/picture">
+                <pic:pic>
+                  <pic:nvPicPr>
+                    <pic:cNvPr id="61" name="eq_3.40.png"/>
+                    <pic:cNvPicPr/>
+                  </pic:nvPicPr>
+                  <pic:blipFill>
+                    <a:blip r:embed="rId68"/>
+                    <a:stretch>
+                      <a:fillRect/>
+                    </a:stretch>
+                  </pic:blipFill>
+                  <pic:spPr>
+                    <a:xfrm>
+                      <a:off x="0" y="0"/>
+                      <a:ext cx="4384548" cy="397764"/>
+                    </a:xfrm>
+                    <a:prstGeom prst="rect"/>
+                  </pic:spPr>
+                </pic:pic>
+              </a:graphicData>
+            </a:graphic>
+          </wp:inline>
+        </w:drawing>
+      </w:r>
+    </w:p>
+    <w:p>
+      <w:pPr>
+        <w:spacing w:after="80"/>
+      </w:pPr>
+      <w:r>
+        <w:rPr>
+          <w:rFonts w:ascii="Times New Roman" w:hAnsi="Times New Roman" w:eastAsia="宋体"/>
+        </w:rPr>
+        <w:t>对沿迹线（path line）的流体微元，计入 η = ρν 和 γ = ρg，式 3.39 可重排为欧拉方程（Euler's equation）：</w:t>
+      </w:r>
+    </w:p>
+    <w:p>
+      <w:pPr>
+        <w:spacing w:before="60" w:after="60"/>
+        <w:jc w:val="center"/>
+      </w:pPr>
+      <w:r>
+        <w:drawing>
+          <wp:inline xmlns:a="http://schemas.openxmlformats.org/drawingml/2006/main" xmlns:pic="http://schemas.openxmlformats.org/drawingml/2006/picture">
+            <wp:extent cx="4384548" cy="402336"/>
+            <wp:docPr id="62" name="Picture 46"/>
+            <wp:cNvGraphicFramePr>
+              <a:graphicFrameLocks noChangeAspect="1"/>
+            </wp:cNvGraphicFramePr>
+            <a:graphic>
+              <a:graphicData uri="http://schemas.openxmlformats.org/drawingml/2006/picture">
+                <pic:pic>
+                  <pic:nvPicPr>
+                    <pic:cNvPr id="62" name="eq_3.41.png"/>
+                    <pic:cNvPicPr/>
+                  </pic:nvPicPr>
+                  <pic:blipFill>
+                    <a:blip r:embed="rId69"/>
+                    <a:stretch>
+                      <a:fillRect/>
+                    </a:stretch>
+                  </pic:blipFill>
+                  <pic:spPr>
+                    <a:xfrm>
+                      <a:off x="0" y="0"/>
+                      <a:ext cx="4384548" cy="402336"/>
+                    </a:xfrm>
+                    <a:prstGeom prst="rect"/>
+                  </pic:spPr>
+                </pic:pic>
+              </a:graphicData>
+            </a:graphic>
+          </wp:inline>
+        </w:drawing>
+      </w:r>
+    </w:p>
+    <w:p>
+      <w:pPr>
+        <w:spacing w:after="80"/>
+        <w:ind w:firstLine="480"/>
+      </w:pPr>
+      <w:r>
+        <w:rPr>
+          <w:rFonts w:ascii="Times New Roman" w:hAnsi="Times New Roman" w:eastAsia="宋体"/>
+        </w:rPr>
+        <w:t>现在回到纳维-斯托克斯方程 3.37，并把该方程组写成柱坐标形式（Truckenbrodt, 1996）：</w:t>
+      </w:r>
+    </w:p>
+    <w:p>
+      <w:pPr>
+        <w:spacing w:before="60" w:after="60"/>
+        <w:jc w:val="center"/>
+      </w:pPr>
+      <w:r>
+        <w:drawing>
+          <wp:inline xmlns:a="http://schemas.openxmlformats.org/drawingml/2006/main" xmlns:pic="http://schemas.openxmlformats.org/drawingml/2006/picture">
+            <wp:extent cx="4384548" cy="886968"/>
+            <wp:docPr id="63" name="Picture 47"/>
+            <wp:cNvGraphicFramePr>
+              <a:graphicFrameLocks noChangeAspect="1"/>
+            </wp:cNvGraphicFramePr>
+            <a:graphic>
+              <a:graphicData uri="http://schemas.openxmlformats.org/drawingml/2006/picture">
+                <pic:pic>
+                  <pic:nvPicPr>
+                    <pic:cNvPr id="63" name="eq_3.42.png"/>
+                    <pic:cNvPicPr/>
+                  </pic:nvPicPr>
+                  <pic:blipFill>
+                    <a:blip r:embed="rId70"/>
+                    <a:stretch>
+                      <a:fillRect/>
+                    </a:stretch>
+                  </pic:blipFill>
+                  <pic:spPr>
+                    <a:xfrm>
+                      <a:off x="0" y="0"/>
+                      <a:ext cx="4384548" cy="886968"/>
+                    </a:xfrm>
+                    <a:prstGeom prst="rect"/>
+                  </pic:spPr>
+                </pic:pic>
+              </a:graphicData>
+            </a:graphic>
+          </wp:inline>
+        </w:drawing>
+      </w:r>
+    </w:p>
+    <w:p>
+      <w:pPr>
+        <w:pStyle w:val="Heading3"/>
+      </w:pPr>
+      <w:r>
+        <w:rPr>
+          <w:rFonts w:ascii="Arial" w:hAnsi="Arial" w:eastAsia="黑体"/>
+          <w:b/>
+          <w:color w:val="000000"/>
+          <w:sz w:val="24"/>
+        </w:rPr>
+        <w:t>3.2.3　伯努利定理</w:t>
+      </w:r>
+      <w:r>
+        <w:t xml:space="preserve">  </w:t>
+      </w:r>
+      <w:r>
+        <w:rPr>
+          <w:rFonts w:ascii="Arial" w:hAnsi="Arial" w:eastAsia="黑体"/>
+          <w:b w:val="0"/>
+          <w:color w:val="555555"/>
+          <w:sz w:val="19"/>
+        </w:rPr>
+        <w:t>Bernoulli's Theorem</w:t>
+      </w:r>
+    </w:p>
+    <w:p>
+      <w:pPr>
+        <w:spacing w:after="80"/>
+        <w:ind w:firstLine="480"/>
+      </w:pPr>
+      <w:r>
+        <w:rPr>
+          <w:rFonts w:ascii="Times New Roman" w:hAnsi="Times New Roman" w:eastAsia="宋体"/>
+        </w:rPr>
+        <w:t>考虑式 3.41，并记住（实质加速度，substantial acceleration）：</w:t>
+      </w:r>
+    </w:p>
+    <w:p>
+      <w:pPr>
+        <w:spacing w:before="60" w:after="60"/>
+        <w:jc w:val="center"/>
+      </w:pPr>
+      <w:r>
+        <w:drawing>
+          <wp:inline xmlns:a="http://schemas.openxmlformats.org/drawingml/2006/main" xmlns:pic="http://schemas.openxmlformats.org/drawingml/2006/picture">
+            <wp:extent cx="4384548" cy="64008"/>
+            <wp:docPr id="64" name="Picture 48"/>
+            <wp:cNvGraphicFramePr>
+              <a:graphicFrameLocks noChangeAspect="1"/>
+            </wp:cNvGraphicFramePr>
+            <a:graphic>
+              <a:graphicData uri="http://schemas.openxmlformats.org/drawingml/2006/picture">
+                <pic:pic>
+                  <pic:nvPicPr>
+                    <pic:cNvPr id="64" name="eq_3.43.png"/>
+                    <pic:cNvPicPr/>
+                  </pic:nvPicPr>
+                  <pic:blipFill>
+                    <a:blip r:embed="rId71"/>
+                    <a:stretch>
+                      <a:fillRect/>
+                    </a:stretch>
+                  </pic:blipFill>
+                  <pic:spPr>
+                    <a:xfrm>
+                      <a:off x="0" y="0"/>
+                      <a:ext cx="4384548" cy="64008"/>
+                    </a:xfrm>
+                    <a:prstGeom prst="rect"/>
+                  </pic:spPr>
+                </pic:pic>
+              </a:graphicData>
+            </a:graphic>
+          </wp:inline>
+        </w:drawing>
+      </w:r>
+    </w:p>
+    <w:p>
+      <w:pPr>
+        <w:spacing w:before="60" w:after="60"/>
+        <w:jc w:val="center"/>
+      </w:pPr>
+      <w:r>
+        <w:drawing>
+          <wp:inline xmlns:a="http://schemas.openxmlformats.org/drawingml/2006/main" xmlns:pic="http://schemas.openxmlformats.org/drawingml/2006/picture">
+            <wp:extent cx="4384548" cy="438912"/>
+            <wp:docPr id="65" name="Picture 49"/>
+            <wp:cNvGraphicFramePr>
+              <a:graphicFrameLocks noChangeAspect="1"/>
+            </wp:cNvGraphicFramePr>
+            <a:graphic>
+              <a:graphicData uri="http://schemas.openxmlformats.org/drawingml/2006/picture">
+                <pic:pic>
+                  <pic:nvPicPr>
+                    <pic:cNvPr id="65" name="eq_3.44.png"/>
+                    <pic:cNvPicPr/>
+                  </pic:nvPicPr>
+                  <pic:blipFill>
+                    <a:blip r:embed="rId72"/>
+                    <a:stretch>
+                      <a:fillRect/>
+                    </a:stretch>
+                  </pic:blipFill>
+                  <pic:spPr>
+                    <a:xfrm>
+                      <a:off x="0" y="0"/>
+                      <a:ext cx="4384548" cy="438912"/>
+                    </a:xfrm>
+                    <a:prstGeom prst="rect"/>
+                  </pic:spPr>
+                </pic:pic>
+              </a:graphicData>
+            </a:graphic>
+          </wp:inline>
+        </w:drawing>
+      </w:r>
+    </w:p>
+    <w:p>
+      <w:pPr>
+        <w:spacing w:before="60" w:after="60"/>
+        <w:jc w:val="center"/>
+      </w:pPr>
+      <w:r>
+        <w:drawing>
+          <wp:inline xmlns:a="http://schemas.openxmlformats.org/drawingml/2006/main" xmlns:pic="http://schemas.openxmlformats.org/drawingml/2006/picture">
+            <wp:extent cx="4389120" cy="397764"/>
+            <wp:docPr id="66" name="Picture 50"/>
+            <wp:cNvGraphicFramePr>
+              <a:graphicFrameLocks noChangeAspect="1"/>
+            </wp:cNvGraphicFramePr>
+            <a:graphic>
+              <a:graphicData uri="http://schemas.openxmlformats.org/drawingml/2006/picture">
+                <pic:pic>
+                  <pic:nvPicPr>
+                    <pic:cNvPr id="66" name="eq_3.45.png"/>
+                    <pic:cNvPicPr/>
+                  </pic:nvPicPr>
+                  <pic:blipFill>
+                    <a:blip r:embed="rId73"/>
+                    <a:stretch>
+                      <a:fillRect/>
+                    </a:stretch>
+                  </pic:blipFill>
+                  <pic:spPr>
+                    <a:xfrm>
+                      <a:off x="0" y="0"/>
+                      <a:ext cx="4389120" cy="397764"/>
+                    </a:xfrm>
+                    <a:prstGeom prst="rect"/>
+                  </pic:spPr>
+                </pic:pic>
+              </a:graphicData>
+            </a:graphic>
+          </wp:inline>
+        </w:drawing>
+      </w:r>
+    </w:p>
+    <w:p>
+      <w:pPr>
+        <w:spacing w:after="80"/>
+      </w:pPr>
+      <w:r>
+        <w:rPr>
+          <w:rFonts w:ascii="Times New Roman" w:hAnsi="Times New Roman" w:eastAsia="宋体"/>
+        </w:rPr>
+        <w:t>于是可得：</w:t>
+      </w:r>
+    </w:p>
+    <w:p>
+      <w:pPr>
+        <w:spacing w:before="60" w:after="60"/>
+        <w:jc w:val="center"/>
+      </w:pPr>
+      <w:r>
+        <w:drawing>
+          <wp:inline xmlns:a="http://schemas.openxmlformats.org/drawingml/2006/main" xmlns:pic="http://schemas.openxmlformats.org/drawingml/2006/picture">
+            <wp:extent cx="4389120" cy="402336"/>
+            <wp:docPr id="67" name="Picture 51"/>
+            <wp:cNvGraphicFramePr>
+              <a:graphicFrameLocks noChangeAspect="1"/>
+            </wp:cNvGraphicFramePr>
+            <a:graphic>
+              <a:graphicData uri="http://schemas.openxmlformats.org/drawingml/2006/picture">
+                <pic:pic>
+                  <pic:nvPicPr>
+                    <pic:cNvPr id="67" name="eq_3.46.png"/>
+                    <pic:cNvPicPr/>
+                  </pic:nvPicPr>
+                  <pic:blipFill>
+                    <a:blip r:embed="rId74"/>
+                    <a:stretch>
+                      <a:fillRect/>
+                    </a:stretch>
+                  </pic:blipFill>
+                  <pic:spPr>
+                    <a:xfrm>
+                      <a:off x="0" y="0"/>
+                      <a:ext cx="4389120" cy="402336"/>
+                    </a:xfrm>
+                    <a:prstGeom prst="rect"/>
+                  </pic:spPr>
+                </pic:pic>
+              </a:graphicData>
+            </a:graphic>
+          </wp:inline>
+        </w:drawing>
+      </w:r>
+    </w:p>
+    <w:p>
+      <w:pPr>
+        <w:spacing w:after="80"/>
+      </w:pPr>
+      <w:r>
+        <w:rPr>
+          <w:rFonts w:ascii="Times New Roman" w:hAnsi="Times New Roman" w:eastAsia="宋体"/>
+        </w:rPr>
+        <w:t>方程的第一项本质上具有全局能量意义。它表示单位重量的质点沿其轨迹所排放的总能量的变化。</w:t>
+      </w:r>
+    </w:p>
+    <w:p>
+      <w:pPr>
+        <w:spacing w:after="80"/>
+        <w:ind w:firstLine="480"/>
+      </w:pPr>
+      <w:r>
+        <w:rPr>
+          <w:rFonts w:ascii="Times New Roman" w:hAnsi="Times New Roman" w:eastAsia="宋体"/>
+        </w:rPr>
+        <w:t>若从方程中去掉黏性项，即流动可类比为理想流体，则有：</w:t>
+      </w:r>
+    </w:p>
+    <w:p>
+      <w:pPr>
+        <w:spacing w:before="60" w:after="60"/>
+        <w:jc w:val="center"/>
+      </w:pPr>
+      <w:r>
+        <w:drawing>
+          <wp:inline xmlns:a="http://schemas.openxmlformats.org/drawingml/2006/main" xmlns:pic="http://schemas.openxmlformats.org/drawingml/2006/picture">
+            <wp:extent cx="4389120" cy="365760"/>
+            <wp:docPr id="68" name="Picture 52"/>
+            <wp:cNvGraphicFramePr>
+              <a:graphicFrameLocks noChangeAspect="1"/>
+            </wp:cNvGraphicFramePr>
+            <a:graphic>
+              <a:graphicData uri="http://schemas.openxmlformats.org/drawingml/2006/picture">
+                <pic:pic>
+                  <pic:nvPicPr>
+                    <pic:cNvPr id="68" name="eq_3.47.png"/>
+                    <pic:cNvPicPr/>
+                  </pic:nvPicPr>
+                  <pic:blipFill>
+                    <a:blip r:embed="rId75"/>
+                    <a:stretch>
+                      <a:fillRect/>
+                    </a:stretch>
+                  </pic:blipFill>
+                  <pic:spPr>
+                    <a:xfrm>
+                      <a:off x="0" y="0"/>
+                      <a:ext cx="4389120" cy="365760"/>
+                    </a:xfrm>
+                    <a:prstGeom prst="rect"/>
+                  </pic:spPr>
+                </pic:pic>
+              </a:graphicData>
+            </a:graphic>
+          </wp:inline>
+        </w:drawing>
+      </w:r>
+    </w:p>
+    <w:p>
+      <w:pPr>
+        <w:spacing w:after="80"/>
+      </w:pPr>
+      <w:r>
+        <w:rPr>
+          <w:rFonts w:ascii="Times New Roman" w:hAnsi="Times New Roman" w:eastAsia="宋体"/>
+        </w:rPr>
+        <w:t>在定常流动的情形下，∂v/∂t = 0，能量守恒成立：</w:t>
+      </w:r>
+    </w:p>
+    <w:p>
+      <w:pPr>
+        <w:spacing w:before="60" w:after="60"/>
+        <w:jc w:val="center"/>
+      </w:pPr>
+      <w:r>
+        <w:drawing>
+          <wp:inline xmlns:a="http://schemas.openxmlformats.org/drawingml/2006/main" xmlns:pic="http://schemas.openxmlformats.org/drawingml/2006/picture">
+            <wp:extent cx="4389120" cy="379476"/>
+            <wp:docPr id="69" name="Picture 53"/>
+            <wp:cNvGraphicFramePr>
+              <a:graphicFrameLocks noChangeAspect="1"/>
+            </wp:cNvGraphicFramePr>
+            <a:graphic>
+              <a:graphicData uri="http://schemas.openxmlformats.org/drawingml/2006/picture">
+                <pic:pic>
+                  <pic:nvPicPr>
+                    <pic:cNvPr id="69" name="eq_3.48.png"/>
+                    <pic:cNvPicPr/>
+                  </pic:nvPicPr>
+                  <pic:blipFill>
+                    <a:blip r:embed="rId76"/>
+                    <a:stretch>
+                      <a:fillRect/>
+                    </a:stretch>
+                  </pic:blipFill>
+                  <pic:spPr>
+                    <a:xfrm>
+                      <a:off x="0" y="0"/>
+                      <a:ext cx="4389120" cy="379476"/>
+                    </a:xfrm>
+                    <a:prstGeom prst="rect"/>
+                  </pic:spPr>
+                </pic:pic>
+              </a:graphicData>
+            </a:graphic>
+          </wp:inline>
+        </w:drawing>
+      </w:r>
+    </w:p>
+    <w:p>
+      <w:pPr>
+        <w:spacing w:after="80"/>
+      </w:pPr>
+      <w:r>
+        <w:rPr>
+          <w:rFonts w:ascii="Times New Roman" w:hAnsi="Times New Roman" w:eastAsia="宋体"/>
+        </w:rPr>
+        <w:t>这就是表示一维定常流动伯努利定理（Bernoulli's theorem）的表达式。对定常流动中的不可压缩液体，若摩擦力（以及因而产生的能量损失）可以忽略，则质点的总能量沿其轨迹保持不变。</w:t>
+      </w:r>
+    </w:p>
+    <w:p>
+      <w:pPr>
+        <w:pStyle w:val="Heading3"/>
+      </w:pPr>
+      <w:r>
+        <w:rPr>
+          <w:rFonts w:ascii="Arial" w:hAnsi="Arial" w:eastAsia="黑体"/>
+          <w:b/>
+          <w:color w:val="000000"/>
+          <w:sz w:val="24"/>
+        </w:rPr>
+        <w:t>3.2.4　本节小结</w:t>
+      </w:r>
+      <w:r>
+        <w:t xml:space="preserve">  </w:t>
+      </w:r>
+      <w:r>
+        <w:rPr>
+          <w:rFonts w:ascii="Arial" w:hAnsi="Arial" w:eastAsia="黑体"/>
+          <w:b w:val="0"/>
+          <w:color w:val="555555"/>
+          <w:sz w:val="19"/>
+        </w:rPr>
+        <w:t>Section Summary</w:t>
+      </w:r>
+    </w:p>
+    <w:p>
+      <w:pPr>
+        <w:spacing w:after="80"/>
+        <w:ind w:firstLine="480"/>
+      </w:pPr>
+      <w:r>
+        <w:rPr>
+          <w:rFonts w:ascii="Times New Roman" w:hAnsi="Times New Roman" w:eastAsia="宋体"/>
+        </w:rPr>
+        <w:t>在本节给出的各式中，最重要、实践中最常用的是不可压缩流体的连续性方程（式 3.25–3.28）和伯努利方程 3.48（或其其他等价变体）。另一个常用的方程是描述液压腔室内压力动态的基本方程 3.35。</w:t>
+      </w:r>
+    </w:p>
+    <w:p>
+      <w:pPr>
+        <w:spacing w:after="80"/>
+        <w:ind w:firstLine="480"/>
+      </w:pPr>
+      <w:r>
+        <w:rPr>
+          <w:rFonts w:ascii="Times New Roman" w:hAnsi="Times New Roman" w:eastAsia="宋体"/>
+        </w:rPr>
+        <w:t>一般连续性方程和纳维-斯托克斯方程仅对管道动态的分析有意义，见 4.2.5 节。</w:t>
+      </w:r>
+    </w:p>
+    <w:p>
+      <w:pPr>
+        <w:pStyle w:val="Heading2"/>
+      </w:pPr>
+      <w:r>
+        <w:rPr>
+          <w:rFonts w:ascii="Arial" w:hAnsi="Arial" w:eastAsia="黑体"/>
+          <w:b/>
+          <w:color w:val="000000"/>
+          <w:sz w:val="27"/>
+        </w:rPr>
+        <w:t>3.3　流体流经各种通道</w:t>
+      </w:r>
+      <w:r>
+        <w:t xml:space="preserve">  </w:t>
+      </w:r>
+      <w:r>
+        <w:rPr>
+          <w:rFonts w:ascii="Arial" w:hAnsi="Arial" w:eastAsia="黑体"/>
+          <w:b w:val="0"/>
+          <w:color w:val="555555"/>
+          <w:sz w:val="20"/>
+        </w:rPr>
+        <w:t>Flow Through Passages</w:t>
+      </w:r>
+    </w:p>
+    <w:p>
+      <w:pPr>
+        <w:spacing w:after="80"/>
+        <w:ind w:firstLine="480"/>
+      </w:pPr>
+      <w:r>
+        <w:rPr>
+          <w:rFonts w:ascii="Times New Roman" w:hAnsi="Times New Roman" w:eastAsia="宋体"/>
+        </w:rPr>
+        <w:t>流体流经通道可能出现两种不同类型的流动：</w:t>
+      </w:r>
+    </w:p>
+    <w:p>
+      <w:pPr>
+        <w:pStyle w:val="ListBullet"/>
+        <w:spacing w:after="40"/>
+      </w:pPr>
+      <w:r>
+        <w:rPr>
+          <w:rFonts w:ascii="Times New Roman" w:hAnsi="Times New Roman" w:eastAsia="宋体"/>
+        </w:rPr>
+        <w:t>层流（laminar flow）或黏性流：每个流体质点描绘一条明确的轨迹，速度仅沿流动方向。</w:t>
+      </w:r>
+    </w:p>
+    <w:p>
+      <w:pPr>
+        <w:pStyle w:val="ListBullet"/>
+        <w:spacing w:after="40"/>
+      </w:pPr>
+      <w:r>
+        <w:rPr>
+          <w:rFonts w:ascii="Times New Roman" w:hAnsi="Times New Roman" w:eastAsia="宋体"/>
+        </w:rPr>
+        <w:t>湍流（turbulent flow）或水力流（这是液压现象中最常见的）：每个质点除沿流动方向的速度外，还被脉动的横向速度所扰动。</w:t>
+      </w:r>
+    </w:p>
+    <w:p>
+      <w:pPr>
+        <w:spacing w:after="80"/>
+        <w:ind w:firstLine="480"/>
+      </w:pPr>
+      <w:r>
+        <w:rPr>
+          <w:rFonts w:ascii="Times New Roman" w:hAnsi="Times New Roman" w:eastAsia="宋体"/>
+        </w:rPr>
+        <w:t>由下式定义的雷诺数（Reynolds number）Re：</w:t>
+      </w:r>
+    </w:p>
+    <w:p>
+      <w:pPr>
+        <w:spacing w:before="60" w:after="60"/>
+        <w:jc w:val="center"/>
+      </w:pPr>
+      <w:r>
+        <w:drawing>
+          <wp:inline xmlns:a="http://schemas.openxmlformats.org/drawingml/2006/main" xmlns:pic="http://schemas.openxmlformats.org/drawingml/2006/picture">
+            <wp:extent cx="4393692" cy="352044"/>
+            <wp:docPr id="70" name="Picture 54"/>
+            <wp:cNvGraphicFramePr>
+              <a:graphicFrameLocks noChangeAspect="1"/>
+            </wp:cNvGraphicFramePr>
+            <a:graphic>
+              <a:graphicData uri="http://schemas.openxmlformats.org/drawingml/2006/picture">
+                <pic:pic>
+                  <pic:nvPicPr>
+                    <pic:cNvPr id="70" name="eq_3.49.png"/>
+                    <pic:cNvPicPr/>
+                  </pic:nvPicPr>
+                  <pic:blipFill>
+                    <a:blip r:embed="rId77"/>
+                    <a:stretch>
+                      <a:fillRect/>
+                    </a:stretch>
+                  </pic:blipFill>
+                  <pic:spPr>
+                    <a:xfrm>
+                      <a:off x="0" y="0"/>
+                      <a:ext cx="4393692" cy="352044"/>
+                    </a:xfrm>
+                    <a:prstGeom prst="rect"/>
+                  </pic:spPr>
+                </pic:pic>
+              </a:graphicData>
+            </a:graphic>
+          </wp:inline>
+        </w:drawing>
+      </w:r>
+    </w:p>
+    <w:p>
+      <w:pPr>
+        <w:spacing w:after="80"/>
+      </w:pPr>
+      <w:r>
+        <w:rPr>
+          <w:rFonts w:ascii="Times New Roman" w:hAnsi="Times New Roman" w:eastAsia="宋体"/>
+        </w:rPr>
+        <w:t>是特征参数：Re 值较低时流动为层流；较高时为湍流。其中 v 是流动的平均速度，dh 表示水力直径（hydraulic diameter），其定义为：</w:t>
+      </w:r>
+    </w:p>
+    <w:p>
+      <w:pPr>
+        <w:spacing w:before="60" w:after="60"/>
+        <w:jc w:val="center"/>
+      </w:pPr>
+      <w:r>
+        <w:drawing>
+          <wp:inline xmlns:a="http://schemas.openxmlformats.org/drawingml/2006/main" xmlns:pic="http://schemas.openxmlformats.org/drawingml/2006/picture">
+            <wp:extent cx="4393692" cy="306324"/>
+            <wp:docPr id="71" name="Picture 55"/>
+            <wp:cNvGraphicFramePr>
+              <a:graphicFrameLocks noChangeAspect="1"/>
+            </wp:cNvGraphicFramePr>
+            <a:graphic>
+              <a:graphicData uri="http://schemas.openxmlformats.org/drawingml/2006/picture">
+                <pic:pic>
+                  <pic:nvPicPr>
+                    <pic:cNvPr id="71" name="eq_3.50.png"/>
+                    <pic:cNvPicPr/>
+                  </pic:nvPicPr>
+                  <pic:blipFill>
+                    <a:blip r:embed="rId78"/>
+                    <a:stretch>
+                      <a:fillRect/>
+                    </a:stretch>
+                  </pic:blipFill>
+                  <pic:spPr>
+                    <a:xfrm>
+                      <a:off x="0" y="0"/>
+                      <a:ext cx="4393692" cy="306324"/>
+                    </a:xfrm>
+                    <a:prstGeom prst="rect"/>
+                  </pic:spPr>
+                </pic:pic>
+              </a:graphicData>
+            </a:graphic>
+          </wp:inline>
+        </w:drawing>
+      </w:r>
+    </w:p>
+    <w:p>
+      <w:pPr>
+        <w:spacing w:after="80"/>
+      </w:pPr>
+      <w:r>
+        <w:rPr>
+          <w:rFonts w:ascii="Times New Roman" w:hAnsi="Times New Roman" w:eastAsia="宋体"/>
+        </w:rPr>
+        <w:t>式中 A 是流通截面积，S 是流通截面周长。对每一种流动情形，会约定其特征长度，并通过实验得到描述从黏性主导流向惯性主导流转变的雷诺数经验值。</w:t>
+      </w:r>
+    </w:p>
+    <w:p>
+      <w:pPr>
+        <w:pStyle w:val="Heading3"/>
+      </w:pPr>
+      <w:r>
+        <w:rPr>
+          <w:rFonts w:ascii="Arial" w:hAnsi="Arial" w:eastAsia="黑体"/>
+          <w:b/>
+          <w:color w:val="000000"/>
+          <w:sz w:val="24"/>
+        </w:rPr>
+        <w:t>3.3.1　管道中流动的形成</w:t>
+      </w:r>
+      <w:r>
+        <w:t xml:space="preserve">  </w:t>
+      </w:r>
+      <w:r>
+        <w:rPr>
+          <w:rFonts w:ascii="Arial" w:hAnsi="Arial" w:eastAsia="黑体"/>
+          <w:b w:val="0"/>
+          <w:color w:val="555555"/>
+          <w:sz w:val="19"/>
+        </w:rPr>
+        <w:t>Flow Establishment in Pipelines</w:t>
+      </w:r>
+    </w:p>
+    <w:p>
+      <w:pPr>
+        <w:spacing w:after="80"/>
+        <w:ind w:firstLine="480"/>
+      </w:pPr>
+      <w:r>
+        <w:rPr>
+          <w:rFonts w:ascii="Times New Roman" w:hAnsi="Times New Roman" w:eastAsia="宋体"/>
+        </w:rPr>
+        <w:t>液压系统的一个基本元件是圆柱形管道，其中的流动可能是层流或湍流。雷诺数所用的特征长度是管道内径 d，即：</w:t>
+      </w:r>
+    </w:p>
+    <w:p>
+      <w:pPr>
+        <w:spacing w:before="60" w:after="60"/>
+        <w:jc w:val="center"/>
+      </w:pPr>
+      <w:r>
+        <w:drawing>
+          <wp:inline xmlns:a="http://schemas.openxmlformats.org/drawingml/2006/main" xmlns:pic="http://schemas.openxmlformats.org/drawingml/2006/picture">
+            <wp:extent cx="4393692" cy="352044"/>
+            <wp:docPr id="72" name="Picture 56"/>
+            <wp:cNvGraphicFramePr>
+              <a:graphicFrameLocks noChangeAspect="1"/>
+            </wp:cNvGraphicFramePr>
+            <a:graphic>
+              <a:graphicData uri="http://schemas.openxmlformats.org/drawingml/2006/picture">
+                <pic:pic>
+                  <pic:nvPicPr>
+                    <pic:cNvPr id="72" name="eq_3.51.png"/>
+                    <pic:cNvPicPr/>
+                  </pic:nvPicPr>
+                  <pic:blipFill>
+                    <a:blip r:embed="rId79"/>
+                    <a:stretch>
+                      <a:fillRect/>
+                    </a:stretch>
+                  </pic:blipFill>
+                  <pic:spPr>
+                    <a:xfrm>
+                      <a:off x="0" y="0"/>
+                      <a:ext cx="4393692" cy="352044"/>
+                    </a:xfrm>
+                    <a:prstGeom prst="rect"/>
+                  </pic:spPr>
+                </pic:pic>
+              </a:graphicData>
+            </a:graphic>
+          </wp:inline>
+        </w:drawing>
+      </w:r>
+    </w:p>
+    <w:p>
+      <w:pPr>
+        <w:spacing w:after="80"/>
+      </w:pPr>
+      <w:r>
+        <w:rPr>
+          <w:rFonts w:ascii="Times New Roman" w:hAnsi="Times New Roman" w:eastAsia="宋体"/>
+        </w:rPr>
+        <w:t>实验观测表明，从层流到湍流的转变发生在 2000 &lt; Recrit &lt; 4000 范围内，典型值为 Recrit = 2300。Re &lt; 2300 时流动总是层流；Re &gt; 4000 时流动通常（但并非总是）为湍流。若极其小心地避免会导致湍流的扰动，则在远高于 4000 的雷诺数下也可能保持层流。然而这些情形是例外，4000 这一上限是一条很好的经验规则（Viersma, 1980）。</w:t>
+      </w:r>
+    </w:p>
+    <w:p>
+      <w:pPr>
+        <w:spacing w:before="120"/>
+        <w:jc w:val="center"/>
+      </w:pPr>
+      <w:r>
+        <w:drawing>
+          <wp:inline xmlns:a="http://schemas.openxmlformats.org/drawingml/2006/main" xmlns:pic="http://schemas.openxmlformats.org/drawingml/2006/picture">
+            <wp:extent cx="3600000" cy="1183918"/>
+            <wp:docPr id="73" name="Picture 57"/>
+            <wp:cNvGraphicFramePr>
+              <a:graphicFrameLocks noChangeAspect="1"/>
+            </wp:cNvGraphicFramePr>
+            <a:graphic>
+              <a:graphicData uri="http://schemas.openxmlformats.org/drawingml/2006/picture">
+                <pic:pic>
+                  <pic:nvPicPr>
+                    <pic:cNvPr id="73" name="fig_3.6.png"/>
+                    <pic:cNvPicPr/>
+                  </pic:nvPicPr>
+                  <pic:blipFill>
+                    <a:blip r:embed="rId80"/>
+                    <a:stretch>
+                      <a:fillRect/>
+                    </a:stretch>
+                  </pic:blipFill>
+                  <pic:spPr>
+                    <a:xfrm>
+                      <a:off x="0" y="0"/>
+                      <a:ext cx="3600000" cy="1183918"/>
+                    </a:xfrm>
+                    <a:prstGeom prst="rect"/>
+                  </pic:spPr>
+                </pic:pic>
+              </a:graphicData>
+            </a:graphic>
+          </wp:inline>
+        </w:drawing>
+      </w:r>
+    </w:p>
+    <w:p>
+      <w:pPr>
+        <w:spacing w:after="200"/>
+        <w:jc w:val="center"/>
+      </w:pPr>
+      <w:r>
+        <w:rPr>
+          <w:rFonts w:ascii="Times New Roman" w:hAnsi="Times New Roman" w:eastAsia="宋体"/>
+          <w:b/>
+          <w:sz w:val="21"/>
+        </w:rPr>
+        <w:t>图 3.6　圆柱形管道内流体微元的力平衡</w:t>
+      </w:r>
+      <w:r>
+        <w:rPr>
+          <w:rFonts w:ascii="Times New Roman" w:hAnsi="Times New Roman" w:eastAsia="宋体"/>
+          <w:i/>
+          <w:color w:val="666666"/>
+          <w:sz w:val="18"/>
+        </w:rPr>
+        <w:br/>
+        <w:t>(Figure 3.6. Force equilibrium of fluid elements in cylindrical pipelines)</w:t>
+      </w:r>
+    </w:p>
+    <w:p>
+      <w:pPr>
+        <w:spacing w:before="80" w:after="0"/>
+      </w:pPr>
+      <w:r>
+        <w:rPr>
+          <w:rFonts w:ascii="Times New Roman" w:hAnsi="Times New Roman" w:eastAsia="宋体"/>
+          <w:b/>
+        </w:rPr>
+        <w:t>3.3.1.1　哈根-泊肃叶定律（Hagen-Poiseuille Law）</w:t>
+      </w:r>
+    </w:p>
+    <w:p>
+      <w:pPr>
+        <w:spacing w:after="80"/>
+        <w:ind w:firstLine="480"/>
+      </w:pPr>
+      <w:r>
+        <w:rPr>
+          <w:rFonts w:ascii="Times New Roman" w:hAnsi="Times New Roman" w:eastAsia="宋体"/>
+        </w:rPr>
+        <w:t>考虑半径 r ≤ R 的圆柱形管道，设流动为定常且层流。出发点是轴向的力平衡（图 3.6）；即：</w:t>
+      </w:r>
+    </w:p>
+    <w:p>
+      <w:pPr>
+        <w:spacing w:before="60" w:after="60"/>
+        <w:jc w:val="center"/>
+      </w:pPr>
+      <w:r>
+        <w:drawing>
+          <wp:inline xmlns:a="http://schemas.openxmlformats.org/drawingml/2006/main" xmlns:pic="http://schemas.openxmlformats.org/drawingml/2006/picture">
+            <wp:extent cx="4393692" cy="356616"/>
+            <wp:docPr id="74" name="Picture 58"/>
+            <wp:cNvGraphicFramePr>
+              <a:graphicFrameLocks noChangeAspect="1"/>
+            </wp:cNvGraphicFramePr>
+            <a:graphic>
+              <a:graphicData uri="http://schemas.openxmlformats.org/drawingml/2006/picture">
+                <pic:pic>
+                  <pic:nvPicPr>
+                    <pic:cNvPr id="74" name="eq_3.52.png"/>
+                    <pic:cNvPicPr/>
+                  </pic:nvPicPr>
+                  <pic:blipFill>
+                    <a:blip r:embed="rId81"/>
+                    <a:stretch>
+                      <a:fillRect/>
+                    </a:stretch>
+                  </pic:blipFill>
+                  <pic:spPr>
+                    <a:xfrm>
+                      <a:off x="0" y="0"/>
+                      <a:ext cx="4393692" cy="356616"/>
+                    </a:xfrm>
+                    <a:prstGeom prst="rect"/>
+                  </pic:spPr>
+                </pic:pic>
+              </a:graphicData>
+            </a:graphic>
+          </wp:inline>
+        </w:drawing>
+      </w:r>
+    </w:p>
+    <w:p>
+      <w:pPr>
+        <w:spacing w:after="80"/>
+      </w:pPr>
+      <w:r>
+        <w:rPr>
+          <w:rFonts w:ascii="Times New Roman" w:hAnsi="Times New Roman" w:eastAsia="宋体"/>
+        </w:rPr>
+        <w:t>式中 τw 是管壁处（即 r = R 处）的剪应力。另一方面，剪应力方程 3.2 可写为（v ≡ vx，dy ≡ −dr）：</w:t>
+      </w:r>
+    </w:p>
+    <w:p>
+      <w:pPr>
+        <w:spacing w:before="60" w:after="60"/>
+        <w:jc w:val="center"/>
+      </w:pPr>
+      <w:r>
+        <w:drawing>
+          <wp:inline xmlns:a="http://schemas.openxmlformats.org/drawingml/2006/main" xmlns:pic="http://schemas.openxmlformats.org/drawingml/2006/picture">
+            <wp:extent cx="4393692" cy="329184"/>
+            <wp:docPr id="75" name="Picture 59"/>
+            <wp:cNvGraphicFramePr>
+              <a:graphicFrameLocks noChangeAspect="1"/>
+            </wp:cNvGraphicFramePr>
+            <a:graphic>
+              <a:graphicData uri="http://schemas.openxmlformats.org/drawingml/2006/picture">
+                <pic:pic>
+                  <pic:nvPicPr>
+                    <pic:cNvPr id="75" name="eq_3.53.png"/>
+                    <pic:cNvPicPr/>
+                  </pic:nvPicPr>
+                  <pic:blipFill>
+                    <a:blip r:embed="rId82"/>
+                    <a:stretch>
+                      <a:fillRect/>
+                    </a:stretch>
+                  </pic:blipFill>
+                  <pic:spPr>
+                    <a:xfrm>
+                      <a:off x="0" y="0"/>
+                      <a:ext cx="4393692" cy="329184"/>
+                    </a:xfrm>
+                    <a:prstGeom prst="rect"/>
+                  </pic:spPr>
+                </pic:pic>
+              </a:graphicData>
+            </a:graphic>
+          </wp:inline>
+        </w:drawing>
+      </w:r>
+    </w:p>
+    <w:p>
+      <w:pPr>
+        <w:spacing w:after="80"/>
+      </w:pPr>
+      <w:r>
+        <w:rPr>
+          <w:rFonts w:ascii="Times New Roman" w:hAnsi="Times New Roman" w:eastAsia="宋体"/>
+        </w:rPr>
+        <w:t>于是可把式 3.52 与 3.53 联立，得到：</w:t>
+      </w:r>
+    </w:p>
+    <w:p>
+      <w:pPr>
+        <w:spacing w:before="60" w:after="60"/>
+        <w:jc w:val="center"/>
+      </w:pPr>
+      <w:r>
+        <w:drawing>
+          <wp:inline xmlns:a="http://schemas.openxmlformats.org/drawingml/2006/main" xmlns:pic="http://schemas.openxmlformats.org/drawingml/2006/picture">
+            <wp:extent cx="4393692" cy="352044"/>
+            <wp:docPr id="76" name="Picture 60"/>
+            <wp:cNvGraphicFramePr>
+              <a:graphicFrameLocks noChangeAspect="1"/>
+            </wp:cNvGraphicFramePr>
+            <a:graphic>
+              <a:graphicData uri="http://schemas.openxmlformats.org/drawingml/2006/picture">
+                <pic:pic>
+                  <pic:nvPicPr>
+                    <pic:cNvPr id="76" name="eq_3.54.png"/>
+                    <pic:cNvPicPr/>
+                  </pic:nvPicPr>
+                  <pic:blipFill>
+                    <a:blip r:embed="rId83"/>
+                    <a:stretch>
+                      <a:fillRect/>
+                    </a:stretch>
+                  </pic:blipFill>
+                  <pic:spPr>
+                    <a:xfrm>
+                      <a:off x="0" y="0"/>
+                      <a:ext cx="4393692" cy="352044"/>
+                    </a:xfrm>
+                    <a:prstGeom prst="rect"/>
+                  </pic:spPr>
+                </pic:pic>
+              </a:graphicData>
+            </a:graphic>
+          </wp:inline>
+        </w:drawing>
+      </w:r>
+    </w:p>
+    <w:p>
+      <w:pPr>
+        <w:spacing w:after="80"/>
+      </w:pPr>
+      <w:r>
+        <w:rPr>
+          <w:rFonts w:ascii="Times New Roman" w:hAnsi="Times New Roman" w:eastAsia="宋体"/>
+        </w:rPr>
+        <w:t>这是计算圆柱形管道内层流速度分布的关系式。事实上，对式 3.54 积分（dp/dx = 常数，v(R) = 0）给出速度分布（图 3.7）：</w:t>
+      </w:r>
+    </w:p>
+    <w:p>
+      <w:pPr>
+        <w:spacing w:before="60" w:after="60"/>
+        <w:jc w:val="center"/>
+      </w:pPr>
+      <w:r>
+        <w:drawing>
+          <wp:inline xmlns:a="http://schemas.openxmlformats.org/drawingml/2006/main" xmlns:pic="http://schemas.openxmlformats.org/drawingml/2006/picture">
+            <wp:extent cx="4393692" cy="347472"/>
+            <wp:docPr id="77" name="Picture 61"/>
+            <wp:cNvGraphicFramePr>
+              <a:graphicFrameLocks noChangeAspect="1"/>
+            </wp:cNvGraphicFramePr>
+            <a:graphic>
+              <a:graphicData uri="http://schemas.openxmlformats.org/drawingml/2006/picture">
+                <pic:pic>
+                  <pic:nvPicPr>
+                    <pic:cNvPr id="77" name="eq_3.55.png"/>
+                    <pic:cNvPicPr/>
+                  </pic:nvPicPr>
+                  <pic:blipFill>
+                    <a:blip r:embed="rId84"/>
+                    <a:stretch>
+                      <a:fillRect/>
+                    </a:stretch>
+                  </pic:blipFill>
+                  <pic:spPr>
+                    <a:xfrm>
+                      <a:off x="0" y="0"/>
+                      <a:ext cx="4393692" cy="347472"/>
+                    </a:xfrm>
+                    <a:prstGeom prst="rect"/>
+                  </pic:spPr>
+                </pic:pic>
+              </a:graphicData>
+            </a:graphic>
+          </wp:inline>
+        </w:drawing>
+      </w:r>
+    </w:p>
+    <w:p>
+      <w:pPr>
+        <w:spacing w:after="80"/>
+      </w:pPr>
+      <w:r>
+        <w:rPr>
+          <w:rFonts w:ascii="Times New Roman" w:hAnsi="Times New Roman" w:eastAsia="宋体"/>
+        </w:rPr>
+        <w:t>并分别导出最大速度与平均速度：</w:t>
+      </w:r>
+    </w:p>
+    <w:p>
+      <w:pPr>
+        <w:spacing w:before="60" w:after="60"/>
+        <w:jc w:val="center"/>
+      </w:pPr>
+      <w:r>
+        <w:drawing>
+          <wp:inline xmlns:a="http://schemas.openxmlformats.org/drawingml/2006/main" xmlns:pic="http://schemas.openxmlformats.org/drawingml/2006/picture">
+            <wp:extent cx="4393692" cy="370332"/>
+            <wp:docPr id="78" name="Picture 62"/>
+            <wp:cNvGraphicFramePr>
+              <a:graphicFrameLocks noChangeAspect="1"/>
+            </wp:cNvGraphicFramePr>
+            <a:graphic>
+              <a:graphicData uri="http://schemas.openxmlformats.org/drawingml/2006/picture">
+                <pic:pic>
+                  <pic:nvPicPr>
+                    <pic:cNvPr id="78" name="eq_3.56.png"/>
+                    <pic:cNvPicPr/>
+                  </pic:nvPicPr>
+                  <pic:blipFill>
+                    <a:blip r:embed="rId85"/>
+                    <a:stretch>
+                      <a:fillRect/>
+                    </a:stretch>
+                  </pic:blipFill>
+                  <pic:spPr>
+                    <a:xfrm>
+                      <a:off x="0" y="0"/>
+                      <a:ext cx="4393692" cy="370332"/>
+                    </a:xfrm>
+                    <a:prstGeom prst="rect"/>
+                  </pic:spPr>
+                </pic:pic>
+              </a:graphicData>
+            </a:graphic>
+          </wp:inline>
+        </w:drawing>
+      </w:r>
+    </w:p>
+    <w:p>
+      <w:pPr>
+        <w:spacing w:after="80"/>
+      </w:pPr>
+      <w:r>
+        <w:rPr>
+          <w:rFonts w:ascii="Times New Roman" w:hAnsi="Times New Roman" w:eastAsia="宋体"/>
+        </w:rPr>
+        <w:t>最后，把连续性方程 3.26 与式 3.56 联立，给出所谓的哈根-泊肃叶方程（Hagen-Poiseuille equation）：</w:t>
+      </w:r>
+    </w:p>
+    <w:p>
+      <w:pPr>
+        <w:spacing w:before="60" w:after="60"/>
+        <w:jc w:val="center"/>
+      </w:pPr>
+      <w:r>
+        <w:drawing>
+          <wp:inline xmlns:a="http://schemas.openxmlformats.org/drawingml/2006/main" xmlns:pic="http://schemas.openxmlformats.org/drawingml/2006/picture">
+            <wp:extent cx="4407408" cy="324612"/>
+            <wp:docPr id="79" name="Picture 63"/>
+            <wp:cNvGraphicFramePr>
+              <a:graphicFrameLocks noChangeAspect="1"/>
+            </wp:cNvGraphicFramePr>
+            <a:graphic>
+              <a:graphicData uri="http://schemas.openxmlformats.org/drawingml/2006/picture">
+                <pic:pic>
+                  <pic:nvPicPr>
+                    <pic:cNvPr id="79" name="eq_3.57.png"/>
+                    <pic:cNvPicPr/>
+                  </pic:nvPicPr>
+                  <pic:blipFill>
+                    <a:blip r:embed="rId86"/>
+                    <a:stretch>
+                      <a:fillRect/>
+                    </a:stretch>
+                  </pic:blipFill>
+                  <pic:spPr>
+                    <a:xfrm>
+                      <a:off x="0" y="0"/>
+                      <a:ext cx="4407408" cy="324612"/>
+                    </a:xfrm>
+                    <a:prstGeom prst="rect"/>
+                  </pic:spPr>
+                </pic:pic>
+              </a:graphicData>
+            </a:graphic>
+          </wp:inline>
+        </w:drawing>
+      </w:r>
+    </w:p>
+    <w:p>
+      <w:pPr>
+        <w:spacing w:before="120"/>
+        <w:jc w:val="center"/>
+      </w:pPr>
+      <w:r>
+        <w:drawing>
+          <wp:inline xmlns:a="http://schemas.openxmlformats.org/drawingml/2006/main" xmlns:pic="http://schemas.openxmlformats.org/drawingml/2006/picture">
+            <wp:extent cx="4500000" cy="2022680"/>
+            <wp:docPr id="80" name="Picture 64"/>
+            <wp:cNvGraphicFramePr>
+              <a:graphicFrameLocks noChangeAspect="1"/>
+            </wp:cNvGraphicFramePr>
+            <a:graphic>
+              <a:graphicData uri="http://schemas.openxmlformats.org/drawingml/2006/picture">
+                <pic:pic>
+                  <pic:nvPicPr>
+                    <pic:cNvPr id="80" name="fig_3.7.png"/>
+                    <pic:cNvPicPr/>
+                  </pic:nvPicPr>
+                  <pic:blipFill>
+                    <a:blip r:embed="rId87"/>
+                    <a:stretch>
+                      <a:fillRect/>
+                    </a:stretch>
+                  </pic:blipFill>
+                  <pic:spPr>
+                    <a:xfrm>
+                      <a:off x="0" y="0"/>
+                      <a:ext cx="4500000" cy="2022680"/>
+                    </a:xfrm>
+                    <a:prstGeom prst="rect"/>
+                  </pic:spPr>
+                </pic:pic>
+              </a:graphicData>
+            </a:graphic>
+          </wp:inline>
+        </w:drawing>
+      </w:r>
+    </w:p>
+    <w:p>
+      <w:pPr>
+        <w:spacing w:after="200"/>
+        <w:jc w:val="center"/>
+      </w:pPr>
+      <w:r>
+        <w:rPr>
+          <w:rFonts w:ascii="Times New Roman" w:hAnsi="Times New Roman" w:eastAsia="宋体"/>
+          <w:b/>
+          <w:sz w:val="21"/>
+        </w:rPr>
+        <w:t>图 3.7　圆柱形管道内层流与湍流的速度分布</w:t>
+      </w:r>
+      <w:r>
+        <w:rPr>
+          <w:rFonts w:ascii="Times New Roman" w:hAnsi="Times New Roman" w:eastAsia="宋体"/>
+          <w:i/>
+          <w:color w:val="666666"/>
+          <w:sz w:val="18"/>
+        </w:rPr>
+        <w:br/>
+        <w:t>(Figure 3.7. Velocity profiles for laminar and turbulent flows in a cylindrical pipeline)</w:t>
+      </w:r>
+    </w:p>
+    <w:p>
+      <w:pPr>
+        <w:pStyle w:val="Heading3"/>
+      </w:pPr>
+      <w:r>
+        <w:rPr>
+          <w:rFonts w:ascii="Arial" w:hAnsi="Arial" w:eastAsia="黑体"/>
+          <w:b/>
+          <w:color w:val="000000"/>
+          <w:sz w:val="24"/>
+        </w:rPr>
+        <w:t>3.3.2　流体流经节流孔</w:t>
+      </w:r>
+      <w:r>
+        <w:t xml:space="preserve">  </w:t>
+      </w:r>
+      <w:r>
+        <w:rPr>
+          <w:rFonts w:ascii="Arial" w:hAnsi="Arial" w:eastAsia="黑体"/>
+          <w:b w:val="0"/>
+          <w:color w:val="555555"/>
+          <w:sz w:val="19"/>
+        </w:rPr>
+        <w:t>Flow Through Orifices</w:t>
+      </w:r>
+    </w:p>
+    <w:p>
+      <w:pPr>
+        <w:spacing w:after="80"/>
+        <w:ind w:firstLine="480"/>
+      </w:pPr>
+      <w:r>
+        <w:rPr>
+          <w:rFonts w:ascii="Times New Roman" w:hAnsi="Times New Roman" w:eastAsia="宋体"/>
+        </w:rPr>
+        <w:t>节流孔（orifices）是流通通道中长度很短（对锐边节流孔理想情况下长度为零）的突然收缩，可以具有固定或可变的面积（见图 3.8）。节流孔通常用于控制流量，或产生压差（阀）。</w:t>
+      </w:r>
+    </w:p>
+    <w:p>
+      <w:pPr>
+        <w:spacing w:before="120"/>
+        <w:jc w:val="center"/>
+      </w:pPr>
+      <w:r>
+        <w:drawing>
+          <wp:inline xmlns:a="http://schemas.openxmlformats.org/drawingml/2006/main" xmlns:pic="http://schemas.openxmlformats.org/drawingml/2006/picture">
+            <wp:extent cx="3780000" cy="1720187"/>
+            <wp:docPr id="81" name="Picture 65"/>
+            <wp:cNvGraphicFramePr>
+              <a:graphicFrameLocks noChangeAspect="1"/>
+            </wp:cNvGraphicFramePr>
+            <a:graphic>
+              <a:graphicData uri="http://schemas.openxmlformats.org/drawingml/2006/picture">
+                <pic:pic>
+                  <pic:nvPicPr>
+                    <pic:cNvPr id="81" name="fig_3.8.png"/>
+                    <pic:cNvPicPr/>
+                  </pic:nvPicPr>
+                  <pic:blipFill>
+                    <a:blip r:embed="rId88"/>
+                    <a:stretch>
+                      <a:fillRect/>
+                    </a:stretch>
+                  </pic:blipFill>
+                  <pic:spPr>
+                    <a:xfrm>
+                      <a:off x="0" y="0"/>
+                      <a:ext cx="3780000" cy="1720187"/>
+                    </a:xfrm>
+                    <a:prstGeom prst="rect"/>
+                  </pic:spPr>
+                </pic:pic>
+              </a:graphicData>
+            </a:graphic>
+          </wp:inline>
+        </w:drawing>
+      </w:r>
+    </w:p>
+    <w:p>
+      <w:pPr>
+        <w:spacing w:after="200"/>
+        <w:jc w:val="center"/>
+      </w:pPr>
+      <w:r>
+        <w:rPr>
+          <w:rFonts w:ascii="Times New Roman" w:hAnsi="Times New Roman" w:eastAsia="宋体"/>
+          <w:b/>
+          <w:sz w:val="21"/>
+        </w:rPr>
+        <w:t>图 3.8　圆形、缝隙型与短管型节流孔</w:t>
+      </w:r>
+      <w:r>
+        <w:rPr>
+          <w:rFonts w:ascii="Times New Roman" w:hAnsi="Times New Roman" w:eastAsia="宋体"/>
+          <w:i/>
+          <w:color w:val="666666"/>
+          <w:sz w:val="18"/>
+        </w:rPr>
+        <w:br/>
+        <w:t>(Figure 3.8. Round, slit-type and short tube orifices)</w:t>
+      </w:r>
+    </w:p>
+    <w:p>
+      <w:pPr>
+        <w:spacing w:after="80"/>
+        <w:ind w:firstLine="480"/>
+      </w:pPr>
+      <w:r>
+        <w:rPr>
+          <w:rFonts w:ascii="Times New Roman" w:hAnsi="Times New Roman" w:eastAsia="宋体"/>
+        </w:rPr>
+        <w:t>存在两种流动状态，取决于惯性力还是黏性力占主导。流体通过节流孔的速度必须增大到高于上游区域的速度，以满足连续性定律。在高雷诺数下，节流孔两端的压降是由流体质点从上游速度加速到更高的射流速度引起的。在低雷诺数下，压降是由流体黏性产生的内部剪切力引起的。</w:t>
+      </w:r>
+    </w:p>
+    <w:p>
+      <w:pPr>
+        <w:spacing w:before="80" w:after="0"/>
+      </w:pPr>
+      <w:r>
+        <w:rPr>
+          <w:rFonts w:ascii="Times New Roman" w:hAnsi="Times New Roman" w:eastAsia="宋体"/>
+          <w:b/>
+        </w:rPr>
+        <w:t>3.3.2.1　湍流的节流孔方程（Orifice Equations for Turbulent Flow）</w:t>
+      </w:r>
+    </w:p>
+    <w:p>
+      <w:pPr>
+        <w:spacing w:after="80"/>
+        <w:ind w:firstLine="480"/>
+      </w:pPr>
+      <w:r>
+        <w:rPr>
+          <w:rFonts w:ascii="Times New Roman" w:hAnsi="Times New Roman" w:eastAsia="宋体"/>
+        </w:rPr>
+        <w:t>由于大多数节流孔流动发生在高雷诺数下，该区域至关重要。这类流动常被称为“湍流”（图 3.9b），但该术语的含义与管道流动中的并不完全相同（Merritt, 1967）。参照图 3.9a，流体质点在截面 1 与 2 之间被加速到射流速度。这两个截面之间的流动是流线型或势流（potential flow），经验证明在该区域使用伯努利定理是合理的。</w:t>
+      </w:r>
+    </w:p>
+    <w:p>
+      <w:pPr>
+        <w:spacing w:before="120"/>
+        <w:jc w:val="center"/>
+      </w:pPr>
+      <w:r>
+        <w:drawing>
+          <wp:inline xmlns:a="http://schemas.openxmlformats.org/drawingml/2006/main" xmlns:pic="http://schemas.openxmlformats.org/drawingml/2006/picture">
+            <wp:extent cx="3420000" cy="1385975"/>
+            <wp:docPr id="82" name="Picture 66"/>
+            <wp:cNvGraphicFramePr>
+              <a:graphicFrameLocks noChangeAspect="1"/>
+            </wp:cNvGraphicFramePr>
+            <a:graphic>
+              <a:graphicData uri="http://schemas.openxmlformats.org/drawingml/2006/picture">
+                <pic:pic>
+                  <pic:nvPicPr>
+                    <pic:cNvPr id="82" name="fig_3.9.png"/>
+                    <pic:cNvPicPr/>
+                  </pic:nvPicPr>
+                  <pic:blipFill>
+                    <a:blip r:embed="rId89"/>
+                    <a:stretch>
+                      <a:fillRect/>
+                    </a:stretch>
+                  </pic:blipFill>
+                  <pic:spPr>
+                    <a:xfrm>
+                      <a:off x="0" y="0"/>
+                      <a:ext cx="3420000" cy="1385975"/>
+                    </a:xfrm>
+                    <a:prstGeom prst="rect"/>
+                  </pic:spPr>
+                </pic:pic>
+              </a:graphicData>
+            </a:graphic>
+          </wp:inline>
+        </w:drawing>
+      </w:r>
+    </w:p>
+    <w:p>
+      <w:pPr>
+        <w:spacing w:after="200"/>
+        <w:jc w:val="center"/>
+      </w:pPr>
+      <w:r>
+        <w:rPr>
+          <w:rFonts w:ascii="Times New Roman" w:hAnsi="Times New Roman" w:eastAsia="宋体"/>
+          <w:b/>
+          <w:sz w:val="21"/>
+        </w:rPr>
+        <w:t>图 3.9　流体流经节流孔：(a) 层流；(b) 湍流</w:t>
+      </w:r>
+      <w:r>
+        <w:rPr>
+          <w:rFonts w:ascii="Times New Roman" w:hAnsi="Times New Roman" w:eastAsia="宋体"/>
+          <w:i/>
+          <w:color w:val="666666"/>
+          <w:sz w:val="18"/>
+        </w:rPr>
+        <w:br/>
+        <w:t>(Figure 3.9. Flow through an orifice: (a) laminar flow; (b) turbulent flow)</w:t>
+      </w:r>
+    </w:p>
+    <w:p>
+      <w:pPr>
+        <w:spacing w:after="80"/>
+        <w:ind w:firstLine="480"/>
+      </w:pPr>
+      <w:r>
+        <w:rPr>
+          <w:rFonts w:ascii="Times New Roman" w:hAnsi="Times New Roman" w:eastAsia="宋体"/>
+        </w:rPr>
+        <w:t>根据伯努利定理（式 3.48），液压流的总能量损失来自质点之间的摩擦以及质点与管道壁之间的摩擦而退化为热的能量。截面 1 与 2 之间因摩擦耗散的能量等于：</w:t>
+      </w:r>
+    </w:p>
+    <w:p>
+      <w:pPr>
+        <w:spacing w:before="60" w:after="60"/>
+        <w:jc w:val="center"/>
+      </w:pPr>
+      <w:r>
+        <w:drawing>
+          <wp:inline xmlns:a="http://schemas.openxmlformats.org/drawingml/2006/main" xmlns:pic="http://schemas.openxmlformats.org/drawingml/2006/picture">
+            <wp:extent cx="4389120" cy="237744"/>
+            <wp:docPr id="83" name="Picture 67"/>
+            <wp:cNvGraphicFramePr>
+              <a:graphicFrameLocks noChangeAspect="1"/>
+            </wp:cNvGraphicFramePr>
+            <a:graphic>
+              <a:graphicData uri="http://schemas.openxmlformats.org/drawingml/2006/picture">
+                <pic:pic>
+                  <pic:nvPicPr>
+                    <pic:cNvPr id="83" name="eq_3.58.png"/>
+                    <pic:cNvPicPr/>
+                  </pic:nvPicPr>
+                  <pic:blipFill>
+                    <a:blip r:embed="rId90"/>
+                    <a:stretch>
+                      <a:fillRect/>
+                    </a:stretch>
+                  </pic:blipFill>
+                  <pic:spPr>
+                    <a:xfrm>
+                      <a:off x="0" y="0"/>
+                      <a:ext cx="4389120" cy="237744"/>
+                    </a:xfrm>
+                    <a:prstGeom prst="rect"/>
+                  </pic:spPr>
+                </pic:pic>
+              </a:graphicData>
+            </a:graphic>
+          </wp:inline>
+        </w:drawing>
+      </w:r>
+    </w:p>
+    <w:p>
+      <w:pPr>
+        <w:spacing w:after="80"/>
+      </w:pPr>
+      <w:r>
+        <w:rPr>
+          <w:rFonts w:ascii="Times New Roman" w:hAnsi="Times New Roman" w:eastAsia="宋体"/>
+        </w:rPr>
+        <w:t>常用无量纲压力损失系数 ζ，其定义为：</w:t>
+      </w:r>
+    </w:p>
+    <w:p>
+      <w:pPr>
+        <w:spacing w:before="60" w:after="60"/>
+        <w:jc w:val="center"/>
+      </w:pPr>
+      <w:r>
+        <w:drawing>
+          <wp:inline xmlns:a="http://schemas.openxmlformats.org/drawingml/2006/main" xmlns:pic="http://schemas.openxmlformats.org/drawingml/2006/picture">
+            <wp:extent cx="4389120" cy="352044"/>
+            <wp:docPr id="84" name="Picture 68"/>
+            <wp:cNvGraphicFramePr>
+              <a:graphicFrameLocks noChangeAspect="1"/>
+            </wp:cNvGraphicFramePr>
+            <a:graphic>
+              <a:graphicData uri="http://schemas.openxmlformats.org/drawingml/2006/picture">
+                <pic:pic>
+                  <pic:nvPicPr>
+                    <pic:cNvPr id="84" name="eq_3.59.png"/>
+                    <pic:cNvPicPr/>
+                  </pic:nvPicPr>
+                  <pic:blipFill>
+                    <a:blip r:embed="rId91"/>
+                    <a:stretch>
+                      <a:fillRect/>
+                    </a:stretch>
+                  </pic:blipFill>
+                  <pic:spPr>
+                    <a:xfrm>
+                      <a:off x="0" y="0"/>
+                      <a:ext cx="4389120" cy="352044"/>
+                    </a:xfrm>
+                    <a:prstGeom prst="rect"/>
+                  </pic:spPr>
+                </pic:pic>
+              </a:graphicData>
+            </a:graphic>
+          </wp:inline>
+        </w:drawing>
+      </w:r>
+    </w:p>
+    <w:p>
+      <w:pPr>
+        <w:spacing w:after="80"/>
+      </w:pPr>
+      <w:r>
+        <w:rPr>
+          <w:rFonts w:ascii="Times New Roman" w:hAnsi="Times New Roman" w:eastAsia="宋体"/>
+        </w:rPr>
+        <w:t>系数 ζ 取决于管道的几何形状和雷诺数，可近似为：</w:t>
+      </w:r>
+    </w:p>
+    <w:p>
+      <w:pPr>
+        <w:spacing w:before="60" w:after="60"/>
+        <w:jc w:val="center"/>
+      </w:pPr>
+      <w:r>
+        <w:drawing>
+          <wp:inline xmlns:a="http://schemas.openxmlformats.org/drawingml/2006/main" xmlns:pic="http://schemas.openxmlformats.org/drawingml/2006/picture">
+            <wp:extent cx="4389120" cy="329184"/>
+            <wp:docPr id="85" name="Picture 69"/>
+            <wp:cNvGraphicFramePr>
+              <a:graphicFrameLocks noChangeAspect="1"/>
+            </wp:cNvGraphicFramePr>
+            <a:graphic>
+              <a:graphicData uri="http://schemas.openxmlformats.org/drawingml/2006/picture">
+                <pic:pic>
+                  <pic:nvPicPr>
+                    <pic:cNvPr id="85" name="eq_3.60.png"/>
+                    <pic:cNvPicPr/>
+                  </pic:nvPicPr>
+                  <pic:blipFill>
+                    <a:blip r:embed="rId92"/>
+                    <a:stretch>
+                      <a:fillRect/>
+                    </a:stretch>
+                  </pic:blipFill>
+                  <pic:spPr>
+                    <a:xfrm>
+                      <a:off x="0" y="0"/>
+                      <a:ext cx="4389120" cy="329184"/>
+                    </a:xfrm>
+                    <a:prstGeom prst="rect"/>
+                  </pic:spPr>
+                </pic:pic>
+              </a:graphicData>
+            </a:graphic>
+          </wp:inline>
+        </w:drawing>
+      </w:r>
+    </w:p>
+    <w:p>
+      <w:pPr>
+        <w:spacing w:after="80"/>
+      </w:pPr>
+      <w:r>
+        <w:rPr>
+          <w:rFonts w:ascii="Times New Roman" w:hAnsi="Times New Roman" w:eastAsia="宋体"/>
+        </w:rPr>
+        <w:t>考虑到在远离节流孔的某点处</w:t>
+      </w:r>
+    </w:p>
+    <w:p>
+      <w:pPr>
+        <w:spacing w:before="60" w:after="60"/>
+        <w:jc w:val="center"/>
+      </w:pPr>
+      <w:r>
+        <w:drawing>
+          <wp:inline xmlns:a="http://schemas.openxmlformats.org/drawingml/2006/main" xmlns:pic="http://schemas.openxmlformats.org/drawingml/2006/picture">
+            <wp:extent cx="4389120" cy="288036"/>
+            <wp:docPr id="86" name="Picture 70"/>
+            <wp:cNvGraphicFramePr>
+              <a:graphicFrameLocks noChangeAspect="1"/>
+            </wp:cNvGraphicFramePr>
+            <a:graphic>
+              <a:graphicData uri="http://schemas.openxmlformats.org/drawingml/2006/picture">
+                <pic:pic>
+                  <pic:nvPicPr>
+                    <pic:cNvPr id="86" name="eq_3.61.png"/>
+                    <pic:cNvPicPr/>
+                  </pic:nvPicPr>
+                  <pic:blipFill>
+                    <a:blip r:embed="rId93"/>
+                    <a:stretch>
+                      <a:fillRect/>
+                    </a:stretch>
+                  </pic:blipFill>
+                  <pic:spPr>
+                    <a:xfrm>
+                      <a:off x="0" y="0"/>
+                      <a:ext cx="4389120" cy="288036"/>
+                    </a:xfrm>
+                    <a:prstGeom prst="rect"/>
+                  </pic:spPr>
+                </pic:pic>
+              </a:graphicData>
+            </a:graphic>
+          </wp:inline>
+        </w:drawing>
+      </w:r>
+    </w:p>
+    <w:p>
+      <w:pPr>
+        <w:spacing w:after="80"/>
+      </w:pPr>
+      <w:r>
+        <w:rPr>
+          <w:rFonts w:ascii="Times New Roman" w:hAnsi="Times New Roman" w:eastAsia="宋体"/>
+        </w:rPr>
+        <w:t>且 A1 = A0 = A = (π/4)d² = 常数，可得流量为管道面积与速度之积，即：</w:t>
+      </w:r>
+    </w:p>
+    <w:p>
+      <w:pPr>
+        <w:spacing w:before="60" w:after="60"/>
+        <w:jc w:val="center"/>
+      </w:pPr>
+      <w:r>
+        <w:drawing>
+          <wp:inline xmlns:a="http://schemas.openxmlformats.org/drawingml/2006/main" xmlns:pic="http://schemas.openxmlformats.org/drawingml/2006/picture">
+            <wp:extent cx="4389120" cy="402336"/>
+            <wp:docPr id="87" name="Picture 71"/>
+            <wp:cNvGraphicFramePr>
+              <a:graphicFrameLocks noChangeAspect="1"/>
+            </wp:cNvGraphicFramePr>
+            <a:graphic>
+              <a:graphicData uri="http://schemas.openxmlformats.org/drawingml/2006/picture">
+                <pic:pic>
+                  <pic:nvPicPr>
+                    <pic:cNvPr id="87" name="eq_3.62.png"/>
+                    <pic:cNvPicPr/>
+                  </pic:nvPicPr>
+                  <pic:blipFill>
+                    <a:blip r:embed="rId94"/>
+                    <a:stretch>
+                      <a:fillRect/>
+                    </a:stretch>
+                  </pic:blipFill>
+                  <pic:spPr>
+                    <a:xfrm>
+                      <a:off x="0" y="0"/>
+                      <a:ext cx="4389120" cy="402336"/>
+                    </a:xfrm>
+                    <a:prstGeom prst="rect"/>
+                  </pic:spPr>
+                </pic:pic>
+              </a:graphicData>
+            </a:graphic>
+          </wp:inline>
+        </w:drawing>
+      </w:r>
+    </w:p>
+    <w:p>
+      <w:pPr>
+        <w:spacing w:after="80"/>
+      </w:pPr>
+      <w:r>
+        <w:rPr>
+          <w:rFonts w:ascii="Times New Roman" w:hAnsi="Times New Roman" w:eastAsia="宋体"/>
+        </w:rPr>
+        <w:t>在液压领域中，常用修正的节流孔方程代替式 3.62：</w:t>
+      </w:r>
+    </w:p>
+    <w:p>
+      <w:pPr>
+        <w:spacing w:before="60" w:after="60"/>
+        <w:jc w:val="center"/>
+      </w:pPr>
+      <w:r>
+        <w:drawing>
+          <wp:inline xmlns:a="http://schemas.openxmlformats.org/drawingml/2006/main" xmlns:pic="http://schemas.openxmlformats.org/drawingml/2006/picture">
+            <wp:extent cx="4389120" cy="402336"/>
+            <wp:docPr id="88" name="Picture 72"/>
+            <wp:cNvGraphicFramePr>
+              <a:graphicFrameLocks noChangeAspect="1"/>
+            </wp:cNvGraphicFramePr>
+            <a:graphic>
+              <a:graphicData uri="http://schemas.openxmlformats.org/drawingml/2006/picture">
+                <pic:pic>
+                  <pic:nvPicPr>
+                    <pic:cNvPr id="88" name="eq_3.63.png"/>
+                    <pic:cNvPicPr/>
+                  </pic:nvPicPr>
+                  <pic:blipFill>
+                    <a:blip r:embed="rId95"/>
+                    <a:stretch>
+                      <a:fillRect/>
+                    </a:stretch>
+                  </pic:blipFill>
+                  <pic:spPr>
+                    <a:xfrm>
+                      <a:off x="0" y="0"/>
+                      <a:ext cx="4389120" cy="402336"/>
+                    </a:xfrm>
+                    <a:prstGeom prst="rect"/>
+                  </pic:spPr>
+                </pic:pic>
+              </a:graphicData>
+            </a:graphic>
+          </wp:inline>
+        </w:drawing>
+      </w:r>
+    </w:p>
+    <w:p>
+      <w:pPr>
+        <w:spacing w:after="80"/>
+      </w:pPr>
+      <w:r>
+        <w:rPr>
+          <w:rFonts w:ascii="Times New Roman" w:hAnsi="Times New Roman" w:eastAsia="宋体"/>
+        </w:rPr>
+        <w:t>式中 αd 是流量系数（discharge coefficient）。理论上 αd = π/(π+2) = 0.611（von Mises, 1917）。若流动为湍流且 A0 ≪ A，则不论具体几何形状如何，该值可用于所有锐边节流孔。</w:t>
+      </w:r>
+    </w:p>
+    <w:p>
+      <w:pPr>
+        <w:spacing w:before="80" w:after="0"/>
+      </w:pPr>
+      <w:r>
+        <w:rPr>
+          <w:rFonts w:ascii="Times New Roman" w:hAnsi="Times New Roman" w:eastAsia="宋体"/>
+          <w:b/>
+        </w:rPr>
+        <w:t>3.3.2.2　湍流的流量系数（Discharge Coefficient for Turbulent Flow）</w:t>
+      </w:r>
+    </w:p>
+    <w:p>
+      <w:pPr>
+        <w:spacing w:after="80"/>
+        <w:ind w:firstLine="480"/>
+      </w:pPr>
+      <w:r>
+        <w:rPr>
+          <w:rFonts w:ascii="Times New Roman" w:hAnsi="Times New Roman" w:eastAsia="宋体"/>
+        </w:rPr>
+        <w:t>锐边节流孔（图 3.8）因其可预测的特性和对温度变化的不敏感性而受到青睐。然而成本往往限制了它们的使用，特别是作为固定节流器时，因此常改用带长度的节流孔（图 3.8c）。这种短管节流孔的平均流量系数可表示为（Merritt, 1967）；见图 3.10：</w:t>
+      </w:r>
+    </w:p>
+    <w:p>
+      <w:pPr>
+        <w:spacing w:before="60" w:after="60"/>
+        <w:jc w:val="center"/>
+      </w:pPr>
+      <w:r>
+        <w:drawing>
+          <wp:inline xmlns:a="http://schemas.openxmlformats.org/drawingml/2006/main" xmlns:pic="http://schemas.openxmlformats.org/drawingml/2006/picture">
+            <wp:extent cx="4389120" cy="502920"/>
+            <wp:docPr id="89" name="Picture 73"/>
+            <wp:cNvGraphicFramePr>
+              <a:graphicFrameLocks noChangeAspect="1"/>
+            </wp:cNvGraphicFramePr>
+            <a:graphic>
+              <a:graphicData uri="http://schemas.openxmlformats.org/drawingml/2006/picture">
+                <pic:pic>
+                  <pic:nvPicPr>
+                    <pic:cNvPr id="89" name="eq_3.64.png"/>
+                    <pic:cNvPicPr/>
+                  </pic:nvPicPr>
+                  <pic:blipFill>
+                    <a:blip r:embed="rId96"/>
+                    <a:stretch>
+                      <a:fillRect/>
+                    </a:stretch>
+                  </pic:blipFill>
+                  <pic:spPr>
+                    <a:xfrm>
+                      <a:off x="0" y="0"/>
+                      <a:ext cx="4389120" cy="502920"/>
+                    </a:xfrm>
+                    <a:prstGeom prst="rect"/>
+                  </pic:spPr>
+                </pic:pic>
+              </a:graphicData>
+            </a:graphic>
+          </wp:inline>
+        </w:drawing>
+      </w:r>
+    </w:p>
+    <w:p>
+      <w:pPr>
+        <w:spacing w:before="120"/>
+        <w:jc w:val="center"/>
+      </w:pPr>
+      <w:r>
+        <w:drawing>
+          <wp:inline xmlns:a="http://schemas.openxmlformats.org/drawingml/2006/main" xmlns:pic="http://schemas.openxmlformats.org/drawingml/2006/picture">
+            <wp:extent cx="3960000" cy="2887415"/>
+            <wp:docPr id="90" name="Picture 74"/>
+            <wp:cNvGraphicFramePr>
+              <a:graphicFrameLocks noChangeAspect="1"/>
+            </wp:cNvGraphicFramePr>
+            <a:graphic>
+              <a:graphicData uri="http://schemas.openxmlformats.org/drawingml/2006/picture">
+                <pic:pic>
+                  <pic:nvPicPr>
+                    <pic:cNvPr id="90" name="fig_3.10.png"/>
+                    <pic:cNvPicPr/>
+                  </pic:nvPicPr>
+                  <pic:blipFill>
+                    <a:blip r:embed="rId97"/>
+                    <a:stretch>
+                      <a:fillRect/>
+                    </a:stretch>
+                  </pic:blipFill>
+                  <pic:spPr>
+                    <a:xfrm>
+                      <a:off x="0" y="0"/>
+                      <a:ext cx="3960000" cy="2887415"/>
+                    </a:xfrm>
+                    <a:prstGeom prst="rect"/>
+                  </pic:spPr>
+                </pic:pic>
+              </a:graphicData>
+            </a:graphic>
+          </wp:inline>
+        </w:drawing>
+      </w:r>
+    </w:p>
+    <w:p>
+      <w:pPr>
+        <w:spacing w:after="200"/>
+        <w:jc w:val="center"/>
+      </w:pPr>
+      <w:r>
+        <w:rPr>
+          <w:rFonts w:ascii="Times New Roman" w:hAnsi="Times New Roman" w:eastAsia="宋体"/>
+          <w:b/>
+          <w:sz w:val="21"/>
+        </w:rPr>
+        <w:t>图 3.10　短管型节流孔的流量系数 αd（按式 3.64）</w:t>
+      </w:r>
+      <w:r>
+        <w:rPr>
+          <w:rFonts w:ascii="Times New Roman" w:hAnsi="Times New Roman" w:eastAsia="宋体"/>
+          <w:i/>
+          <w:color w:val="666666"/>
+          <w:sz w:val="18"/>
+        </w:rPr>
+        <w:br/>
+        <w:t>(Figure 3.10. Discharge coefficient αd for short tube orifices according to Equation 3.64)</w:t>
+      </w:r>
+    </w:p>
+    <w:p>
+      <w:pPr>
+        <w:spacing w:after="80"/>
+        <w:ind w:firstLine="480"/>
+      </w:pPr>
+      <w:r>
+        <w:rPr>
+          <w:rFonts w:ascii="Times New Roman" w:hAnsi="Times New Roman" w:eastAsia="宋体"/>
+        </w:rPr>
+        <w:t>据 Lichtarowicz 等人（1965），平均流量系数可用下式估计（见图 3.11）：</w:t>
+      </w:r>
+    </w:p>
+    <w:p>
+      <w:pPr>
+        <w:spacing w:before="60" w:after="60"/>
+        <w:jc w:val="center"/>
+      </w:pPr>
+      <w:r>
+        <w:drawing>
+          <wp:inline xmlns:a="http://schemas.openxmlformats.org/drawingml/2006/main" xmlns:pic="http://schemas.openxmlformats.org/drawingml/2006/picture">
+            <wp:extent cx="4398264" cy="740664"/>
+            <wp:docPr id="91" name="Picture 75"/>
+            <wp:cNvGraphicFramePr>
+              <a:graphicFrameLocks noChangeAspect="1"/>
+            </wp:cNvGraphicFramePr>
+            <a:graphic>
+              <a:graphicData uri="http://schemas.openxmlformats.org/drawingml/2006/picture">
+                <pic:pic>
+                  <pic:nvPicPr>
+                    <pic:cNvPr id="91" name="eq_3.65.png"/>
+                    <pic:cNvPicPr/>
+                  </pic:nvPicPr>
+                  <pic:blipFill>
+                    <a:blip r:embed="rId98"/>
+                    <a:stretch>
+                      <a:fillRect/>
+                    </a:stretch>
+                  </pic:blipFill>
+                  <pic:spPr>
+                    <a:xfrm>
+                      <a:off x="0" y="0"/>
+                      <a:ext cx="4398264" cy="740664"/>
+                    </a:xfrm>
+                    <a:prstGeom prst="rect"/>
+                  </pic:spPr>
+                </pic:pic>
+              </a:graphicData>
+            </a:graphic>
+          </wp:inline>
+        </w:drawing>
+      </w:r>
+    </w:p>
+    <w:p>
+      <w:pPr>
+        <w:spacing w:after="80"/>
+      </w:pPr>
+      <w:r>
+        <w:rPr>
+          <w:rFonts w:ascii="Times New Roman" w:hAnsi="Times New Roman" w:eastAsia="宋体"/>
+        </w:rPr>
+        <w:t>其中</w:t>
+      </w:r>
+    </w:p>
+    <w:p>
+      <w:pPr>
+        <w:spacing w:before="60" w:after="60"/>
+        <w:jc w:val="center"/>
+      </w:pPr>
+      <w:r>
+        <w:drawing>
+          <wp:inline xmlns:a="http://schemas.openxmlformats.org/drawingml/2006/main" xmlns:pic="http://schemas.openxmlformats.org/drawingml/2006/picture">
+            <wp:extent cx="4398264" cy="406908"/>
+            <wp:docPr id="92" name="Picture 76"/>
+            <wp:cNvGraphicFramePr>
+              <a:graphicFrameLocks noChangeAspect="1"/>
+            </wp:cNvGraphicFramePr>
+            <a:graphic>
+              <a:graphicData uri="http://schemas.openxmlformats.org/drawingml/2006/picture">
+                <pic:pic>
+                  <pic:nvPicPr>
+                    <pic:cNvPr id="92" name="eq_3.66.png"/>
+                    <pic:cNvPicPr/>
+                  </pic:nvPicPr>
+                  <pic:blipFill>
+                    <a:blip r:embed="rId99"/>
+                    <a:stretch>
+                      <a:fillRect/>
+                    </a:stretch>
+                  </pic:blipFill>
+                  <pic:spPr>
+                    <a:xfrm>
+                      <a:off x="0" y="0"/>
+                      <a:ext cx="4398264" cy="406908"/>
+                    </a:xfrm>
+                    <a:prstGeom prst="rect"/>
+                  </pic:spPr>
+                </pic:pic>
+              </a:graphicData>
+            </a:graphic>
+          </wp:inline>
+        </w:drawing>
+      </w:r>
+    </w:p>
+    <w:p>
+      <w:pPr>
+        <w:spacing w:before="60" w:after="60"/>
+        <w:jc w:val="center"/>
+      </w:pPr>
+      <w:r>
+        <w:drawing>
+          <wp:inline xmlns:a="http://schemas.openxmlformats.org/drawingml/2006/main" xmlns:pic="http://schemas.openxmlformats.org/drawingml/2006/picture">
+            <wp:extent cx="4398264" cy="338328"/>
+            <wp:docPr id="93" name="Picture 77"/>
+            <wp:cNvGraphicFramePr>
+              <a:graphicFrameLocks noChangeAspect="1"/>
+            </wp:cNvGraphicFramePr>
+            <a:graphic>
+              <a:graphicData uri="http://schemas.openxmlformats.org/drawingml/2006/picture">
+                <pic:pic>
+                  <pic:nvPicPr>
+                    <pic:cNvPr id="93" name="eq_3.67.png"/>
+                    <pic:cNvPicPr/>
+                  </pic:nvPicPr>
+                  <pic:blipFill>
+                    <a:blip r:embed="rId100"/>
+                    <a:stretch>
+                      <a:fillRect/>
+                    </a:stretch>
+                  </pic:blipFill>
+                  <pic:spPr>
+                    <a:xfrm>
+                      <a:off x="0" y="0"/>
+                      <a:ext cx="4398264" cy="338328"/>
+                    </a:xfrm>
+                    <a:prstGeom prst="rect"/>
+                  </pic:spPr>
+                </pic:pic>
+              </a:graphicData>
+            </a:graphic>
+          </wp:inline>
+        </w:drawing>
+      </w:r>
+    </w:p>
+    <w:p>
+      <w:pPr>
+        <w:spacing w:before="120"/>
+        <w:jc w:val="center"/>
+      </w:pPr>
+      <w:r>
+        <w:drawing>
+          <wp:inline xmlns:a="http://schemas.openxmlformats.org/drawingml/2006/main" xmlns:pic="http://schemas.openxmlformats.org/drawingml/2006/picture">
+            <wp:extent cx="3960000" cy="2441932"/>
+            <wp:docPr id="94" name="Picture 78"/>
+            <wp:cNvGraphicFramePr>
+              <a:graphicFrameLocks noChangeAspect="1"/>
+            </wp:cNvGraphicFramePr>
+            <a:graphic>
+              <a:graphicData uri="http://schemas.openxmlformats.org/drawingml/2006/picture">
+                <pic:pic>
+                  <pic:nvPicPr>
+                    <pic:cNvPr id="94" name="fig_3.11.png"/>
+                    <pic:cNvPicPr/>
+                  </pic:nvPicPr>
+                  <pic:blipFill>
+                    <a:blip r:embed="rId101"/>
+                    <a:stretch>
+                      <a:fillRect/>
+                    </a:stretch>
+                  </pic:blipFill>
+                  <pic:spPr>
+                    <a:xfrm>
+                      <a:off x="0" y="0"/>
+                      <a:ext cx="3960000" cy="2441932"/>
+                    </a:xfrm>
+                    <a:prstGeom prst="rect"/>
+                  </pic:spPr>
+                </pic:pic>
+              </a:graphicData>
+            </a:graphic>
+          </wp:inline>
+        </w:drawing>
+      </w:r>
+    </w:p>
+    <w:p>
+      <w:pPr>
+        <w:spacing w:after="200"/>
+        <w:jc w:val="center"/>
+      </w:pPr>
+      <w:r>
+        <w:rPr>
+          <w:rFonts w:ascii="Times New Roman" w:hAnsi="Times New Roman" w:eastAsia="宋体"/>
+          <w:b/>
+          <w:sz w:val="21"/>
+        </w:rPr>
+        <w:t>图 3.11　短管型节流孔的流量系数 αd（按式 3.65）</w:t>
+      </w:r>
+      <w:r>
+        <w:rPr>
+          <w:rFonts w:ascii="Times New Roman" w:hAnsi="Times New Roman" w:eastAsia="宋体"/>
+          <w:i/>
+          <w:color w:val="666666"/>
+          <w:sz w:val="18"/>
+        </w:rPr>
+        <w:br/>
+        <w:t>(Figure 3.11. Discharge coefficient αd for short tube orifices according to Equation 3.65)</w:t>
+      </w:r>
+    </w:p>
+    <w:p>
+      <w:pPr>
+        <w:spacing w:before="80" w:after="0"/>
+      </w:pPr>
+      <w:r>
+        <w:rPr>
+          <w:rFonts w:ascii="Times New Roman" w:hAnsi="Times New Roman" w:eastAsia="宋体"/>
+          <w:b/>
+        </w:rPr>
+        <w:t>3.3.2.3　湍流-层流的流量系数（Discharge Coefficient for Turbulent-Laminar Flow）</w:t>
+      </w:r>
+    </w:p>
+    <w:p>
+      <w:pPr>
+        <w:spacing w:after="80"/>
+        <w:ind w:firstLine="480"/>
+      </w:pPr>
+      <w:r>
+        <w:rPr>
+          <w:rFonts w:ascii="Times New Roman" w:hAnsi="Times New Roman" w:eastAsia="宋体"/>
+        </w:rPr>
+        <w:t>上面提出的公式仅在出现湍流时有效。只有在“足够大”的雷诺数下才能确保湍流：</w:t>
+      </w:r>
+    </w:p>
+    <w:p>
+      <w:pPr>
+        <w:spacing w:before="60" w:after="60"/>
+        <w:jc w:val="center"/>
+      </w:pPr>
+      <w:r>
+        <w:drawing>
+          <wp:inline xmlns:a="http://schemas.openxmlformats.org/drawingml/2006/main" xmlns:pic="http://schemas.openxmlformats.org/drawingml/2006/picture">
+            <wp:extent cx="4398264" cy="347472"/>
+            <wp:docPr id="95" name="Picture 79"/>
+            <wp:cNvGraphicFramePr>
+              <a:graphicFrameLocks noChangeAspect="1"/>
+            </wp:cNvGraphicFramePr>
+            <a:graphic>
+              <a:graphicData uri="http://schemas.openxmlformats.org/drawingml/2006/picture">
+                <pic:pic>
+                  <pic:nvPicPr>
+                    <pic:cNvPr id="95" name="eq_3.68.png"/>
+                    <pic:cNvPicPr/>
+                  </pic:nvPicPr>
+                  <pic:blipFill>
+                    <a:blip r:embed="rId102"/>
+                    <a:stretch>
+                      <a:fillRect/>
+                    </a:stretch>
+                  </pic:blipFill>
+                  <pic:spPr>
+                    <a:xfrm>
+                      <a:off x="0" y="0"/>
+                      <a:ext cx="4398264" cy="347472"/>
+                    </a:xfrm>
+                    <a:prstGeom prst="rect"/>
+                  </pic:spPr>
+                </pic:pic>
+              </a:graphicData>
+            </a:graphic>
+          </wp:inline>
+        </w:drawing>
+      </w:r>
+    </w:p>
+    <w:p>
+      <w:pPr>
+        <w:spacing w:after="80"/>
+      </w:pPr>
+      <w:r>
+        <w:rPr>
+          <w:rFonts w:ascii="Times New Roman" w:hAnsi="Times New Roman" w:eastAsia="宋体"/>
+        </w:rPr>
+        <w:t>式中 h 是（矩形）节流孔的最小尺寸。在低温、低节流孔压降和/或小节流孔开度时，雷诺数可能变得足够低而允许层流。</w:t>
+      </w:r>
+    </w:p>
+    <w:p>
+      <w:pPr>
+        <w:spacing w:after="80"/>
+        <w:ind w:firstLine="480"/>
+      </w:pPr>
+      <w:r>
+        <w:rPr>
+          <w:rFonts w:ascii="Times New Roman" w:hAnsi="Times New Roman" w:eastAsia="宋体"/>
+        </w:rPr>
+        <w:t>Viersma（1980）进行的实验证明，在窄节流孔的极锐边处临界值 Recrit 低至 20，而略微倒圆的边会使 Recrit 增至 80 或更高。因此，在极锐边处，可假设 αd 在 Re &gt; Recrit ≈ 20 时为常数。</w:t>
+      </w:r>
+    </w:p>
+    <w:p>
+      <w:pPr>
+        <w:spacing w:after="80"/>
+        <w:ind w:firstLine="480"/>
+      </w:pPr>
+      <w:r>
+        <w:rPr>
+          <w:rFonts w:ascii="Times New Roman" w:hAnsi="Times New Roman" w:eastAsia="宋体"/>
+        </w:rPr>
+        <w:t>尽管导出式 3.63 的分析在低雷诺数下不成立，但许多人尝试通过把流量系数绘制为雷诺数的函数把该方程推广到层流区，即：</w:t>
+      </w:r>
+    </w:p>
+    <w:p>
+      <w:pPr>
+        <w:spacing w:before="60" w:after="60"/>
+        <w:jc w:val="center"/>
+      </w:pPr>
+      <w:r>
+        <w:drawing>
+          <wp:inline xmlns:a="http://schemas.openxmlformats.org/drawingml/2006/main" xmlns:pic="http://schemas.openxmlformats.org/drawingml/2006/picture">
+            <wp:extent cx="4407408" cy="224028"/>
+            <wp:docPr id="96" name="Picture 80"/>
+            <wp:cNvGraphicFramePr>
+              <a:graphicFrameLocks noChangeAspect="1"/>
+            </wp:cNvGraphicFramePr>
+            <a:graphic>
+              <a:graphicData uri="http://schemas.openxmlformats.org/drawingml/2006/picture">
+                <pic:pic>
+                  <pic:nvPicPr>
+                    <pic:cNvPr id="96" name="eq_3.69.png"/>
+                    <pic:cNvPicPr/>
+                  </pic:nvPicPr>
+                  <pic:blipFill>
+                    <a:blip r:embed="rId103"/>
+                    <a:stretch>
+                      <a:fillRect/>
+                    </a:stretch>
+                  </pic:blipFill>
+                  <pic:spPr>
+                    <a:xfrm>
+                      <a:off x="0" y="0"/>
+                      <a:ext cx="4407408" cy="224028"/>
+                    </a:xfrm>
+                    <a:prstGeom prst="rect"/>
+                  </pic:spPr>
+                </pic:pic>
+              </a:graphicData>
+            </a:graphic>
+          </wp:inline>
+        </w:drawing>
+      </w:r>
+    </w:p>
+    <w:p>
+      <w:pPr>
+        <w:spacing w:after="80"/>
+      </w:pPr>
+      <w:r>
+        <w:rPr>
+          <w:rFonts w:ascii="Times New Roman" w:hAnsi="Times New Roman" w:eastAsia="宋体"/>
+        </w:rPr>
+        <w:t>正如许多研究者所指出的（Wuest, 1954；Viersma, 1980）。量 δ 取决于几何形状，称为层流流量系数。Viersma（1980）发现：</w:t>
+      </w:r>
+    </w:p>
+    <w:p>
+      <w:pPr>
+        <w:spacing w:before="60" w:after="60"/>
+        <w:jc w:val="center"/>
+      </w:pPr>
+      <w:r>
+        <w:drawing>
+          <wp:inline xmlns:a="http://schemas.openxmlformats.org/drawingml/2006/main" xmlns:pic="http://schemas.openxmlformats.org/drawingml/2006/picture">
+            <wp:extent cx="4407408" cy="384048"/>
+            <wp:docPr id="97" name="Picture 81"/>
+            <wp:cNvGraphicFramePr>
+              <a:graphicFrameLocks noChangeAspect="1"/>
+            </wp:cNvGraphicFramePr>
+            <a:graphic>
+              <a:graphicData uri="http://schemas.openxmlformats.org/drawingml/2006/picture">
+                <pic:pic>
+                  <pic:nvPicPr>
+                    <pic:cNvPr id="97" name="eq_3.70.png"/>
+                    <pic:cNvPicPr/>
+                  </pic:nvPicPr>
+                  <pic:blipFill>
+                    <a:blip r:embed="rId104"/>
+                    <a:stretch>
+                      <a:fillRect/>
+                    </a:stretch>
+                  </pic:blipFill>
+                  <pic:spPr>
+                    <a:xfrm>
+                      <a:off x="0" y="0"/>
+                      <a:ext cx="4407408" cy="384048"/>
+                    </a:xfrm>
+                    <a:prstGeom prst="rect"/>
+                  </pic:spPr>
+                </pic:pic>
+              </a:graphicData>
+            </a:graphic>
+          </wp:inline>
+        </w:drawing>
+      </w:r>
+    </w:p>
+    <w:p>
+      <w:pPr>
+        <w:spacing w:before="60" w:after="60"/>
+        <w:jc w:val="center"/>
+      </w:pPr>
+      <w:r>
+        <w:drawing>
+          <wp:inline xmlns:a="http://schemas.openxmlformats.org/drawingml/2006/main" xmlns:pic="http://schemas.openxmlformats.org/drawingml/2006/picture">
+            <wp:extent cx="4407408" cy="781812"/>
+            <wp:docPr id="98" name="Picture 82"/>
+            <wp:cNvGraphicFramePr>
+              <a:graphicFrameLocks noChangeAspect="1"/>
+            </wp:cNvGraphicFramePr>
+            <a:graphic>
+              <a:graphicData uri="http://schemas.openxmlformats.org/drawingml/2006/picture">
+                <pic:pic>
+                  <pic:nvPicPr>
+                    <pic:cNvPr id="98" name="eq_3.71.png"/>
+                    <pic:cNvPicPr/>
+                  </pic:nvPicPr>
+                  <pic:blipFill>
+                    <a:blip r:embed="rId105"/>
+                    <a:stretch>
+                      <a:fillRect/>
+                    </a:stretch>
+                  </pic:blipFill>
+                  <pic:spPr>
+                    <a:xfrm>
+                      <a:off x="0" y="0"/>
+                      <a:ext cx="4407408" cy="781812"/>
+                    </a:xfrm>
+                    <a:prstGeom prst="rect"/>
+                  </pic:spPr>
+                </pic:pic>
+              </a:graphicData>
+            </a:graphic>
+          </wp:inline>
+        </w:drawing>
+      </w:r>
+    </w:p>
+    <w:p>
+      <w:pPr>
+        <w:spacing w:before="60" w:after="60"/>
+        <w:jc w:val="center"/>
+      </w:pPr>
+      <w:r>
+        <w:drawing>
+          <wp:inline xmlns:a="http://schemas.openxmlformats.org/drawingml/2006/main" xmlns:pic="http://schemas.openxmlformats.org/drawingml/2006/picture">
+            <wp:extent cx="4407408" cy="781812"/>
+            <wp:docPr id="99" name="Picture 83"/>
+            <wp:cNvGraphicFramePr>
+              <a:graphicFrameLocks noChangeAspect="1"/>
+            </wp:cNvGraphicFramePr>
+            <a:graphic>
+              <a:graphicData uri="http://schemas.openxmlformats.org/drawingml/2006/picture">
+                <pic:pic>
+                  <pic:nvPicPr>
+                    <pic:cNvPr id="99" name="eq_3.71.png"/>
+                    <pic:cNvPicPr/>
+                  </pic:nvPicPr>
+                  <pic:blipFill>
+                    <a:blip r:embed="rId105"/>
+                    <a:stretch>
+                      <a:fillRect/>
+                    </a:stretch>
+                  </pic:blipFill>
+                  <pic:spPr>
+                    <a:xfrm>
+                      <a:off x="0" y="0"/>
+                      <a:ext cx="4407408" cy="781812"/>
+                    </a:xfrm>
+                    <a:prstGeom prst="rect"/>
+                  </pic:spPr>
+                </pic:pic>
+              </a:graphicData>
+            </a:graphic>
+          </wp:inline>
+        </w:drawing>
+      </w:r>
+    </w:p>
+    <w:p>
+      <w:pPr>
+        <w:spacing w:after="80"/>
+      </w:pPr>
+      <w:r>
+        <w:rPr>
+          <w:rFonts w:ascii="Times New Roman" w:hAnsi="Times New Roman" w:eastAsia="宋体"/>
+        </w:rPr>
+        <w:t>于是流量系数可由图 3.12 所示的层流区渐近线以及湍流区的 αd = 0.611 来表示。</w:t>
+      </w:r>
+    </w:p>
+    <w:p>
+      <w:pPr>
+        <w:spacing w:before="120"/>
+        <w:jc w:val="center"/>
+      </w:pPr>
+      <w:r>
+        <w:drawing>
+          <wp:inline xmlns:a="http://schemas.openxmlformats.org/drawingml/2006/main" xmlns:pic="http://schemas.openxmlformats.org/drawingml/2006/picture">
+            <wp:extent cx="3960000" cy="2577467"/>
+            <wp:docPr id="100" name="Picture 84"/>
+            <wp:cNvGraphicFramePr>
+              <a:graphicFrameLocks noChangeAspect="1"/>
+            </wp:cNvGraphicFramePr>
+            <a:graphic>
+              <a:graphicData uri="http://schemas.openxmlformats.org/drawingml/2006/picture">
+                <pic:pic>
+                  <pic:nvPicPr>
+                    <pic:cNvPr id="100" name="fig_3.12.png"/>
+                    <pic:cNvPicPr/>
+                  </pic:nvPicPr>
+                  <pic:blipFill>
+                    <a:blip r:embed="rId106"/>
+                    <a:stretch>
+                      <a:fillRect/>
+                    </a:stretch>
+                  </pic:blipFill>
+                  <pic:spPr>
+                    <a:xfrm>
+                      <a:off x="0" y="0"/>
+                      <a:ext cx="3960000" cy="2577467"/>
+                    </a:xfrm>
+                    <a:prstGeom prst="rect"/>
+                  </pic:spPr>
+                </pic:pic>
+              </a:graphicData>
+            </a:graphic>
+          </wp:inline>
+        </w:drawing>
+      </w:r>
+    </w:p>
+    <w:p>
+      <w:pPr>
+        <w:spacing w:after="200"/>
+        <w:jc w:val="center"/>
+      </w:pPr>
+      <w:r>
+        <w:rPr>
+          <w:rFonts w:ascii="Times New Roman" w:hAnsi="Times New Roman" w:eastAsia="宋体"/>
+          <w:b/>
+          <w:sz w:val="21"/>
+        </w:rPr>
+        <w:t>图 3.12　αd = f(√Re)（据 Viersma, 1980）</w:t>
+      </w:r>
+      <w:r>
+        <w:rPr>
+          <w:rFonts w:ascii="Times New Roman" w:hAnsi="Times New Roman" w:eastAsia="宋体"/>
+          <w:i/>
+          <w:color w:val="666666"/>
+          <w:sz w:val="18"/>
+        </w:rPr>
+        <w:br/>
+        <w:t>(Figure 3.12. αd = f(√Re) according to Viersma (1980))</w:t>
+      </w:r>
+    </w:p>
+    <w:p>
+      <w:pPr>
+        <w:spacing w:before="80" w:after="0"/>
+      </w:pPr>
+      <w:r>
+        <w:rPr>
+          <w:rFonts w:ascii="Times New Roman" w:hAnsi="Times New Roman" w:eastAsia="宋体"/>
+          <w:b/>
+        </w:rPr>
+        <w:t>3.3.2.4　层流的节流孔方程（Orifice Equations for Laminar Flow）</w:t>
+      </w:r>
+    </w:p>
+    <w:p>
+      <w:pPr>
+        <w:spacing w:after="80"/>
+        <w:ind w:firstLine="480"/>
+      </w:pPr>
+      <w:r>
+        <w:rPr>
+          <w:rFonts w:ascii="Times New Roman" w:hAnsi="Times New Roman" w:eastAsia="宋体"/>
+        </w:rPr>
+        <w:t>把雷诺数表示为：</w:t>
+      </w:r>
+    </w:p>
+    <w:p>
+      <w:pPr>
+        <w:spacing w:before="60" w:after="60"/>
+        <w:jc w:val="center"/>
+      </w:pPr>
+      <w:r>
+        <w:drawing>
+          <wp:inline xmlns:a="http://schemas.openxmlformats.org/drawingml/2006/main" xmlns:pic="http://schemas.openxmlformats.org/drawingml/2006/picture">
+            <wp:extent cx="4398264" cy="352044"/>
+            <wp:docPr id="101" name="Picture 85"/>
+            <wp:cNvGraphicFramePr>
+              <a:graphicFrameLocks noChangeAspect="1"/>
+            </wp:cNvGraphicFramePr>
+            <a:graphic>
+              <a:graphicData uri="http://schemas.openxmlformats.org/drawingml/2006/picture">
+                <pic:pic>
+                  <pic:nvPicPr>
+                    <pic:cNvPr id="101" name="eq_3.73.png"/>
+                    <pic:cNvPicPr/>
+                  </pic:nvPicPr>
+                  <pic:blipFill>
+                    <a:blip r:embed="rId107"/>
+                    <a:stretch>
+                      <a:fillRect/>
+                    </a:stretch>
+                  </pic:blipFill>
+                  <pic:spPr>
+                    <a:xfrm>
+                      <a:off x="0" y="0"/>
+                      <a:ext cx="4398264" cy="352044"/>
+                    </a:xfrm>
+                    <a:prstGeom prst="rect"/>
+                  </pic:spPr>
+                </pic:pic>
+              </a:graphicData>
+            </a:graphic>
+          </wp:inline>
+        </w:drawing>
+      </w:r>
+    </w:p>
+    <w:p>
+      <w:pPr>
+        <w:spacing w:after="80"/>
+      </w:pPr>
+      <w:r>
+        <w:rPr>
+          <w:rFonts w:ascii="Times New Roman" w:hAnsi="Times New Roman" w:eastAsia="宋体"/>
+        </w:rPr>
+        <w:t>并将式 3.73 和 3.69 代入式 3.63，对低雷诺数得到：</w:t>
+      </w:r>
+    </w:p>
+    <w:p>
+      <w:pPr>
+        <w:spacing w:before="60" w:after="60"/>
+        <w:jc w:val="center"/>
+      </w:pPr>
+      <w:r>
+        <w:drawing>
+          <wp:inline xmlns:a="http://schemas.openxmlformats.org/drawingml/2006/main" xmlns:pic="http://schemas.openxmlformats.org/drawingml/2006/picture">
+            <wp:extent cx="4398264" cy="370332"/>
+            <wp:docPr id="102" name="Picture 86"/>
+            <wp:cNvGraphicFramePr>
+              <a:graphicFrameLocks noChangeAspect="1"/>
+            </wp:cNvGraphicFramePr>
+            <a:graphic>
+              <a:graphicData uri="http://schemas.openxmlformats.org/drawingml/2006/picture">
+                <pic:pic>
+                  <pic:nvPicPr>
+                    <pic:cNvPr id="102" name="eq_3.74.png"/>
+                    <pic:cNvPicPr/>
+                  </pic:nvPicPr>
+                  <pic:blipFill>
+                    <a:blip r:embed="rId108"/>
+                    <a:stretch>
+                      <a:fillRect/>
+                    </a:stretch>
+                  </pic:blipFill>
+                  <pic:spPr>
+                    <a:xfrm>
+                      <a:off x="0" y="0"/>
+                      <a:ext cx="4398264" cy="370332"/>
+                    </a:xfrm>
+                    <a:prstGeom prst="rect"/>
+                  </pic:spPr>
+                </pic:pic>
+              </a:graphicData>
+            </a:graphic>
+          </wp:inline>
+        </w:drawing>
+      </w:r>
+    </w:p>
+    <w:p>
+      <w:pPr>
+        <w:spacing w:after="80"/>
+        <w:ind w:firstLine="480"/>
+      </w:pPr>
+      <w:r>
+        <w:rPr>
+          <w:rFonts w:ascii="Times New Roman" w:hAnsi="Times New Roman" w:eastAsia="宋体"/>
+        </w:rPr>
+        <w:t>Wuest（1954）从理论上确定了流体通过锐边圆形节流孔（在无限平面内，即图 3.8a 中 do ≪ d）的层流表达式：</w:t>
+      </w:r>
+    </w:p>
+    <w:p>
+      <w:pPr>
+        <w:spacing w:before="60" w:after="60"/>
+        <w:jc w:val="center"/>
+      </w:pPr>
+      <w:r>
+        <w:drawing>
+          <wp:inline xmlns:a="http://schemas.openxmlformats.org/drawingml/2006/main" xmlns:pic="http://schemas.openxmlformats.org/drawingml/2006/picture">
+            <wp:extent cx="4398264" cy="370332"/>
+            <wp:docPr id="103" name="Picture 87"/>
+            <wp:cNvGraphicFramePr>
+              <a:graphicFrameLocks noChangeAspect="1"/>
+            </wp:cNvGraphicFramePr>
+            <a:graphic>
+              <a:graphicData uri="http://schemas.openxmlformats.org/drawingml/2006/picture">
+                <pic:pic>
+                  <pic:nvPicPr>
+                    <pic:cNvPr id="103" name="eq_3.75.png"/>
+                    <pic:cNvPicPr/>
+                  </pic:nvPicPr>
+                  <pic:blipFill>
+                    <a:blip r:embed="rId109"/>
+                    <a:stretch>
+                      <a:fillRect/>
+                    </a:stretch>
+                  </pic:blipFill>
+                  <pic:spPr>
+                    <a:xfrm>
+                      <a:off x="0" y="0"/>
+                      <a:ext cx="4398264" cy="370332"/>
+                    </a:xfrm>
+                    <a:prstGeom prst="rect"/>
+                  </pic:spPr>
+                </pic:pic>
+              </a:graphicData>
+            </a:graphic>
+          </wp:inline>
+        </w:drawing>
+      </w:r>
+    </w:p>
+    <w:p>
+      <w:pPr>
+        <w:spacing w:after="80"/>
+      </w:pPr>
+      <w:r>
+        <w:rPr>
+          <w:rFonts w:ascii="Times New Roman" w:hAnsi="Times New Roman" w:eastAsia="宋体"/>
+        </w:rPr>
+        <w:t>以及通过锐边矩形缝隙（在无限平面内高 bo、宽 w，即图 3.8b 中 bo ≪ B，且 w ≫ bo）的表达式：</w:t>
+      </w:r>
+    </w:p>
+    <w:p>
+      <w:pPr>
+        <w:spacing w:before="60" w:after="60"/>
+        <w:jc w:val="center"/>
+      </w:pPr>
+      <w:r>
+        <w:drawing>
+          <wp:inline xmlns:a="http://schemas.openxmlformats.org/drawingml/2006/main" xmlns:pic="http://schemas.openxmlformats.org/drawingml/2006/picture">
+            <wp:extent cx="4398264" cy="374904"/>
+            <wp:docPr id="104" name="Picture 88"/>
+            <wp:cNvGraphicFramePr>
+              <a:graphicFrameLocks noChangeAspect="1"/>
+            </wp:cNvGraphicFramePr>
+            <a:graphic>
+              <a:graphicData uri="http://schemas.openxmlformats.org/drawingml/2006/picture">
+                <pic:pic>
+                  <pic:nvPicPr>
+                    <pic:cNvPr id="104" name="eq_3.76.png"/>
+                    <pic:cNvPicPr/>
+                  </pic:nvPicPr>
+                  <pic:blipFill>
+                    <a:blip r:embed="rId110"/>
+                    <a:stretch>
+                      <a:fillRect/>
+                    </a:stretch>
+                  </pic:blipFill>
+                  <pic:spPr>
+                    <a:xfrm>
+                      <a:off x="0" y="0"/>
+                      <a:ext cx="4398264" cy="374904"/>
+                    </a:xfrm>
+                    <a:prstGeom prst="rect"/>
+                  </pic:spPr>
+                </pic:pic>
+              </a:graphicData>
+            </a:graphic>
+          </wp:inline>
+        </w:drawing>
+      </w:r>
+    </w:p>
+    <w:p>
+      <w:pPr>
+        <w:spacing w:after="80"/>
+      </w:pPr>
+      <w:r>
+        <w:rPr>
+          <w:rFonts w:ascii="Times New Roman" w:hAnsi="Times New Roman" w:eastAsia="宋体"/>
+        </w:rPr>
+        <w:t>令式 3.74 等于式 3.75 和 3.76，得到锐边圆形节流孔 δ = 0.2，锐边缝隙节流孔 δ = 0.157。</w:t>
+      </w:r>
+    </w:p>
+    <w:p>
+      <w:pPr>
+        <w:pStyle w:val="Heading3"/>
+      </w:pPr>
+      <w:r>
+        <w:rPr>
+          <w:rFonts w:ascii="Arial" w:hAnsi="Arial" w:eastAsia="黑体"/>
+          <w:b/>
+          <w:color w:val="000000"/>
+          <w:sz w:val="24"/>
+        </w:rPr>
+        <w:t>3.3.3　流体流经阀</w:t>
+      </w:r>
+      <w:r>
+        <w:t xml:space="preserve">  </w:t>
+      </w:r>
+      <w:r>
+        <w:rPr>
+          <w:rFonts w:ascii="Arial" w:hAnsi="Arial" w:eastAsia="黑体"/>
+          <w:b w:val="0"/>
+          <w:color w:val="555555"/>
+          <w:sz w:val="19"/>
+        </w:rPr>
+        <w:t>Flow Through Valves</w:t>
+      </w:r>
+    </w:p>
+    <w:p>
+      <w:pPr>
+        <w:spacing w:after="80"/>
+        <w:ind w:firstLine="480"/>
+      </w:pPr>
+      <w:r>
+        <w:rPr>
+          <w:rFonts w:ascii="Times New Roman" w:hAnsi="Times New Roman" w:eastAsia="宋体"/>
+        </w:rPr>
+        <w:t>流体通过阀的节流孔（图 3.13）通常用节流孔方程 3.63 描述，并在阀芯位置 xv 与流通面积之间假设线性关系（临界中位，critical centre），即：</w:t>
+      </w:r>
+    </w:p>
+    <w:p>
+      <w:pPr>
+        <w:spacing w:before="60" w:after="60"/>
+        <w:jc w:val="center"/>
+      </w:pPr>
+      <w:r>
+        <w:drawing>
+          <wp:inline xmlns:a="http://schemas.openxmlformats.org/drawingml/2006/main" xmlns:pic="http://schemas.openxmlformats.org/drawingml/2006/picture">
+            <wp:extent cx="4389120" cy="233172"/>
+            <wp:docPr id="105" name="Picture 89"/>
+            <wp:cNvGraphicFramePr>
+              <a:graphicFrameLocks noChangeAspect="1"/>
+            </wp:cNvGraphicFramePr>
+            <a:graphic>
+              <a:graphicData uri="http://schemas.openxmlformats.org/drawingml/2006/picture">
+                <pic:pic>
+                  <pic:nvPicPr>
+                    <pic:cNvPr id="105" name="eq_3.77.png"/>
+                    <pic:cNvPicPr/>
+                  </pic:nvPicPr>
+                  <pic:blipFill>
+                    <a:blip r:embed="rId111"/>
+                    <a:stretch>
+                      <a:fillRect/>
+                    </a:stretch>
+                  </pic:blipFill>
+                  <pic:spPr>
+                    <a:xfrm>
+                      <a:off x="0" y="0"/>
+                      <a:ext cx="4389120" cy="233172"/>
+                    </a:xfrm>
+                    <a:prstGeom prst="rect"/>
+                  </pic:spPr>
+                </pic:pic>
+              </a:graphicData>
+            </a:graphic>
+          </wp:inline>
+        </w:drawing>
+      </w:r>
+    </w:p>
+    <w:p>
+      <w:pPr>
+        <w:spacing w:after="80"/>
+      </w:pPr>
+      <w:r>
+        <w:rPr>
+          <w:rFonts w:ascii="Times New Roman" w:hAnsi="Times New Roman" w:eastAsia="宋体"/>
+        </w:rPr>
+        <w:t>其流量系数为</w:t>
+      </w:r>
+    </w:p>
+    <w:p>
+      <w:pPr>
+        <w:spacing w:before="60" w:after="60"/>
+        <w:jc w:val="center"/>
+      </w:pPr>
+      <w:r>
+        <w:drawing>
+          <wp:inline xmlns:a="http://schemas.openxmlformats.org/drawingml/2006/main" xmlns:pic="http://schemas.openxmlformats.org/drawingml/2006/picture">
+            <wp:extent cx="4389120" cy="397764"/>
+            <wp:docPr id="106" name="Picture 90"/>
+            <wp:cNvGraphicFramePr>
+              <a:graphicFrameLocks noChangeAspect="1"/>
+            </wp:cNvGraphicFramePr>
+            <a:graphic>
+              <a:graphicData uri="http://schemas.openxmlformats.org/drawingml/2006/picture">
+                <pic:pic>
+                  <pic:nvPicPr>
+                    <pic:cNvPr id="106" name="eq_3.78.png"/>
+                    <pic:cNvPicPr/>
+                  </pic:nvPicPr>
+                  <pic:blipFill>
+                    <a:blip r:embed="rId112"/>
+                    <a:stretch>
+                      <a:fillRect/>
+                    </a:stretch>
+                  </pic:blipFill>
+                  <pic:spPr>
+                    <a:xfrm>
+                      <a:off x="0" y="0"/>
+                      <a:ext cx="4389120" cy="397764"/>
+                    </a:xfrm>
+                    <a:prstGeom prst="rect"/>
+                  </pic:spPr>
+                </pic:pic>
+              </a:graphicData>
+            </a:graphic>
+          </wp:inline>
+        </w:drawing>
+      </w:r>
+    </w:p>
+    <w:p>
+      <w:pPr>
+        <w:spacing w:after="80"/>
+      </w:pPr>
+      <w:r>
+        <w:rPr>
+          <w:rFonts w:ascii="Times New Roman" w:hAnsi="Times New Roman" w:eastAsia="宋体"/>
+        </w:rPr>
+        <w:t>适用于伺服阀（dv：阀芯直径），以及</w:t>
+      </w:r>
+    </w:p>
+    <w:p>
+      <w:pPr>
+        <w:spacing w:before="60" w:after="60"/>
+        <w:jc w:val="center"/>
+      </w:pPr>
+      <w:r>
+        <w:drawing>
+          <wp:inline xmlns:a="http://schemas.openxmlformats.org/drawingml/2006/main" xmlns:pic="http://schemas.openxmlformats.org/drawingml/2006/picture">
+            <wp:extent cx="4389120" cy="406908"/>
+            <wp:docPr id="107" name="Picture 91"/>
+            <wp:cNvGraphicFramePr>
+              <a:graphicFrameLocks noChangeAspect="1"/>
+            </wp:cNvGraphicFramePr>
+            <a:graphic>
+              <a:graphicData uri="http://schemas.openxmlformats.org/drawingml/2006/picture">
+                <pic:pic>
+                  <pic:nvPicPr>
+                    <pic:cNvPr id="107" name="eq_3.79.png"/>
+                    <pic:cNvPicPr/>
+                  </pic:nvPicPr>
+                  <pic:blipFill>
+                    <a:blip r:embed="rId113"/>
+                    <a:stretch>
+                      <a:fillRect/>
+                    </a:stretch>
+                  </pic:blipFill>
+                  <pic:spPr>
+                    <a:xfrm>
+                      <a:off x="0" y="0"/>
+                      <a:ext cx="4389120" cy="406908"/>
+                    </a:xfrm>
+                    <a:prstGeom prst="rect"/>
+                  </pic:spPr>
+                </pic:pic>
+              </a:graphicData>
+            </a:graphic>
+          </wp:inline>
+        </w:drawing>
+      </w:r>
+    </w:p>
+    <w:p>
+      <w:pPr>
+        <w:spacing w:after="80"/>
+      </w:pPr>
+      <w:r>
+        <w:rPr>
+          <w:rFonts w:ascii="Times New Roman" w:hAnsi="Times New Roman" w:eastAsia="宋体"/>
+        </w:rPr>
+        <w:t>适用于具有沟槽角 α 的三角形阀座的特种比例阀（见 Kockemann 等，1991）。</w:t>
+      </w:r>
+    </w:p>
+    <w:p>
+      <w:pPr>
+        <w:spacing w:before="120"/>
+        <w:jc w:val="center"/>
+      </w:pPr>
+      <w:r>
+        <w:drawing>
+          <wp:inline xmlns:a="http://schemas.openxmlformats.org/drawingml/2006/main" xmlns:pic="http://schemas.openxmlformats.org/drawingml/2006/picture">
+            <wp:extent cx="3420000" cy="1468235"/>
+            <wp:docPr id="108" name="Picture 92"/>
+            <wp:cNvGraphicFramePr>
+              <a:graphicFrameLocks noChangeAspect="1"/>
+            </wp:cNvGraphicFramePr>
+            <a:graphic>
+              <a:graphicData uri="http://schemas.openxmlformats.org/drawingml/2006/picture">
+                <pic:pic>
+                  <pic:nvPicPr>
+                    <pic:cNvPr id="108" name="fig_3.13.png"/>
+                    <pic:cNvPicPr/>
+                  </pic:nvPicPr>
+                  <pic:blipFill>
+                    <a:blip r:embed="rId114"/>
+                    <a:stretch>
+                      <a:fillRect/>
+                    </a:stretch>
+                  </pic:blipFill>
+                  <pic:spPr>
+                    <a:xfrm>
+                      <a:off x="0" y="0"/>
+                      <a:ext cx="3420000" cy="1468235"/>
+                    </a:xfrm>
+                    <a:prstGeom prst="rect"/>
+                  </pic:spPr>
+                </pic:pic>
+              </a:graphicData>
+            </a:graphic>
+          </wp:inline>
+        </w:drawing>
+      </w:r>
+    </w:p>
+    <w:p>
+      <w:pPr>
+        <w:spacing w:after="200"/>
+        <w:jc w:val="center"/>
+      </w:pPr>
+      <w:r>
+        <w:rPr>
+          <w:rFonts w:ascii="Times New Roman" w:hAnsi="Times New Roman" w:eastAsia="宋体"/>
+          <w:b/>
+          <w:sz w:val="21"/>
+        </w:rPr>
+        <w:t>图 3.13　因射流角不等而作用于阀芯的轴向流动力</w:t>
+      </w:r>
+      <w:r>
+        <w:rPr>
+          <w:rFonts w:ascii="Times New Roman" w:hAnsi="Times New Roman" w:eastAsia="宋体"/>
+          <w:i/>
+          <w:color w:val="666666"/>
+          <w:sz w:val="18"/>
+        </w:rPr>
+        <w:br/>
+        <w:t>(Figure 3.13. Axial flow force on spool due to unequal jet angles)</w:t>
+      </w:r>
+    </w:p>
+    <w:p>
+      <w:pPr>
+        <w:spacing w:after="80"/>
+        <w:ind w:firstLine="480"/>
+      </w:pPr>
+      <w:r>
+        <w:rPr>
+          <w:rFonts w:ascii="Times New Roman" w:hAnsi="Times New Roman" w:eastAsia="宋体"/>
+        </w:rPr>
+        <w:t>注意 cv 通常以下式给出：</w:t>
+      </w:r>
+    </w:p>
+    <w:p>
+      <w:pPr>
+        <w:spacing w:before="60" w:after="60"/>
+        <w:jc w:val="center"/>
+      </w:pPr>
+      <w:r>
+        <w:drawing>
+          <wp:inline xmlns:a="http://schemas.openxmlformats.org/drawingml/2006/main" xmlns:pic="http://schemas.openxmlformats.org/drawingml/2006/picture">
+            <wp:extent cx="4389120" cy="370332"/>
+            <wp:docPr id="109" name="Picture 93"/>
+            <wp:cNvGraphicFramePr>
+              <a:graphicFrameLocks noChangeAspect="1"/>
+            </wp:cNvGraphicFramePr>
+            <a:graphic>
+              <a:graphicData uri="http://schemas.openxmlformats.org/drawingml/2006/picture">
+                <pic:pic>
+                  <pic:nvPicPr>
+                    <pic:cNvPr id="109" name="eq_3.80.png"/>
+                    <pic:cNvPicPr/>
+                  </pic:nvPicPr>
+                  <pic:blipFill>
+                    <a:blip r:embed="rId115"/>
+                    <a:stretch>
+                      <a:fillRect/>
+                    </a:stretch>
+                  </pic:blipFill>
+                  <pic:spPr>
+                    <a:xfrm>
+                      <a:off x="0" y="0"/>
+                      <a:ext cx="4389120" cy="370332"/>
+                    </a:xfrm>
+                    <a:prstGeom prst="rect"/>
+                  </pic:spPr>
+                </pic:pic>
+              </a:graphicData>
+            </a:graphic>
+          </wp:inline>
+        </w:drawing>
+      </w:r>
+    </w:p>
+    <w:p>
+      <w:pPr>
+        <w:spacing w:after="80"/>
+      </w:pPr>
+      <w:r>
+        <w:rPr>
+          <w:rFonts w:ascii="Times New Roman" w:hAnsi="Times New Roman" w:eastAsia="宋体"/>
+        </w:rPr>
+        <w:t>还要注意，式 3.77 可用阀电压 uv 写为：</w:t>
+      </w:r>
+    </w:p>
+    <w:p>
+      <w:pPr>
+        <w:spacing w:before="60" w:after="60"/>
+        <w:jc w:val="center"/>
+      </w:pPr>
+      <w:r>
+        <w:drawing>
+          <wp:inline xmlns:a="http://schemas.openxmlformats.org/drawingml/2006/main" xmlns:pic="http://schemas.openxmlformats.org/drawingml/2006/picture">
+            <wp:extent cx="4389120" cy="342900"/>
+            <wp:docPr id="110" name="Picture 94"/>
+            <wp:cNvGraphicFramePr>
+              <a:graphicFrameLocks noChangeAspect="1"/>
+            </wp:cNvGraphicFramePr>
+            <a:graphic>
+              <a:graphicData uri="http://schemas.openxmlformats.org/drawingml/2006/picture">
+                <pic:pic>
+                  <pic:nvPicPr>
+                    <pic:cNvPr id="110" name="eq_3.81.png"/>
+                    <pic:cNvPicPr/>
+                  </pic:nvPicPr>
+                  <pic:blipFill>
+                    <a:blip r:embed="rId116"/>
+                    <a:stretch>
+                      <a:fillRect/>
+                    </a:stretch>
+                  </pic:blipFill>
+                  <pic:spPr>
+                    <a:xfrm>
+                      <a:off x="0" y="0"/>
+                      <a:ext cx="4389120" cy="342900"/>
+                    </a:xfrm>
+                    <a:prstGeom prst="rect"/>
+                  </pic:spPr>
+                </pic:pic>
+              </a:graphicData>
+            </a:graphic>
+          </wp:inline>
+        </w:drawing>
+      </w:r>
+    </w:p>
+    <w:p>
+      <w:pPr>
+        <w:spacing w:after="80"/>
+      </w:pPr>
+      <w:r>
+        <w:rPr>
+          <w:rFonts w:ascii="Times New Roman" w:hAnsi="Times New Roman" w:eastAsia="宋体"/>
+        </w:rPr>
+        <w:t>这意味着 cv 的数值和量纲必须适配所用的信号（可以是阀行程 xv、阀电压 uv 或阀电流 Iv）。在本书其余部分，将只使用符号 cv，而不考虑阀信号的性质（归一化与否）。</w:t>
+      </w:r>
+    </w:p>
+    <w:p>
+      <w:pPr>
+        <w:spacing w:after="80"/>
+        <w:ind w:firstLine="480"/>
+      </w:pPr>
+      <w:r>
+        <w:rPr>
+          <w:rFonts w:ascii="Times New Roman" w:hAnsi="Times New Roman" w:eastAsia="宋体"/>
+        </w:rPr>
+        <w:t>实践中，流量系数最好通过实验确定，或用阀制造商的样本数据（QN、ΔpN 和 xv,max）计算：</w:t>
+      </w:r>
+    </w:p>
+    <w:p>
+      <w:pPr>
+        <w:spacing w:before="60" w:after="60"/>
+        <w:jc w:val="center"/>
+      </w:pPr>
+      <w:r>
+        <w:drawing>
+          <wp:inline xmlns:a="http://schemas.openxmlformats.org/drawingml/2006/main" xmlns:pic="http://schemas.openxmlformats.org/drawingml/2006/picture">
+            <wp:extent cx="4389120" cy="379476"/>
+            <wp:docPr id="111" name="Picture 95"/>
+            <wp:cNvGraphicFramePr>
+              <a:graphicFrameLocks noChangeAspect="1"/>
+            </wp:cNvGraphicFramePr>
+            <a:graphic>
+              <a:graphicData uri="http://schemas.openxmlformats.org/drawingml/2006/picture">
+                <pic:pic>
+                  <pic:nvPicPr>
+                    <pic:cNvPr id="111" name="eq_3.82.png"/>
+                    <pic:cNvPicPr/>
+                  </pic:nvPicPr>
+                  <pic:blipFill>
+                    <a:blip r:embed="rId117"/>
+                    <a:stretch>
+                      <a:fillRect/>
+                    </a:stretch>
+                  </pic:blipFill>
+                  <pic:spPr>
+                    <a:xfrm>
+                      <a:off x="0" y="0"/>
+                      <a:ext cx="4389120" cy="379476"/>
+                    </a:xfrm>
+                    <a:prstGeom prst="rect"/>
+                  </pic:spPr>
+                </pic:pic>
+              </a:graphicData>
+            </a:graphic>
+          </wp:inline>
+        </w:drawing>
+      </w:r>
+    </w:p>
+    <w:p>
+      <w:pPr>
+        <w:spacing w:after="80"/>
+      </w:pPr>
+      <w:r>
+        <w:rPr>
+          <w:rFonts w:ascii="Times New Roman" w:hAnsi="Times New Roman" w:eastAsia="宋体"/>
+        </w:rPr>
+        <w:t>式中 QN 是额定流量，ΔpN 是额定压降，xv,max 是阀的最大行程。相应的流量系数为：</w:t>
+      </w:r>
+    </w:p>
+    <w:p>
+      <w:pPr>
+        <w:spacing w:before="60" w:after="60"/>
+        <w:jc w:val="center"/>
+      </w:pPr>
+      <w:r>
+        <w:drawing>
+          <wp:inline xmlns:a="http://schemas.openxmlformats.org/drawingml/2006/main" xmlns:pic="http://schemas.openxmlformats.org/drawingml/2006/picture">
+            <wp:extent cx="4389120" cy="384048"/>
+            <wp:docPr id="112" name="Picture 96"/>
+            <wp:cNvGraphicFramePr>
+              <a:graphicFrameLocks noChangeAspect="1"/>
+            </wp:cNvGraphicFramePr>
+            <a:graphic>
+              <a:graphicData uri="http://schemas.openxmlformats.org/drawingml/2006/picture">
+                <pic:pic>
+                  <pic:nvPicPr>
+                    <pic:cNvPr id="112" name="eq_3.83.png"/>
+                    <pic:cNvPicPr/>
+                  </pic:nvPicPr>
+                  <pic:blipFill>
+                    <a:blip r:embed="rId118"/>
+                    <a:stretch>
+                      <a:fillRect/>
+                    </a:stretch>
+                  </pic:blipFill>
+                  <pic:spPr>
+                    <a:xfrm>
+                      <a:off x="0" y="0"/>
+                      <a:ext cx="4389120" cy="384048"/>
+                    </a:xfrm>
+                    <a:prstGeom prst="rect"/>
+                  </pic:spPr>
+                </pic:pic>
+              </a:graphicData>
+            </a:graphic>
+          </wp:inline>
+        </w:drawing>
+      </w:r>
+    </w:p>
+    <w:p>
+      <w:pPr>
+        <w:spacing w:after="80"/>
+        <w:ind w:firstLine="480"/>
+      </w:pPr>
+      <w:r>
+        <w:rPr>
+          <w:rFonts w:ascii="Times New Roman" w:hAnsi="Times New Roman" w:eastAsia="宋体"/>
+        </w:rPr>
+        <w:t>由于式 3.77 在低雷诺数下不成立，Feigel（1987a）导出了以下用于层流-湍流阀流动情形的流量方程：</w:t>
+      </w:r>
+    </w:p>
+    <w:p>
+      <w:pPr>
+        <w:spacing w:before="60" w:after="60"/>
+        <w:jc w:val="center"/>
+      </w:pPr>
+      <w:r>
+        <w:drawing>
+          <wp:inline xmlns:a="http://schemas.openxmlformats.org/drawingml/2006/main" xmlns:pic="http://schemas.openxmlformats.org/drawingml/2006/picture">
+            <wp:extent cx="4389120" cy="544068"/>
+            <wp:docPr id="113" name="Picture 97"/>
+            <wp:cNvGraphicFramePr>
+              <a:graphicFrameLocks noChangeAspect="1"/>
+            </wp:cNvGraphicFramePr>
+            <a:graphic>
+              <a:graphicData uri="http://schemas.openxmlformats.org/drawingml/2006/picture">
+                <pic:pic>
+                  <pic:nvPicPr>
+                    <pic:cNvPr id="113" name="eq_3.84.png"/>
+                    <pic:cNvPicPr/>
+                  </pic:nvPicPr>
+                  <pic:blipFill>
+                    <a:blip r:embed="rId119"/>
+                    <a:stretch>
+                      <a:fillRect/>
+                    </a:stretch>
+                  </pic:blipFill>
+                  <pic:spPr>
+                    <a:xfrm>
+                      <a:off x="0" y="0"/>
+                      <a:ext cx="4389120" cy="544068"/>
+                    </a:xfrm>
+                    <a:prstGeom prst="rect"/>
+                  </pic:spPr>
+                </pic:pic>
+              </a:graphicData>
+            </a:graphic>
+          </wp:inline>
+        </w:drawing>
+      </w:r>
+    </w:p>
+    <w:p>
+      <w:pPr>
+        <w:spacing w:after="80"/>
+      </w:pPr>
+      <w:r>
+        <w:rPr>
+          <w:rFonts w:ascii="Times New Roman" w:hAnsi="Times New Roman" w:eastAsia="宋体"/>
+        </w:rPr>
+        <w:t>假设 A = πdxv，所引入的层流-湍流流量系数 clt 按下式计算：</w:t>
+      </w:r>
+    </w:p>
+    <w:p>
+      <w:pPr>
+        <w:spacing w:before="60" w:after="60"/>
+        <w:jc w:val="center"/>
+      </w:pPr>
+      <w:r>
+        <w:drawing>
+          <wp:inline xmlns:a="http://schemas.openxmlformats.org/drawingml/2006/main" xmlns:pic="http://schemas.openxmlformats.org/drawingml/2006/picture">
+            <wp:extent cx="4389120" cy="406908"/>
+            <wp:docPr id="114" name="Picture 98"/>
+            <wp:cNvGraphicFramePr>
+              <a:graphicFrameLocks noChangeAspect="1"/>
+            </wp:cNvGraphicFramePr>
+            <a:graphic>
+              <a:graphicData uri="http://schemas.openxmlformats.org/drawingml/2006/picture">
+                <pic:pic>
+                  <pic:nvPicPr>
+                    <pic:cNvPr id="114" name="eq_3.85.png"/>
+                    <pic:cNvPicPr/>
+                  </pic:nvPicPr>
+                  <pic:blipFill>
+                    <a:blip r:embed="rId120"/>
+                    <a:stretch>
+                      <a:fillRect/>
+                    </a:stretch>
+                  </pic:blipFill>
+                  <pic:spPr>
+                    <a:xfrm>
+                      <a:off x="0" y="0"/>
+                      <a:ext cx="4389120" cy="406908"/>
+                    </a:xfrm>
+                    <a:prstGeom prst="rect"/>
+                  </pic:spPr>
+                </pic:pic>
+              </a:graphicData>
+            </a:graphic>
+          </wp:inline>
+        </w:drawing>
+      </w:r>
+    </w:p>
+    <w:p>
+      <w:pPr>
+        <w:spacing w:after="80"/>
+      </w:pPr>
+      <w:r>
+        <w:rPr>
+          <w:rFonts w:ascii="Times New Roman" w:hAnsi="Times New Roman" w:eastAsia="宋体"/>
+        </w:rPr>
+        <w:t>式中 δ 是曲线 αd = f(√Re) 按式 3.69 的斜率。当 xv → ∞ 时式 3.84 变为式 3.77，因此也可用于湍流阀流动。clt 的典型值为 0.6（Saffe, 1986）。</w:t>
+      </w:r>
+    </w:p>
+    <w:p>
+      <w:pPr>
+        <w:spacing w:after="80"/>
+        <w:ind w:firstLine="480"/>
+      </w:pPr>
+      <w:r>
+        <w:rPr>
+          <w:rFonts w:ascii="Times New Roman" w:hAnsi="Times New Roman" w:eastAsia="宋体"/>
+        </w:rPr>
+        <w:t>另一个被许多研究者使用（如 Klein, 1993）、并考虑了对阀芯位置 xv 依赖关系的流量系数近似公式为：</w:t>
+      </w:r>
+    </w:p>
+    <w:p>
+      <w:pPr>
+        <w:spacing w:before="60" w:after="60"/>
+        <w:jc w:val="center"/>
+      </w:pPr>
+      <w:r>
+        <w:drawing>
+          <wp:inline xmlns:a="http://schemas.openxmlformats.org/drawingml/2006/main" xmlns:pic="http://schemas.openxmlformats.org/drawingml/2006/picture">
+            <wp:extent cx="4389120" cy="434340"/>
+            <wp:docPr id="115" name="Picture 99"/>
+            <wp:cNvGraphicFramePr>
+              <a:graphicFrameLocks noChangeAspect="1"/>
+            </wp:cNvGraphicFramePr>
+            <a:graphic>
+              <a:graphicData uri="http://schemas.openxmlformats.org/drawingml/2006/picture">
+                <pic:pic>
+                  <pic:nvPicPr>
+                    <pic:cNvPr id="115" name="eq_3.86.png"/>
+                    <pic:cNvPicPr/>
+                  </pic:nvPicPr>
+                  <pic:blipFill>
+                    <a:blip r:embed="rId121"/>
+                    <a:stretch>
+                      <a:fillRect/>
+                    </a:stretch>
+                  </pic:blipFill>
+                  <pic:spPr>
+                    <a:xfrm>
+                      <a:off x="0" y="0"/>
+                      <a:ext cx="4389120" cy="434340"/>
+                    </a:xfrm>
+                    <a:prstGeom prst="rect"/>
+                  </pic:spPr>
+                </pic:pic>
+              </a:graphicData>
+            </a:graphic>
+          </wp:inline>
+        </w:drawing>
+      </w:r>
+    </w:p>
+    <w:p>
+      <w:pPr>
+        <w:spacing w:after="80"/>
+      </w:pPr>
+      <w:r>
+        <w:rPr>
+          <w:rFonts w:ascii="Times New Roman" w:hAnsi="Times New Roman" w:eastAsia="宋体"/>
+        </w:rPr>
+        <w:t>式中 αd0 是基本流量系数，Kd,corr 是修正因子，xv,max 是最大阀芯位移。典型值为 αd0 = 0.65、Kd,corr = 0.32。</w:t>
+      </w:r>
+    </w:p>
+    <w:p>
+      <w:pPr>
+        <w:spacing w:after="80"/>
+        <w:ind w:firstLine="480"/>
+      </w:pPr>
+      <w:r>
+        <w:rPr>
+          <w:rFonts w:ascii="Times New Roman" w:hAnsi="Times New Roman" w:eastAsia="宋体"/>
+        </w:rPr>
+        <w:t>最后，流体通过阀节流孔的广义表达式为：</w:t>
+      </w:r>
+    </w:p>
+    <w:p>
+      <w:pPr>
+        <w:spacing w:before="60" w:after="60"/>
+        <w:jc w:val="center"/>
+      </w:pPr>
+      <w:r>
+        <w:drawing>
+          <wp:inline xmlns:a="http://schemas.openxmlformats.org/drawingml/2006/main" xmlns:pic="http://schemas.openxmlformats.org/drawingml/2006/picture">
+            <wp:extent cx="4389120" cy="228600"/>
+            <wp:docPr id="116" name="Picture 100"/>
+            <wp:cNvGraphicFramePr>
+              <a:graphicFrameLocks noChangeAspect="1"/>
+            </wp:cNvGraphicFramePr>
+            <a:graphic>
+              <a:graphicData uri="http://schemas.openxmlformats.org/drawingml/2006/picture">
+                <pic:pic>
+                  <pic:nvPicPr>
+                    <pic:cNvPr id="116" name="eq_3.87.png"/>
+                    <pic:cNvPicPr/>
+                  </pic:nvPicPr>
+                  <pic:blipFill>
+                    <a:blip r:embed="rId122"/>
+                    <a:stretch>
+                      <a:fillRect/>
+                    </a:stretch>
+                  </pic:blipFill>
+                  <pic:spPr>
+                    <a:xfrm>
+                      <a:off x="0" y="0"/>
+                      <a:ext cx="4389120" cy="228600"/>
+                    </a:xfrm>
+                    <a:prstGeom prst="rect"/>
+                  </pic:spPr>
+                </pic:pic>
+              </a:graphicData>
+            </a:graphic>
+          </wp:inline>
+        </w:drawing>
+      </w:r>
+    </w:p>
+    <w:p>
+      <w:pPr>
+        <w:spacing w:after="80"/>
+      </w:pPr>
+      <w:r>
+        <w:rPr>
+          <w:rFonts w:ascii="Times New Roman" w:hAnsi="Times New Roman" w:eastAsia="宋体"/>
+        </w:rPr>
+        <w:t>式中 A(xv) 是阀节流孔的面积。A(xv) 取决于节流孔几何形状（即节流孔的几何形式和中位类型），不同制造商各异，特别是对比例阀。</w:t>
+      </w:r>
+    </w:p>
+    <w:p>
+      <w:pPr>
+        <w:pStyle w:val="Heading3"/>
+      </w:pPr>
+      <w:r>
+        <w:rPr>
+          <w:rFonts w:ascii="Arial" w:hAnsi="Arial" w:eastAsia="黑体"/>
+          <w:b/>
+          <w:color w:val="000000"/>
+          <w:sz w:val="24"/>
+        </w:rPr>
+        <w:t>3.3.4　本节小结</w:t>
+      </w:r>
+      <w:r>
+        <w:t xml:space="preserve">  </w:t>
+      </w:r>
+      <w:r>
+        <w:rPr>
+          <w:rFonts w:ascii="Arial" w:hAnsi="Arial" w:eastAsia="黑体"/>
+          <w:b w:val="0"/>
+          <w:color w:val="555555"/>
+          <w:sz w:val="19"/>
+        </w:rPr>
+        <w:t>Section Summary</w:t>
+      </w:r>
+    </w:p>
+    <w:p>
+      <w:pPr>
+        <w:spacing w:after="80"/>
+        <w:ind w:firstLine="480"/>
+      </w:pPr>
+      <w:r>
+        <w:rPr>
+          <w:rFonts w:ascii="Times New Roman" w:hAnsi="Times New Roman" w:eastAsia="宋体"/>
+        </w:rPr>
+        <w:t>对 Re &lt; Recrit，节流孔流动为层流，流量与压降直接相关，由式 3.74 给出。在 Recrit 附近，惯性和黏性都很重要。对 Re &gt; Recrit，流动可按湍流处理，由节流孔方程 3.63 描述。通常，节流孔方程 3.63 被用于所有情形，而完全不考虑可能遇到的流动类型。这在大多数情况下是合理的，但在某些情形下可能导致严重误差。αd 的典型且实际的值介于 0.65 与 0.75 之间。</w:t>
+      </w:r>
+    </w:p>
+    <w:p>
+      <w:pPr>
+        <w:spacing w:after="80"/>
+        <w:ind w:firstLine="480"/>
+      </w:pPr>
+      <w:r>
+        <w:rPr>
+          <w:rFonts w:ascii="Times New Roman" w:hAnsi="Times New Roman" w:eastAsia="宋体"/>
+        </w:rPr>
+        <w:t>更实用的方法是应用节流孔方程 3.77，并按式 3.82（或等价的式 3.83）计算流量系数。</w:t>
+      </w:r>
+    </w:p>
+    <w:p>
+      <w:pPr>
+        <w:pStyle w:val="Heading2"/>
+      </w:pPr>
+      <w:r>
+        <w:rPr>
+          <w:rFonts w:ascii="Arial" w:hAnsi="Arial" w:eastAsia="黑体"/>
+          <w:b/>
+          <w:color w:val="000000"/>
+          <w:sz w:val="27"/>
+        </w:rPr>
+        <w:t>3.4　阀口（阀芯）作用力</w:t>
+      </w:r>
+      <w:r>
+        <w:t xml:space="preserve">  </w:t>
+      </w:r>
+      <w:r>
+        <w:rPr>
+          <w:rFonts w:ascii="Arial" w:hAnsi="Arial" w:eastAsia="黑体"/>
+          <w:b w:val="0"/>
+          <w:color w:val="555555"/>
+          <w:sz w:val="20"/>
+        </w:rPr>
+        <w:t>Spool Port Forces</w:t>
+      </w:r>
+    </w:p>
+    <w:p>
+      <w:pPr>
+        <w:spacing w:after="80"/>
+        <w:ind w:firstLine="480"/>
+      </w:pPr>
+      <w:r>
+        <w:rPr>
+          <w:rFonts w:ascii="Times New Roman" w:hAnsi="Times New Roman" w:eastAsia="宋体"/>
+        </w:rPr>
+        <w:t>与流体通过阀口的流动密切相关的是作用在阀芯上的轴向力。这种流动力（flow force）由流动的动量变化引起，原因是进口流和出口流的射流角不同，如图 3.13 所示。</w:t>
+      </w:r>
+    </w:p>
+    <w:p>
+      <w:pPr>
+        <w:spacing w:after="80"/>
+        <w:ind w:firstLine="480"/>
+      </w:pPr>
+      <w:r>
+        <w:rPr>
+          <w:rFonts w:ascii="Times New Roman" w:hAnsi="Times New Roman" w:eastAsia="宋体"/>
+        </w:rPr>
+        <w:t>作用在阀芯上的稳态轴向流动力可按下式计算（Merritt, 1967；Lausch, 1990）：</w:t>
+      </w:r>
+    </w:p>
+    <w:p>
+      <w:pPr>
+        <w:spacing w:before="60" w:after="60"/>
+        <w:jc w:val="center"/>
+      </w:pPr>
+      <w:r>
+        <w:drawing>
+          <wp:inline xmlns:a="http://schemas.openxmlformats.org/drawingml/2006/main" xmlns:pic="http://schemas.openxmlformats.org/drawingml/2006/picture">
+            <wp:extent cx="4398264" cy="201168"/>
+            <wp:docPr id="117" name="Picture 101"/>
+            <wp:cNvGraphicFramePr>
+              <a:graphicFrameLocks noChangeAspect="1"/>
+            </wp:cNvGraphicFramePr>
+            <a:graphic>
+              <a:graphicData uri="http://schemas.openxmlformats.org/drawingml/2006/picture">
+                <pic:pic>
+                  <pic:nvPicPr>
+                    <pic:cNvPr id="117" name="eq_3.88.png"/>
+                    <pic:cNvPicPr/>
+                  </pic:nvPicPr>
+                  <pic:blipFill>
+                    <a:blip r:embed="rId123"/>
+                    <a:stretch>
+                      <a:fillRect/>
+                    </a:stretch>
+                  </pic:blipFill>
+                  <pic:spPr>
+                    <a:xfrm>
+                      <a:off x="0" y="0"/>
+                      <a:ext cx="4398264" cy="201168"/>
+                    </a:xfrm>
+                    <a:prstGeom prst="rect"/>
+                  </pic:spPr>
+                </pic:pic>
+              </a:graphicData>
+            </a:graphic>
+          </wp:inline>
+        </w:drawing>
+      </w:r>
+    </w:p>
+    <w:p>
+      <w:pPr>
+        <w:spacing w:after="80"/>
+      </w:pPr>
+      <w:r>
+        <w:rPr>
+          <w:rFonts w:ascii="Times New Roman" w:hAnsi="Times New Roman" w:eastAsia="宋体"/>
+        </w:rPr>
+        <w:t>射流角 θ 可假设为常数，即 θ ≈ 69°，由此 cosθ = 0.358，这与 von Mises（1917）导出的理论值相符（当阀芯与阀套之间没有径向间隙时）。</w:t>
+      </w:r>
+    </w:p>
+    <w:p>
+      <w:pPr>
+        <w:spacing w:after="80"/>
+        <w:ind w:firstLine="480"/>
+      </w:pPr>
+      <w:r>
+        <w:rPr>
+          <w:rFonts w:ascii="Times New Roman" w:hAnsi="Times New Roman" w:eastAsia="宋体"/>
+        </w:rPr>
+        <w:t>Feigel（1992）提出了以下计算未补偿滑阀稳态流动力的公式：</w:t>
+      </w:r>
+    </w:p>
+    <w:p>
+      <w:pPr>
+        <w:spacing w:before="60" w:after="60"/>
+        <w:jc w:val="center"/>
+      </w:pPr>
+      <w:r>
+        <w:drawing>
+          <wp:inline xmlns:a="http://schemas.openxmlformats.org/drawingml/2006/main" xmlns:pic="http://schemas.openxmlformats.org/drawingml/2006/picture">
+            <wp:extent cx="4398264" cy="224028"/>
+            <wp:docPr id="118" name="Picture 102"/>
+            <wp:cNvGraphicFramePr>
+              <a:graphicFrameLocks noChangeAspect="1"/>
+            </wp:cNvGraphicFramePr>
+            <a:graphic>
+              <a:graphicData uri="http://schemas.openxmlformats.org/drawingml/2006/picture">
+                <pic:pic>
+                  <pic:nvPicPr>
+                    <pic:cNvPr id="118" name="eq_3.89.png"/>
+                    <pic:cNvPicPr/>
+                  </pic:nvPicPr>
+                  <pic:blipFill>
+                    <a:blip r:embed="rId124"/>
+                    <a:stretch>
+                      <a:fillRect/>
+                    </a:stretch>
+                  </pic:blipFill>
+                  <pic:spPr>
+                    <a:xfrm>
+                      <a:off x="0" y="0"/>
+                      <a:ext cx="4398264" cy="224028"/>
+                    </a:xfrm>
+                    <a:prstGeom prst="rect"/>
+                  </pic:spPr>
+                </pic:pic>
+              </a:graphicData>
+            </a:graphic>
+          </wp:inline>
+        </w:drawing>
+      </w:r>
+    </w:p>
+    <w:p>
+      <w:pPr>
+        <w:spacing w:after="80"/>
+      </w:pPr>
+      <w:r>
+        <w:rPr>
+          <w:rFonts w:ascii="Times New Roman" w:hAnsi="Times New Roman" w:eastAsia="宋体"/>
+        </w:rPr>
+        <w:t>其中单边阀 Kf = 0.077 [N·min/(dm³·bar)]，双边阀 Kf = 0.054，四边阀 Kf = 0.109。式 3.89 与式 3.77 联立给出：</w:t>
+      </w:r>
+    </w:p>
+    <w:p>
+      <w:pPr>
+        <w:spacing w:before="60" w:after="60"/>
+        <w:jc w:val="center"/>
+      </w:pPr>
+      <w:r>
+        <w:drawing>
+          <wp:inline xmlns:a="http://schemas.openxmlformats.org/drawingml/2006/main" xmlns:pic="http://schemas.openxmlformats.org/drawingml/2006/picture">
+            <wp:extent cx="4398264" cy="192024"/>
+            <wp:docPr id="119" name="Picture 103"/>
+            <wp:cNvGraphicFramePr>
+              <a:graphicFrameLocks noChangeAspect="1"/>
+            </wp:cNvGraphicFramePr>
+            <a:graphic>
+              <a:graphicData uri="http://schemas.openxmlformats.org/drawingml/2006/picture">
+                <pic:pic>
+                  <pic:nvPicPr>
+                    <pic:cNvPr id="119" name="eq_3.90.png"/>
+                    <pic:cNvPicPr/>
+                  </pic:nvPicPr>
+                  <pic:blipFill>
+                    <a:blip r:embed="rId125"/>
+                    <a:stretch>
+                      <a:fillRect/>
+                    </a:stretch>
+                  </pic:blipFill>
+                  <pic:spPr>
+                    <a:xfrm>
+                      <a:off x="0" y="0"/>
+                      <a:ext cx="4398264" cy="192024"/>
+                    </a:xfrm>
+                    <a:prstGeom prst="rect"/>
+                  </pic:spPr>
+                </pic:pic>
+              </a:graphicData>
+            </a:graphic>
+          </wp:inline>
+        </w:drawing>
+      </w:r>
+    </w:p>
+    <w:p>
+      <w:pPr>
+        <w:spacing w:after="80"/>
+        <w:ind w:firstLine="480"/>
+      </w:pPr>
+      <w:r>
+        <w:rPr>
+          <w:rFonts w:ascii="Times New Roman" w:hAnsi="Times New Roman" w:eastAsia="宋体"/>
+        </w:rPr>
+        <w:t>迄今为止讨论的仅是稳态流动力。如果阀腔中的流体团被加速，则会产生一个作用在阀芯凸肩端面上的力。动态流动力的大小由牛顿第二定律给出：</w:t>
+      </w:r>
+    </w:p>
+    <w:p>
+      <w:pPr>
+        <w:spacing w:before="60" w:after="60"/>
+        <w:jc w:val="center"/>
+      </w:pPr>
+      <w:r>
+        <w:drawing>
+          <wp:inline xmlns:a="http://schemas.openxmlformats.org/drawingml/2006/main" xmlns:pic="http://schemas.openxmlformats.org/drawingml/2006/picture">
+            <wp:extent cx="4398264" cy="192024"/>
+            <wp:docPr id="120" name="Picture 104"/>
+            <wp:cNvGraphicFramePr>
+              <a:graphicFrameLocks noChangeAspect="1"/>
+            </wp:cNvGraphicFramePr>
+            <a:graphic>
+              <a:graphicData uri="http://schemas.openxmlformats.org/drawingml/2006/picture">
+                <pic:pic>
+                  <pic:nvPicPr>
+                    <pic:cNvPr id="120" name="eq_3.91.png"/>
+                    <pic:cNvPicPr/>
+                  </pic:nvPicPr>
+                  <pic:blipFill>
+                    <a:blip r:embed="rId126"/>
+                    <a:stretch>
+                      <a:fillRect/>
+                    </a:stretch>
+                  </pic:blipFill>
+                  <pic:spPr>
+                    <a:xfrm>
+                      <a:off x="0" y="0"/>
+                      <a:ext cx="4398264" cy="192024"/>
+                    </a:xfrm>
+                    <a:prstGeom prst="rect"/>
+                  </pic:spPr>
+                </pic:pic>
+              </a:graphicData>
+            </a:graphic>
+          </wp:inline>
+        </w:drawing>
+      </w:r>
+    </w:p>
+    <w:p>
+      <w:pPr>
+        <w:spacing w:after="80"/>
+      </w:pPr>
+      <w:r>
+        <w:rPr>
+          <w:rFonts w:ascii="Times New Roman" w:hAnsi="Times New Roman" w:eastAsia="宋体"/>
+        </w:rPr>
+        <w:t>利用式 3.77，动态流动力变为：</w:t>
+      </w:r>
+    </w:p>
+    <w:p>
+      <w:pPr>
+        <w:spacing w:before="60" w:after="60"/>
+        <w:jc w:val="center"/>
+      </w:pPr>
+      <w:r>
+        <w:drawing>
+          <wp:inline xmlns:a="http://schemas.openxmlformats.org/drawingml/2006/main" xmlns:pic="http://schemas.openxmlformats.org/drawingml/2006/picture">
+            <wp:extent cx="4398264" cy="374904"/>
+            <wp:docPr id="121" name="Picture 105"/>
+            <wp:cNvGraphicFramePr>
+              <a:graphicFrameLocks noChangeAspect="1"/>
+            </wp:cNvGraphicFramePr>
+            <a:graphic>
+              <a:graphicData uri="http://schemas.openxmlformats.org/drawingml/2006/picture">
+                <pic:pic>
+                  <pic:nvPicPr>
+                    <pic:cNvPr id="121" name="eq_3.92.png"/>
+                    <pic:cNvPicPr/>
+                  </pic:nvPicPr>
+                  <pic:blipFill>
+                    <a:blip r:embed="rId127"/>
+                    <a:stretch>
+                      <a:fillRect/>
+                    </a:stretch>
+                  </pic:blipFill>
+                  <pic:spPr>
+                    <a:xfrm>
+                      <a:off x="0" y="0"/>
+                      <a:ext cx="4398264" cy="374904"/>
+                    </a:xfrm>
+                    <a:prstGeom prst="rect"/>
+                  </pic:spPr>
+                </pic:pic>
+              </a:graphicData>
+            </a:graphic>
+          </wp:inline>
+        </w:drawing>
+      </w:r>
+    </w:p>
+    <w:p>
+      <w:pPr>
+        <w:spacing w:after="80"/>
+      </w:pPr>
+      <w:r>
+        <w:rPr>
+          <w:rFonts w:ascii="Times New Roman" w:hAnsi="Times New Roman" w:eastAsia="宋体"/>
+        </w:rPr>
+        <w:t>因此，动态流动力与阀芯速度和压力变化成正比。速度项更为重要，因为它表示一个阻尼力；压力变化率项通常被忽略。</w:t>
+      </w:r>
+    </w:p>
+    <w:p>
+      <w:pPr>
+        <w:spacing w:after="80"/>
+        <w:ind w:firstLine="480"/>
+      </w:pPr>
+      <w:r>
+        <w:rPr>
+          <w:rFonts w:ascii="Times New Roman" w:hAnsi="Times New Roman" w:eastAsia="宋体"/>
+        </w:rPr>
+        <w:t>实践中，轴向阀芯力对阀制造商似乎并不起任何重要作用。尽管已研究了若干减小或消除这些力的补偿技术（见 Merritt, 1967 和 Feigel, 1992），但没有一种被实践者广泛接受。该问题的实际解决方案是使用两级伺服阀，其中先导级（通常是喷嘴挡板阀，flapper-nozzle valve）提供适当的力来推动主级滑阀。</w:t>
+      </w:r>
+    </w:p>
+    <w:p>
+      <w:pPr>
+        <w:pStyle w:val="Heading2"/>
+      </w:pPr>
+      <w:r>
+        <w:rPr>
+          <w:rFonts w:ascii="Arial" w:hAnsi="Arial" w:eastAsia="黑体"/>
+          <w:b/>
+          <w:color w:val="000000"/>
+          <w:sz w:val="27"/>
+        </w:rPr>
+        <w:t>3.5　电液类比</w:t>
+      </w:r>
+      <w:r>
+        <w:t xml:space="preserve">  </w:t>
+      </w:r>
+      <w:r>
+        <w:rPr>
+          <w:rFonts w:ascii="Arial" w:hAnsi="Arial" w:eastAsia="黑体"/>
+          <w:b w:val="0"/>
+          <w:color w:val="555555"/>
+          <w:sz w:val="20"/>
+        </w:rPr>
+        <w:t>Electro-hydraulic Analogy</w:t>
+      </w:r>
+    </w:p>
+    <w:p>
+      <w:pPr>
+        <w:spacing w:after="80"/>
+        <w:ind w:firstLine="480"/>
+      </w:pPr>
+      <w:r>
+        <w:rPr>
+          <w:rFonts w:ascii="Times New Roman" w:hAnsi="Times New Roman" w:eastAsia="宋体"/>
+        </w:rPr>
+        <w:t>电液类比的原理总结于图 3.14。</w:t>
+      </w:r>
+    </w:p>
+    <w:p>
+      <w:pPr>
+        <w:spacing w:before="120"/>
+        <w:jc w:val="center"/>
+      </w:pPr>
+      <w:r>
+        <w:drawing>
+          <wp:inline xmlns:a="http://schemas.openxmlformats.org/drawingml/2006/main" xmlns:pic="http://schemas.openxmlformats.org/drawingml/2006/picture">
+            <wp:extent cx="4500000" cy="1947071"/>
+            <wp:docPr id="122" name="Picture 106"/>
+            <wp:cNvGraphicFramePr>
+              <a:graphicFrameLocks noChangeAspect="1"/>
+            </wp:cNvGraphicFramePr>
+            <a:graphic>
+              <a:graphicData uri="http://schemas.openxmlformats.org/drawingml/2006/picture">
+                <pic:pic>
+                  <pic:nvPicPr>
+                    <pic:cNvPr id="122" name="fig_3.14.png"/>
+                    <pic:cNvPicPr/>
+                  </pic:nvPicPr>
+                  <pic:blipFill>
+                    <a:blip r:embed="rId128"/>
+                    <a:stretch>
+                      <a:fillRect/>
+                    </a:stretch>
+                  </pic:blipFill>
+                  <pic:spPr>
+                    <a:xfrm>
+                      <a:off x="0" y="0"/>
+                      <a:ext cx="4500000" cy="1947071"/>
+                    </a:xfrm>
+                    <a:prstGeom prst="rect"/>
+                  </pic:spPr>
+                </pic:pic>
+              </a:graphicData>
+            </a:graphic>
+          </wp:inline>
+        </w:drawing>
+      </w:r>
+    </w:p>
+    <w:p>
+      <w:pPr>
+        <w:spacing w:after="200"/>
+        <w:jc w:val="center"/>
+      </w:pPr>
+      <w:r>
+        <w:rPr>
+          <w:rFonts w:ascii="Times New Roman" w:hAnsi="Times New Roman" w:eastAsia="宋体"/>
+          <w:b/>
+          <w:sz w:val="21"/>
+        </w:rPr>
+        <w:t>图 3.14　(a) 电系统与 (b) 液压系统中各变量之间的关系（Beater, 1999）</w:t>
+      </w:r>
+      <w:r>
+        <w:rPr>
+          <w:rFonts w:ascii="Times New Roman" w:hAnsi="Times New Roman" w:eastAsia="宋体"/>
+          <w:i/>
+          <w:color w:val="666666"/>
+          <w:sz w:val="18"/>
+        </w:rPr>
+        <w:br/>
+        <w:t>(Figure 3.14. Relationships between variables in (a) electrical and (b) hydraulic systems (Beater, 1999))</w:t>
+      </w:r>
+    </w:p>
+    <w:p>
+      <w:pPr>
+        <w:pStyle w:val="Heading3"/>
+      </w:pPr>
+      <w:r>
+        <w:rPr>
+          <w:rFonts w:ascii="Arial" w:hAnsi="Arial" w:eastAsia="黑体"/>
+          <w:b/>
+          <w:color w:val="000000"/>
+          <w:sz w:val="24"/>
+        </w:rPr>
+        <w:t>3.5.1　液压电容</w:t>
+      </w:r>
+      <w:r>
+        <w:t xml:space="preserve">  </w:t>
+      </w:r>
+      <w:r>
+        <w:rPr>
+          <w:rFonts w:ascii="Arial" w:hAnsi="Arial" w:eastAsia="黑体"/>
+          <w:b w:val="0"/>
+          <w:color w:val="555555"/>
+          <w:sz w:val="19"/>
+        </w:rPr>
+        <w:t>Hydraulic Capacitance</w:t>
+      </w:r>
+    </w:p>
+    <w:p>
+      <w:pPr>
+        <w:spacing w:after="80"/>
+        <w:ind w:firstLine="480"/>
+      </w:pPr>
+      <w:r>
+        <w:rPr>
+          <w:rFonts w:ascii="Times New Roman" w:hAnsi="Times New Roman" w:eastAsia="宋体"/>
+        </w:rPr>
+        <w:t>式 3.35 可写为：</w:t>
+      </w:r>
+    </w:p>
+    <w:p>
+      <w:pPr>
+        <w:spacing w:before="60" w:after="60"/>
+        <w:jc w:val="center"/>
+      </w:pPr>
+      <w:r>
+        <w:drawing>
+          <wp:inline xmlns:a="http://schemas.openxmlformats.org/drawingml/2006/main" xmlns:pic="http://schemas.openxmlformats.org/drawingml/2006/picture">
+            <wp:extent cx="4407408" cy="342900"/>
+            <wp:docPr id="123" name="Picture 107"/>
+            <wp:cNvGraphicFramePr>
+              <a:graphicFrameLocks noChangeAspect="1"/>
+            </wp:cNvGraphicFramePr>
+            <a:graphic>
+              <a:graphicData uri="http://schemas.openxmlformats.org/drawingml/2006/picture">
+                <pic:pic>
+                  <pic:nvPicPr>
+                    <pic:cNvPr id="123" name="eq_3.93.png"/>
+                    <pic:cNvPicPr/>
+                  </pic:nvPicPr>
+                  <pic:blipFill>
+                    <a:blip r:embed="rId129"/>
+                    <a:stretch>
+                      <a:fillRect/>
+                    </a:stretch>
+                  </pic:blipFill>
+                  <pic:spPr>
+                    <a:xfrm>
+                      <a:off x="0" y="0"/>
+                      <a:ext cx="4407408" cy="342900"/>
+                    </a:xfrm>
+                    <a:prstGeom prst="rect"/>
+                  </pic:spPr>
+                </pic:pic>
+              </a:graphicData>
+            </a:graphic>
+          </wp:inline>
+        </w:drawing>
+      </w:r>
+    </w:p>
+    <w:p>
+      <w:pPr>
+        <w:spacing w:after="80"/>
+      </w:pPr>
+      <w:r>
+        <w:rPr>
+          <w:rFonts w:ascii="Times New Roman" w:hAnsi="Times New Roman" w:eastAsia="宋体"/>
+        </w:rPr>
+        <w:t>比例因子</w:t>
+      </w:r>
+    </w:p>
+    <w:p>
+      <w:pPr>
+        <w:spacing w:before="60" w:after="60"/>
+        <w:jc w:val="center"/>
+      </w:pPr>
+      <w:r>
+        <w:drawing>
+          <wp:inline xmlns:a="http://schemas.openxmlformats.org/drawingml/2006/main" xmlns:pic="http://schemas.openxmlformats.org/drawingml/2006/picture">
+            <wp:extent cx="4407408" cy="411480"/>
+            <wp:docPr id="124" name="Picture 108"/>
+            <wp:cNvGraphicFramePr>
+              <a:graphicFrameLocks noChangeAspect="1"/>
+            </wp:cNvGraphicFramePr>
+            <a:graphic>
+              <a:graphicData uri="http://schemas.openxmlformats.org/drawingml/2006/picture">
+                <pic:pic>
+                  <pic:nvPicPr>
+                    <pic:cNvPr id="124" name="eq_3.94.png"/>
+                    <pic:cNvPicPr/>
+                  </pic:nvPicPr>
+                  <pic:blipFill>
+                    <a:blip r:embed="rId130"/>
+                    <a:stretch>
+                      <a:fillRect/>
+                    </a:stretch>
+                  </pic:blipFill>
+                  <pic:spPr>
+                    <a:xfrm>
+                      <a:off x="0" y="0"/>
+                      <a:ext cx="4407408" cy="411480"/>
+                    </a:xfrm>
+                    <a:prstGeom prst="rect"/>
+                  </pic:spPr>
+                </pic:pic>
+              </a:graphicData>
+            </a:graphic>
+          </wp:inline>
+        </w:drawing>
+      </w:r>
+    </w:p>
+    <w:p>
+      <w:pPr>
+        <w:spacing w:after="80"/>
+      </w:pPr>
+      <w:r>
+        <w:rPr>
+          <w:rFonts w:ascii="Times New Roman" w:hAnsi="Times New Roman" w:eastAsia="宋体"/>
+        </w:rPr>
+        <w:t>称为液压电容（hydraulic capacitance），类比于电路中电容器的电容。</w:t>
+      </w:r>
+    </w:p>
+    <w:p>
+      <w:pPr>
+        <w:pStyle w:val="Heading3"/>
+      </w:pPr>
+      <w:r>
+        <w:rPr>
+          <w:rFonts w:ascii="Arial" w:hAnsi="Arial" w:eastAsia="黑体"/>
+          <w:b/>
+          <w:color w:val="000000"/>
+          <w:sz w:val="24"/>
+        </w:rPr>
+        <w:t>3.5.2　液压电阻</w:t>
+      </w:r>
+      <w:r>
+        <w:t xml:space="preserve">  </w:t>
+      </w:r>
+      <w:r>
+        <w:rPr>
+          <w:rFonts w:ascii="Arial" w:hAnsi="Arial" w:eastAsia="黑体"/>
+          <w:b w:val="0"/>
+          <w:color w:val="555555"/>
+          <w:sz w:val="19"/>
+        </w:rPr>
+        <w:t>Hydraulic Resistance</w:t>
+      </w:r>
+    </w:p>
+    <w:p>
+      <w:pPr>
+        <w:spacing w:after="80"/>
+        <w:ind w:firstLine="480"/>
+      </w:pPr>
+      <w:r>
+        <w:rPr>
+          <w:rFonts w:ascii="Times New Roman" w:hAnsi="Times New Roman" w:eastAsia="宋体"/>
+        </w:rPr>
+        <w:t>层流的液压电阻 Rh,L 例如可由哈根-泊肃叶方程 3.57 确定：</w:t>
+      </w:r>
+    </w:p>
+    <w:p>
+      <w:pPr>
+        <w:spacing w:before="60" w:after="60"/>
+        <w:jc w:val="center"/>
+      </w:pPr>
+      <w:r>
+        <w:drawing>
+          <wp:inline xmlns:a="http://schemas.openxmlformats.org/drawingml/2006/main" xmlns:pic="http://schemas.openxmlformats.org/drawingml/2006/picture">
+            <wp:extent cx="4389120" cy="365760"/>
+            <wp:docPr id="125" name="Picture 109"/>
+            <wp:cNvGraphicFramePr>
+              <a:graphicFrameLocks noChangeAspect="1"/>
+            </wp:cNvGraphicFramePr>
+            <a:graphic>
+              <a:graphicData uri="http://schemas.openxmlformats.org/drawingml/2006/picture">
+                <pic:pic>
+                  <pic:nvPicPr>
+                    <pic:cNvPr id="125" name="eq_3.95.png"/>
+                    <pic:cNvPicPr/>
+                  </pic:nvPicPr>
+                  <pic:blipFill>
+                    <a:blip r:embed="rId131"/>
+                    <a:stretch>
+                      <a:fillRect/>
+                    </a:stretch>
+                  </pic:blipFill>
+                  <pic:spPr>
+                    <a:xfrm>
+                      <a:off x="0" y="0"/>
+                      <a:ext cx="4389120" cy="365760"/>
+                    </a:xfrm>
+                    <a:prstGeom prst="rect"/>
+                  </pic:spPr>
+                </pic:pic>
+              </a:graphicData>
+            </a:graphic>
+          </wp:inline>
+        </w:drawing>
+      </w:r>
+    </w:p>
+    <w:p>
+      <w:pPr>
+        <w:spacing w:after="80"/>
+      </w:pPr>
+      <w:r>
+        <w:rPr>
+          <w:rFonts w:ascii="Times New Roman" w:hAnsi="Times New Roman" w:eastAsia="宋体"/>
+        </w:rPr>
+        <w:t>对半径 R、长度 l 的圆柱形管道，式 3.95 给出：</w:t>
+      </w:r>
+    </w:p>
+    <w:p>
+      <w:pPr>
+        <w:spacing w:before="60" w:after="60"/>
+        <w:jc w:val="center"/>
+      </w:pPr>
+      <w:r>
+        <w:drawing>
+          <wp:inline xmlns:a="http://schemas.openxmlformats.org/drawingml/2006/main" xmlns:pic="http://schemas.openxmlformats.org/drawingml/2006/picture">
+            <wp:extent cx="4389120" cy="361188"/>
+            <wp:docPr id="126" name="Picture 110"/>
+            <wp:cNvGraphicFramePr>
+              <a:graphicFrameLocks noChangeAspect="1"/>
+            </wp:cNvGraphicFramePr>
+            <a:graphic>
+              <a:graphicData uri="http://schemas.openxmlformats.org/drawingml/2006/picture">
+                <pic:pic>
+                  <pic:nvPicPr>
+                    <pic:cNvPr id="126" name="eq_3.96.png"/>
+                    <pic:cNvPicPr/>
+                  </pic:nvPicPr>
+                  <pic:blipFill>
+                    <a:blip r:embed="rId132"/>
+                    <a:stretch>
+                      <a:fillRect/>
+                    </a:stretch>
+                  </pic:blipFill>
+                  <pic:spPr>
+                    <a:xfrm>
+                      <a:off x="0" y="0"/>
+                      <a:ext cx="4389120" cy="361188"/>
+                    </a:xfrm>
+                    <a:prstGeom prst="rect"/>
+                  </pic:spPr>
+                </pic:pic>
+              </a:graphicData>
+            </a:graphic>
+          </wp:inline>
+        </w:drawing>
+      </w:r>
+    </w:p>
+    <w:p>
+      <w:pPr>
+        <w:spacing w:after="80"/>
+      </w:pPr>
+      <w:r>
+        <w:rPr>
+          <w:rFonts w:ascii="Times New Roman" w:hAnsi="Times New Roman" w:eastAsia="宋体"/>
+        </w:rPr>
+        <w:t>由于在此情形下压降与流量直接成正比，由该方程给出的电阻称为对运动的线性电阻（linear resistance）。</w:t>
+      </w:r>
+    </w:p>
+    <w:p>
+      <w:pPr>
+        <w:spacing w:after="80"/>
+        <w:ind w:firstLine="480"/>
+      </w:pPr>
+      <w:r>
+        <w:rPr>
+          <w:rFonts w:ascii="Times New Roman" w:hAnsi="Times New Roman" w:eastAsia="宋体"/>
+        </w:rPr>
+        <w:t>然而一般而言，液压电阻对运动是非线性的，例如由于式 3.63 中的平方根函数，该式可重排为：</w:t>
+      </w:r>
+    </w:p>
+    <w:p>
+      <w:pPr>
+        <w:spacing w:before="60" w:after="60"/>
+        <w:jc w:val="center"/>
+      </w:pPr>
+      <w:r>
+        <w:drawing>
+          <wp:inline xmlns:a="http://schemas.openxmlformats.org/drawingml/2006/main" xmlns:pic="http://schemas.openxmlformats.org/drawingml/2006/picture">
+            <wp:extent cx="4389120" cy="347472"/>
+            <wp:docPr id="127" name="Picture 111"/>
+            <wp:cNvGraphicFramePr>
+              <a:graphicFrameLocks noChangeAspect="1"/>
+            </wp:cNvGraphicFramePr>
+            <a:graphic>
+              <a:graphicData uri="http://schemas.openxmlformats.org/drawingml/2006/picture">
+                <pic:pic>
+                  <pic:nvPicPr>
+                    <pic:cNvPr id="127" name="eq_3.97.png"/>
+                    <pic:cNvPicPr/>
+                  </pic:nvPicPr>
+                  <pic:blipFill>
+                    <a:blip r:embed="rId133"/>
+                    <a:stretch>
+                      <a:fillRect/>
+                    </a:stretch>
+                  </pic:blipFill>
+                  <pic:spPr>
+                    <a:xfrm>
+                      <a:off x="0" y="0"/>
+                      <a:ext cx="4389120" cy="347472"/>
+                    </a:xfrm>
+                    <a:prstGeom prst="rect"/>
+                  </pic:spPr>
+                </pic:pic>
+              </a:graphicData>
+            </a:graphic>
+          </wp:inline>
+        </w:drawing>
+      </w:r>
+    </w:p>
+    <w:p>
+      <w:pPr>
+        <w:spacing w:after="80"/>
+      </w:pPr>
+      <w:r>
+        <w:rPr>
+          <w:rFonts w:ascii="Times New Roman" w:hAnsi="Times New Roman" w:eastAsia="宋体"/>
+        </w:rPr>
+        <w:t>或由式 3.77：</w:t>
+      </w:r>
+    </w:p>
+    <w:p>
+      <w:pPr>
+        <w:spacing w:before="60" w:after="60"/>
+        <w:jc w:val="center"/>
+      </w:pPr>
+      <w:r>
+        <w:drawing>
+          <wp:inline xmlns:a="http://schemas.openxmlformats.org/drawingml/2006/main" xmlns:pic="http://schemas.openxmlformats.org/drawingml/2006/picture">
+            <wp:extent cx="4389120" cy="361188"/>
+            <wp:docPr id="128" name="Picture 112"/>
+            <wp:cNvGraphicFramePr>
+              <a:graphicFrameLocks noChangeAspect="1"/>
+            </wp:cNvGraphicFramePr>
+            <a:graphic>
+              <a:graphicData uri="http://schemas.openxmlformats.org/drawingml/2006/picture">
+                <pic:pic>
+                  <pic:nvPicPr>
+                    <pic:cNvPr id="128" name="eq_3.98.png"/>
+                    <pic:cNvPicPr/>
+                  </pic:nvPicPr>
+                  <pic:blipFill>
+                    <a:blip r:embed="rId134"/>
+                    <a:stretch>
+                      <a:fillRect/>
+                    </a:stretch>
+                  </pic:blipFill>
+                  <pic:spPr>
+                    <a:xfrm>
+                      <a:off x="0" y="0"/>
+                      <a:ext cx="4389120" cy="361188"/>
+                    </a:xfrm>
+                    <a:prstGeom prst="rect"/>
+                  </pic:spPr>
+                </pic:pic>
+              </a:graphicData>
+            </a:graphic>
+          </wp:inline>
+        </w:drawing>
+      </w:r>
+    </w:p>
+    <w:p>
+      <w:pPr>
+        <w:spacing w:after="80"/>
+      </w:pPr>
+      <w:r>
+        <w:rPr>
+          <w:rFonts w:ascii="Times New Roman" w:hAnsi="Times New Roman" w:eastAsia="宋体"/>
+        </w:rPr>
+        <w:t>实践中，更可取的是使用对所讨论实际阀测量得到的 Δp–Q 特性（或流量-压力函数）。标准化阀的制造商通常在其样本中给出该特性。</w:t>
+      </w:r>
+    </w:p>
+    <w:p>
+      <w:pPr>
+        <w:pStyle w:val="Heading3"/>
+      </w:pPr>
+      <w:r>
+        <w:rPr>
+          <w:rFonts w:ascii="Arial" w:hAnsi="Arial" w:eastAsia="黑体"/>
+          <w:b/>
+          <w:color w:val="000000"/>
+          <w:sz w:val="24"/>
+        </w:rPr>
+        <w:t>3.5.3　液压电感</w:t>
+      </w:r>
+      <w:r>
+        <w:t xml:space="preserve">  </w:t>
+      </w:r>
+      <w:r>
+        <w:rPr>
+          <w:rFonts w:ascii="Arial" w:hAnsi="Arial" w:eastAsia="黑体"/>
+          <w:b w:val="0"/>
+          <w:color w:val="555555"/>
+          <w:sz w:val="19"/>
+        </w:rPr>
+        <w:t>Hydraulic Inductance</w:t>
+      </w:r>
+    </w:p>
+    <w:p>
+      <w:pPr>
+        <w:spacing w:after="80"/>
+        <w:ind w:firstLine="480"/>
+      </w:pPr>
+      <w:r>
+        <w:rPr>
+          <w:rFonts w:ascii="Times New Roman" w:hAnsi="Times New Roman" w:eastAsia="宋体"/>
+        </w:rPr>
+        <w:t>把牛顿定律</w:t>
+      </w:r>
+    </w:p>
+    <w:p>
+      <w:pPr>
+        <w:spacing w:before="60" w:after="60"/>
+        <w:jc w:val="center"/>
+      </w:pPr>
+      <w:r>
+        <w:drawing>
+          <wp:inline xmlns:a="http://schemas.openxmlformats.org/drawingml/2006/main" xmlns:pic="http://schemas.openxmlformats.org/drawingml/2006/picture">
+            <wp:extent cx="4389120" cy="182880"/>
+            <wp:docPr id="129" name="Picture 113"/>
+            <wp:cNvGraphicFramePr>
+              <a:graphicFrameLocks noChangeAspect="1"/>
+            </wp:cNvGraphicFramePr>
+            <a:graphic>
+              <a:graphicData uri="http://schemas.openxmlformats.org/drawingml/2006/picture">
+                <pic:pic>
+                  <pic:nvPicPr>
+                    <pic:cNvPr id="129" name="eq_3.99.png"/>
+                    <pic:cNvPicPr/>
+                  </pic:nvPicPr>
+                  <pic:blipFill>
+                    <a:blip r:embed="rId135"/>
+                    <a:stretch>
+                      <a:fillRect/>
+                    </a:stretch>
+                  </pic:blipFill>
+                  <pic:spPr>
+                    <a:xfrm>
+                      <a:off x="0" y="0"/>
+                      <a:ext cx="4389120" cy="182880"/>
+                    </a:xfrm>
+                    <a:prstGeom prst="rect"/>
+                  </pic:spPr>
+                </pic:pic>
+              </a:graphicData>
+            </a:graphic>
+          </wp:inline>
+        </w:drawing>
+      </w:r>
+    </w:p>
+    <w:p>
+      <w:pPr>
+        <w:spacing w:after="80"/>
+      </w:pPr>
+      <w:r>
+        <w:rPr>
+          <w:rFonts w:ascii="Times New Roman" w:hAnsi="Times New Roman" w:eastAsia="宋体"/>
+        </w:rPr>
+        <w:t>连续性方程</w:t>
+      </w:r>
+    </w:p>
+    <w:p>
+      <w:pPr>
+        <w:spacing w:before="60" w:after="60"/>
+        <w:jc w:val="center"/>
+      </w:pPr>
+      <w:r>
+        <w:drawing>
+          <wp:inline xmlns:a="http://schemas.openxmlformats.org/drawingml/2006/main" xmlns:pic="http://schemas.openxmlformats.org/drawingml/2006/picture">
+            <wp:extent cx="4389120" cy="356616"/>
+            <wp:docPr id="130" name="Picture 114"/>
+            <wp:cNvGraphicFramePr>
+              <a:graphicFrameLocks noChangeAspect="1"/>
+            </wp:cNvGraphicFramePr>
+            <a:graphic>
+              <a:graphicData uri="http://schemas.openxmlformats.org/drawingml/2006/picture">
+                <pic:pic>
+                  <pic:nvPicPr>
+                    <pic:cNvPr id="130" name="eq_3.100.png"/>
+                    <pic:cNvPicPr/>
+                  </pic:nvPicPr>
+                  <pic:blipFill>
+                    <a:blip r:embed="rId136"/>
+                    <a:stretch>
+                      <a:fillRect/>
+                    </a:stretch>
+                  </pic:blipFill>
+                  <pic:spPr>
+                    <a:xfrm>
+                      <a:off x="0" y="0"/>
+                      <a:ext cx="4389120" cy="356616"/>
+                    </a:xfrm>
+                    <a:prstGeom prst="rect"/>
+                  </pic:spPr>
+                </pic:pic>
+              </a:graphicData>
+            </a:graphic>
+          </wp:inline>
+        </w:drawing>
+      </w:r>
+    </w:p>
+    <w:p>
+      <w:pPr>
+        <w:spacing w:after="80"/>
+      </w:pPr>
+      <w:r>
+        <w:rPr>
+          <w:rFonts w:ascii="Times New Roman" w:hAnsi="Times New Roman" w:eastAsia="宋体"/>
+        </w:rPr>
+        <w:t>与</w:t>
+      </w:r>
+    </w:p>
+    <w:p>
+      <w:pPr>
+        <w:spacing w:before="60" w:after="60"/>
+        <w:jc w:val="center"/>
+      </w:pPr>
+      <w:r>
+        <w:drawing>
+          <wp:inline xmlns:a="http://schemas.openxmlformats.org/drawingml/2006/main" xmlns:pic="http://schemas.openxmlformats.org/drawingml/2006/picture">
+            <wp:extent cx="4389120" cy="178308"/>
+            <wp:docPr id="131" name="Picture 115"/>
+            <wp:cNvGraphicFramePr>
+              <a:graphicFrameLocks noChangeAspect="1"/>
+            </wp:cNvGraphicFramePr>
+            <a:graphic>
+              <a:graphicData uri="http://schemas.openxmlformats.org/drawingml/2006/picture">
+                <pic:pic>
+                  <pic:nvPicPr>
+                    <pic:cNvPr id="131" name="eq_3.101.png"/>
+                    <pic:cNvPicPr/>
+                  </pic:nvPicPr>
+                  <pic:blipFill>
+                    <a:blip r:embed="rId137"/>
+                    <a:stretch>
+                      <a:fillRect/>
+                    </a:stretch>
+                  </pic:blipFill>
+                  <pic:spPr>
+                    <a:xfrm>
+                      <a:off x="0" y="0"/>
+                      <a:ext cx="4389120" cy="178308"/>
+                    </a:xfrm>
+                    <a:prstGeom prst="rect"/>
+                  </pic:spPr>
+                </pic:pic>
+              </a:graphicData>
+            </a:graphic>
+          </wp:inline>
+        </w:drawing>
+      </w:r>
+    </w:p>
+    <w:p>
+      <w:pPr>
+        <w:spacing w:after="80"/>
+      </w:pPr>
+      <w:r>
+        <w:rPr>
+          <w:rFonts w:ascii="Times New Roman" w:hAnsi="Times New Roman" w:eastAsia="宋体"/>
+        </w:rPr>
+        <w:t>联立，导出液压电感（hydraulic inductance）：</w:t>
+      </w:r>
+    </w:p>
+    <w:p>
+      <w:pPr>
+        <w:spacing w:before="60" w:after="60"/>
+        <w:jc w:val="center"/>
+      </w:pPr>
+      <w:r>
+        <w:drawing>
+          <wp:inline xmlns:a="http://schemas.openxmlformats.org/drawingml/2006/main" xmlns:pic="http://schemas.openxmlformats.org/drawingml/2006/picture">
+            <wp:extent cx="4389120" cy="361188"/>
+            <wp:docPr id="132" name="Picture 116"/>
+            <wp:cNvGraphicFramePr>
+              <a:graphicFrameLocks noChangeAspect="1"/>
+            </wp:cNvGraphicFramePr>
+            <a:graphic>
+              <a:graphicData uri="http://schemas.openxmlformats.org/drawingml/2006/picture">
+                <pic:pic>
+                  <pic:nvPicPr>
+                    <pic:cNvPr id="132" name="eq_3.102.png"/>
+                    <pic:cNvPicPr/>
+                  </pic:nvPicPr>
+                  <pic:blipFill>
+                    <a:blip r:embed="rId138"/>
+                    <a:stretch>
+                      <a:fillRect/>
+                    </a:stretch>
+                  </pic:blipFill>
+                  <pic:spPr>
+                    <a:xfrm>
+                      <a:off x="0" y="0"/>
+                      <a:ext cx="4389120" cy="361188"/>
+                    </a:xfrm>
+                    <a:prstGeom prst="rect"/>
+                  </pic:spPr>
+                </pic:pic>
+              </a:graphicData>
+            </a:graphic>
+          </wp:inline>
+        </w:drawing>
       </w:r>
     </w:p>
     <w:sectPr>
